--- a/manual_usuario_mongodb.docx
+++ b/manual_usuario_mongodb.docx
@@ -1282,7 +1282,7 @@
               </wp:anchor>
             </w:drawing>
           </mc:Choice>
-          <mc:Fallback xmlns:cx="http://schemas.microsoft.com/office/drawing/2014/chartex" xmlns:cx1="http://schemas.microsoft.com/office/drawing/2015/9/8/chartex" xmlns:cx2="http://schemas.microsoft.com/office/drawing/2015/10/21/chartex" xmlns:cx3="http://schemas.microsoft.com/office/drawing/2016/5/9/chartex" xmlns:cx4="http://schemas.microsoft.com/office/drawing/2016/5/10/chartex" xmlns:cx5="http://schemas.microsoft.com/office/drawing/2016/5/11/chartex" xmlns:cx6="http://schemas.microsoft.com/office/drawing/2016/5/12/chartex" xmlns:cx7="http://schemas.microsoft.com/office/drawing/2016/5/13/chartex" xmlns:cx8="http://schemas.microsoft.com/office/drawing/2016/5/14/chartex" xmlns:aink="http://schemas.microsoft.com/office/drawing/2016/ink" xmlns:am3d="http://schemas.microsoft.com/office/drawing/2017/model3d" xmlns:oel="http://schemas.microsoft.com/office/2019/extlst" xmlns:w15="http://schemas.microsoft.com/office/word/2012/wordml" xmlns:w16cex="http://schemas.microsoft.com/office/word/2018/wordml/cex" xmlns:w16cid="http://schemas.microsoft.com/office/word/2016/wordml/cid" xmlns:w16="http://schemas.microsoft.com/office/word/2018/wordml" xmlns:w16du="http://schemas.microsoft.com/office/word/2023/wordml/word16du" xmlns:w16sdtdh="http://schemas.microsoft.com/office/word/2020/wordml/sdtdatahash" xmlns:w16sdtfl="http://schemas.microsoft.com/office/word/2024/wordml/sdtformatlock" xmlns:w16se="http://schemas.microsoft.com/office/word/2015/wordml/symex">
+          <mc:Fallback xmlns:w16se="http://schemas.microsoft.com/office/word/2015/wordml/symex" xmlns:w16sdtfl="http://schemas.microsoft.com/office/word/2024/wordml/sdtformatlock" xmlns:w16sdtdh="http://schemas.microsoft.com/office/word/2020/wordml/sdtdatahash" xmlns:w16du="http://schemas.microsoft.com/office/word/2023/wordml/word16du" xmlns:w16="http://schemas.microsoft.com/office/word/2018/wordml" xmlns:w16cid="http://schemas.microsoft.com/office/word/2016/wordml/cid" xmlns:w16cex="http://schemas.microsoft.com/office/word/2018/wordml/cex" xmlns:w15="http://schemas.microsoft.com/office/word/2012/wordml" xmlns:oel="http://schemas.microsoft.com/office/2019/extlst" xmlns:am3d="http://schemas.microsoft.com/office/drawing/2017/model3d" xmlns:aink="http://schemas.microsoft.com/office/drawing/2016/ink" xmlns:cx8="http://schemas.microsoft.com/office/drawing/2016/5/14/chartex" xmlns:cx7="http://schemas.microsoft.com/office/drawing/2016/5/13/chartex" xmlns:cx6="http://schemas.microsoft.com/office/drawing/2016/5/12/chartex" xmlns:cx5="http://schemas.microsoft.com/office/drawing/2016/5/11/chartex" xmlns:cx4="http://schemas.microsoft.com/office/drawing/2016/5/10/chartex" xmlns:cx3="http://schemas.microsoft.com/office/drawing/2016/5/9/chartex" xmlns:cx2="http://schemas.microsoft.com/office/drawing/2015/10/21/chartex" xmlns:cx1="http://schemas.microsoft.com/office/drawing/2015/9/8/chartex" xmlns:cx="http://schemas.microsoft.com/office/drawing/2014/chartex">
             <w:pict>
               <v:group w14:anchorId="08477E7B" id="Group 151941" o:spid="_x0000_s1026" style="position:absolute;margin-left:0;margin-top:838.35pt;width:.5pt;height:2.65pt;z-index:251659264;mso-position-horizontal-relative:page;mso-position-vertical-relative:page" coordsize="6170,33806" o:gfxdata="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">
                 <v:shape id="Shape 560" o:spid="_x0000_s1027" style="position:absolute;width:6170;height:0;visibility:visible;mso-wrap-style:square;v-text-anchor:top" coordsize="6170,0" o:gfxdata="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" path="m6170,l,e" filled="f" strokeweight=".25pt">
@@ -1435,7 +1435,7 @@
               </wp:anchor>
             </w:drawing>
           </mc:Choice>
-          <mc:Fallback xmlns:cx="http://schemas.microsoft.com/office/drawing/2014/chartex" xmlns:cx1="http://schemas.microsoft.com/office/drawing/2015/9/8/chartex" xmlns:cx2="http://schemas.microsoft.com/office/drawing/2015/10/21/chartex" xmlns:cx3="http://schemas.microsoft.com/office/drawing/2016/5/9/chartex" xmlns:cx4="http://schemas.microsoft.com/office/drawing/2016/5/10/chartex" xmlns:cx5="http://schemas.microsoft.com/office/drawing/2016/5/11/chartex" xmlns:cx6="http://schemas.microsoft.com/office/drawing/2016/5/12/chartex" xmlns:cx7="http://schemas.microsoft.com/office/drawing/2016/5/13/chartex" xmlns:cx8="http://schemas.microsoft.com/office/drawing/2016/5/14/chartex" xmlns:aink="http://schemas.microsoft.com/office/drawing/2016/ink" xmlns:am3d="http://schemas.microsoft.com/office/drawing/2017/model3d" xmlns:oel="http://schemas.microsoft.com/office/2019/extlst" xmlns:w15="http://schemas.microsoft.com/office/word/2012/wordml" xmlns:w16cex="http://schemas.microsoft.com/office/word/2018/wordml/cex" xmlns:w16cid="http://schemas.microsoft.com/office/word/2016/wordml/cid" xmlns:w16="http://schemas.microsoft.com/office/word/2018/wordml" xmlns:w16du="http://schemas.microsoft.com/office/word/2023/wordml/word16du" xmlns:w16sdtdh="http://schemas.microsoft.com/office/word/2020/wordml/sdtdatahash" xmlns:w16sdtfl="http://schemas.microsoft.com/office/word/2024/wordml/sdtformatlock" xmlns:w16se="http://schemas.microsoft.com/office/word/2015/wordml/symex">
+          <mc:Fallback xmlns:w16se="http://schemas.microsoft.com/office/word/2015/wordml/symex" xmlns:w16sdtfl="http://schemas.microsoft.com/office/word/2024/wordml/sdtformatlock" xmlns:w16sdtdh="http://schemas.microsoft.com/office/word/2020/wordml/sdtdatahash" xmlns:w16du="http://schemas.microsoft.com/office/word/2023/wordml/word16du" xmlns:w16="http://schemas.microsoft.com/office/word/2018/wordml" xmlns:w16cid="http://schemas.microsoft.com/office/word/2016/wordml/cid" xmlns:w16cex="http://schemas.microsoft.com/office/word/2018/wordml/cex" xmlns:w15="http://schemas.microsoft.com/office/word/2012/wordml" xmlns:oel="http://schemas.microsoft.com/office/2019/extlst" xmlns:am3d="http://schemas.microsoft.com/office/drawing/2017/model3d" xmlns:aink="http://schemas.microsoft.com/office/drawing/2016/ink" xmlns:cx8="http://schemas.microsoft.com/office/drawing/2016/5/14/chartex" xmlns:cx7="http://schemas.microsoft.com/office/drawing/2016/5/13/chartex" xmlns:cx6="http://schemas.microsoft.com/office/drawing/2016/5/12/chartex" xmlns:cx5="http://schemas.microsoft.com/office/drawing/2016/5/11/chartex" xmlns:cx4="http://schemas.microsoft.com/office/drawing/2016/5/10/chartex" xmlns:cx3="http://schemas.microsoft.com/office/drawing/2016/5/9/chartex" xmlns:cx2="http://schemas.microsoft.com/office/drawing/2015/10/21/chartex" xmlns:cx1="http://schemas.microsoft.com/office/drawing/2015/9/8/chartex" xmlns:cx="http://schemas.microsoft.com/office/drawing/2014/chartex">
             <w:pict>
               <v:group w14:anchorId="28C9486A" id="Group 151944" o:spid="_x0000_s1026" style="position:absolute;margin-left:-.6pt;margin-top:28pt;width:510.2pt;height:.5pt;z-index:-251616256" coordsize="64800,69" o:gfxdata="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">
                 <v:shape id="Shape 568" o:spid="_x0000_s1027" style="position:absolute;width:64800;height:69;visibility:visible;mso-wrap-style:square;v-text-anchor:top" coordsize="6480000,6914" o:gfxdata="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" path="m,6914l6480000,e" filled="f" strokecolor="#e00" strokeweight="1pt">
@@ -7758,7 +7758,7 @@
     <w:p>
       <w:pPr>
         <w:spacing w:before="105" w:after="105" w:line="360" w:lineRule="auto"/>
-        <w:ind w:left="540" w:firstLine="0"/>
+        <w:ind w:left="0" w:firstLine="0"/>
         <w:jc w:val="left"/>
         <w:rPr>
           <w:rFonts w:ascii="Merriweather" w:eastAsia="Georgia" w:hAnsi="Merriweather" w:cs="Georgia"/>
@@ -7768,6 +7768,9033 @@
       </w:pPr>
     </w:p>
     <w:p>
+      <w:r>
+        <w:t xml:space="preserve">      </w:t>
+      </w:r>
+    </w:p>
+    <w:p>
+      <w:pPr>
+        <w:spacing w:after="200"/>
+        <w:jc w:val="center"/>
+      </w:pPr>
+    </w:p>
+    <w:p>
+      <w:pPr>
+        <w:spacing w:after="160"/>
+        <w:jc w:val="center"/>
+        <w:rPr>
+          <w:b/>
+          <w:bCs/>
+          <w:color w:val="1F4E79"/>
+          <w:sz w:val="56"/>
+          <w:szCs w:val="56"/>
+        </w:rPr>
+      </w:pPr>
+    </w:p>
+    <w:p>
+      <w:pPr>
+        <w:spacing w:after="160"/>
+        <w:jc w:val="center"/>
+        <w:rPr>
+          <w:b/>
+          <w:bCs/>
+          <w:color w:val="1F4E79"/>
+          <w:sz w:val="56"/>
+          <w:szCs w:val="56"/>
+        </w:rPr>
+      </w:pPr>
+    </w:p>
+    <w:p>
+      <w:pPr>
+        <w:spacing w:after="160"/>
+        <w:jc w:val="center"/>
+      </w:pPr>
+    </w:p>
+    <w:p>
+      <w:pPr>
+        <w:spacing w:after="400"/>
+        <w:jc w:val="center"/>
+      </w:pPr>
+      <w:r>
+        <w:rPr>
+          <w:i/>
+          <w:iCs/>
+          <w:color w:val="595959"/>
+          <w:sz w:val="28"/>
+          <w:szCs w:val="28"/>
+        </w:rPr>
+        <w:lastRenderedPageBreak/>
+        <w:t>Guía paso a paso para principiantes absolutos</w:t>
+      </w:r>
+    </w:p>
+    <w:p>
+      <w:pPr>
+        <w:spacing w:after="120"/>
+        <w:jc w:val="center"/>
+      </w:pPr>
+      <w:r>
+        <w:rPr>
+          <w:color w:val="404040"/>
+          <w:sz w:val="22"/>
+          <w:szCs w:val="22"/>
+        </w:rPr>
+        <w:t>Una guía pensada para que cualquier persona,</w:t>
+      </w:r>
+    </w:p>
+    <w:p>
+      <w:pPr>
+        <w:spacing w:after="120"/>
+        <w:jc w:val="center"/>
+      </w:pPr>
+      <w:proofErr w:type="gramStart"/>
+      <w:r>
+        <w:rPr>
+          <w:color w:val="404040"/>
+          <w:sz w:val="22"/>
+          <w:szCs w:val="22"/>
+        </w:rPr>
+        <w:t>sin</w:t>
+      </w:r>
+      <w:proofErr w:type="gramEnd"/>
+      <w:r>
+        <w:rPr>
+          <w:color w:val="404040"/>
+          <w:sz w:val="22"/>
+          <w:szCs w:val="22"/>
+        </w:rPr>
+        <w:t xml:space="preserve"> conocimientos previos de informática,</w:t>
+      </w:r>
+    </w:p>
+    <w:p>
+      <w:pPr>
+        <w:spacing w:after="600"/>
+        <w:jc w:val="center"/>
+      </w:pPr>
+      <w:proofErr w:type="gramStart"/>
+      <w:r>
+        <w:rPr>
+          <w:color w:val="404040"/>
+          <w:sz w:val="22"/>
+          <w:szCs w:val="22"/>
+        </w:rPr>
+        <w:t>pueda</w:t>
+      </w:r>
+      <w:proofErr w:type="gramEnd"/>
+      <w:r>
+        <w:rPr>
+          <w:color w:val="404040"/>
+          <w:sz w:val="22"/>
+          <w:szCs w:val="22"/>
+        </w:rPr>
+        <w:t xml:space="preserve"> seguirla sin perderse.</w:t>
+      </w:r>
+    </w:p>
+    <w:p>
+      <w:pPr>
+        <w:jc w:val="center"/>
+      </w:pPr>
+      <w:r>
+        <w:rPr>
+          <w:i/>
+          <w:iCs/>
+          <w:color w:val="2E75B6"/>
+          <w:sz w:val="22"/>
+          <w:szCs w:val="22"/>
+        </w:rPr>
+        <w:t>Lee cada paso con calma. ¡No hay prisa!</w:t>
+      </w:r>
+    </w:p>
+    <w:p>
+      <w:r>
+        <w:br w:type="page"/>
+      </w:r>
+      <w:bookmarkStart w:id="0" w:name="_GoBack"/>
+      <w:bookmarkEnd w:id="0"/>
+    </w:p>
+    <w:p>
+      <w:pPr>
+        <w:pStyle w:val="Ttulo1"/>
+      </w:pPr>
+      <w:r>
+        <w:rPr>
+          <w:b/>
+          <w:bCs/>
+          <w:color w:val="1F4E79"/>
+          <w:sz w:val="36"/>
+          <w:szCs w:val="36"/>
+        </w:rPr>
+        <w:lastRenderedPageBreak/>
+        <w:t>¿Qué vamos a hacer en esta guía?</w:t>
+      </w:r>
+    </w:p>
+    <w:p>
+      <w:pPr>
+        <w:spacing w:before="80" w:after="100"/>
+      </w:pPr>
+      <w:r>
+        <w:rPr>
+          <w:sz w:val="22"/>
+          <w:szCs w:val="22"/>
+        </w:rPr>
+        <w:t>Imagina que quieres guardar una agenda con nombres, correos y aficiones de tus amigos. Una base de datos es exactamente eso: un lugar digital donde guardas información de forma ordenada para poder encontrarla fácilmente después.</w:t>
+      </w:r>
+    </w:p>
+    <w:p>
+      <w:r>
+        <w:t xml:space="preserve"> </w:t>
+      </w:r>
+    </w:p>
+    <w:p>
+      <w:pPr>
+        <w:spacing w:before="80" w:after="100"/>
+      </w:pPr>
+      <w:r>
+        <w:rPr>
+          <w:sz w:val="22"/>
+          <w:szCs w:val="22"/>
+        </w:rPr>
+        <w:t>En esta guía aprenderás a:</w:t>
+      </w:r>
+    </w:p>
+    <w:p>
+      <w:pPr>
+        <w:pStyle w:val="Prrafodelista"/>
+        <w:numPr>
+          <w:ilvl w:val="0"/>
+          <w:numId w:val="10"/>
+        </w:numPr>
+        <w:spacing w:before="60" w:after="60" w:line="240" w:lineRule="auto"/>
+        <w:contextualSpacing w:val="0"/>
+        <w:jc w:val="left"/>
+      </w:pPr>
+      <w:r>
+        <w:rPr>
+          <w:sz w:val="22"/>
+          <w:szCs w:val="22"/>
+        </w:rPr>
+        <w:t xml:space="preserve">Instalar </w:t>
+      </w:r>
+      <w:proofErr w:type="spellStart"/>
+      <w:r>
+        <w:rPr>
+          <w:sz w:val="22"/>
+          <w:szCs w:val="22"/>
+        </w:rPr>
+        <w:t>Docker</w:t>
+      </w:r>
+      <w:proofErr w:type="spellEnd"/>
+      <w:r>
+        <w:rPr>
+          <w:sz w:val="22"/>
+          <w:szCs w:val="22"/>
+        </w:rPr>
+        <w:t xml:space="preserve"> (un programa que actúa como una 'caja' donde vive </w:t>
+      </w:r>
+      <w:proofErr w:type="spellStart"/>
+      <w:r>
+        <w:rPr>
+          <w:sz w:val="22"/>
+          <w:szCs w:val="22"/>
+        </w:rPr>
+        <w:t>MongoDB</w:t>
+      </w:r>
+      <w:proofErr w:type="spellEnd"/>
+      <w:r>
+        <w:rPr>
+          <w:sz w:val="22"/>
+          <w:szCs w:val="22"/>
+        </w:rPr>
+        <w:t>).</w:t>
+      </w:r>
+    </w:p>
+    <w:p>
+      <w:pPr>
+        <w:pStyle w:val="Prrafodelista"/>
+        <w:numPr>
+          <w:ilvl w:val="0"/>
+          <w:numId w:val="10"/>
+        </w:numPr>
+        <w:spacing w:before="60" w:after="60" w:line="240" w:lineRule="auto"/>
+        <w:contextualSpacing w:val="0"/>
+        <w:jc w:val="left"/>
+      </w:pPr>
+      <w:r>
+        <w:rPr>
+          <w:sz w:val="22"/>
+          <w:szCs w:val="22"/>
+        </w:rPr>
+        <w:t xml:space="preserve">Instalar </w:t>
+      </w:r>
+      <w:proofErr w:type="spellStart"/>
+      <w:r>
+        <w:rPr>
+          <w:sz w:val="22"/>
+          <w:szCs w:val="22"/>
+        </w:rPr>
+        <w:t>MongoDB</w:t>
+      </w:r>
+      <w:proofErr w:type="spellEnd"/>
+      <w:r>
+        <w:rPr>
+          <w:sz w:val="22"/>
+          <w:szCs w:val="22"/>
+        </w:rPr>
+        <w:t xml:space="preserve"> (la base de datos, como un archivador gigante).</w:t>
+      </w:r>
+    </w:p>
+    <w:p>
+      <w:pPr>
+        <w:pStyle w:val="Prrafodelista"/>
+        <w:numPr>
+          <w:ilvl w:val="0"/>
+          <w:numId w:val="10"/>
+        </w:numPr>
+        <w:spacing w:before="60" w:after="60" w:line="240" w:lineRule="auto"/>
+        <w:contextualSpacing w:val="0"/>
+        <w:jc w:val="left"/>
+      </w:pPr>
+      <w:r>
+        <w:rPr>
+          <w:sz w:val="22"/>
+          <w:szCs w:val="22"/>
+        </w:rPr>
+        <w:t xml:space="preserve">Instalar Visual Studio </w:t>
+      </w:r>
+      <w:proofErr w:type="spellStart"/>
+      <w:r>
+        <w:rPr>
+          <w:sz w:val="22"/>
+          <w:szCs w:val="22"/>
+        </w:rPr>
+        <w:t>Code</w:t>
+      </w:r>
+      <w:proofErr w:type="spellEnd"/>
+      <w:r>
+        <w:rPr>
+          <w:sz w:val="22"/>
+          <w:szCs w:val="22"/>
+        </w:rPr>
+        <w:t xml:space="preserve"> (el programa donde escribiremos las instrucciones).</w:t>
+      </w:r>
+    </w:p>
+    <w:p>
+      <w:pPr>
+        <w:pStyle w:val="Prrafodelista"/>
+        <w:numPr>
+          <w:ilvl w:val="0"/>
+          <w:numId w:val="10"/>
+        </w:numPr>
+        <w:spacing w:before="60" w:after="60" w:line="240" w:lineRule="auto"/>
+        <w:contextualSpacing w:val="0"/>
+        <w:jc w:val="left"/>
+      </w:pPr>
+      <w:r>
+        <w:rPr>
+          <w:sz w:val="22"/>
+          <w:szCs w:val="22"/>
+        </w:rPr>
+        <w:t>Crear tu propia base de datos con información real.</w:t>
+      </w:r>
+    </w:p>
+    <w:p>
+      <w:pPr>
+        <w:pStyle w:val="Prrafodelista"/>
+        <w:numPr>
+          <w:ilvl w:val="0"/>
+          <w:numId w:val="10"/>
+        </w:numPr>
+        <w:spacing w:before="60" w:after="60" w:line="240" w:lineRule="auto"/>
+        <w:contextualSpacing w:val="0"/>
+        <w:jc w:val="left"/>
+      </w:pPr>
+      <w:r>
+        <w:rPr>
+          <w:sz w:val="22"/>
+          <w:szCs w:val="22"/>
+        </w:rPr>
+        <w:t>Hacer preguntas a la base de datos para encontrar lo que buscas.</w:t>
+      </w:r>
+    </w:p>
+    <w:p>
+      <w:r>
+        <w:t xml:space="preserve"> </w:t>
+      </w:r>
+    </w:p>
+    <w:tbl>
+      <w:tblPr>
+        <w:tblW w:w="8600" w:type="dxa"/>
+        <w:tblInd w:w="140" w:type="dxa"/>
+        <w:tblBorders>
+          <w:top w:val="single" w:sz="4" w:space="0" w:color="auto"/>
+          <w:left w:val="single" w:sz="4" w:space="0" w:color="auto"/>
+          <w:bottom w:val="single" w:sz="4" w:space="0" w:color="auto"/>
+          <w:right w:val="single" w:sz="4" w:space="0" w:color="auto"/>
+          <w:insideH w:val="single" w:sz="4" w:space="0" w:color="auto"/>
+          <w:insideV w:val="single" w:sz="4" w:space="0" w:color="auto"/>
+        </w:tblBorders>
+        <w:tblCellMar>
+          <w:left w:w="10" w:type="dxa"/>
+          <w:right w:w="10" w:type="dxa"/>
+        </w:tblCellMar>
+        <w:tblLook w:val="04A0" w:firstRow="1" w:lastRow="0" w:firstColumn="1" w:lastColumn="0" w:noHBand="0" w:noVBand="1"/>
+      </w:tblPr>
+      <w:tblGrid>
+        <w:gridCol w:w="8600"/>
+      </w:tblGrid>
+      <w:tr>
+        <w:tblPrEx>
+          <w:tblCellMar>
+            <w:top w:w="0" w:type="dxa"/>
+            <w:bottom w:w="0" w:type="dxa"/>
+          </w:tblCellMar>
+        </w:tblPrEx>
+        <w:tc>
+          <w:tcPr>
+            <w:tcW w:w="8600" w:type="dxa"/>
+            <w:tcBorders>
+              <w:top w:val="single" w:sz="4" w:space="0" w:color="2E75B6"/>
+              <w:left w:val="single" w:sz="12" w:space="0" w:color="2E75B6"/>
+              <w:bottom w:val="single" w:sz="4" w:space="0" w:color="2E75B6"/>
+              <w:right w:val="single" w:sz="4" w:space="0" w:color="2E75B6"/>
+            </w:tcBorders>
+            <w:shd w:val="clear" w:color="auto" w:fill="EBF3FB"/>
+            <w:tcMar>
+              <w:top w:w="100" w:type="dxa"/>
+              <w:left w:w="150" w:type="dxa"/>
+              <w:bottom w:w="100" w:type="dxa"/>
+              <w:right w:w="150" w:type="dxa"/>
+            </w:tcMar>
+          </w:tcPr>
+          <w:p>
+            <w:r>
+              <w:rPr>
+                <w:b/>
+                <w:bCs/>
+                <w:color w:val="1F4E79"/>
+                <w:sz w:val="22"/>
+                <w:szCs w:val="22"/>
+              </w:rPr>
+              <w:t xml:space="preserve">  ¿Qué es </w:t>
+            </w:r>
+            <w:proofErr w:type="spellStart"/>
+            <w:r>
+              <w:rPr>
+                <w:b/>
+                <w:bCs/>
+                <w:color w:val="1F4E79"/>
+                <w:sz w:val="22"/>
+                <w:szCs w:val="22"/>
+              </w:rPr>
+              <w:t>MongoDB</w:t>
+            </w:r>
+            <w:proofErr w:type="spellEnd"/>
+            <w:r>
+              <w:rPr>
+                <w:b/>
+                <w:bCs/>
+                <w:color w:val="1F4E79"/>
+                <w:sz w:val="22"/>
+                <w:szCs w:val="22"/>
+              </w:rPr>
+              <w:t>?</w:t>
+            </w:r>
+          </w:p>
+          <w:p>
+            <w:proofErr w:type="spellStart"/>
+            <w:r>
+              <w:rPr>
+                <w:color w:val="1F3864"/>
+                <w:sz w:val="22"/>
+                <w:szCs w:val="22"/>
+              </w:rPr>
+              <w:t>MongoDB</w:t>
+            </w:r>
+            <w:proofErr w:type="spellEnd"/>
+            <w:r>
+              <w:rPr>
+                <w:color w:val="1F3864"/>
+                <w:sz w:val="22"/>
+                <w:szCs w:val="22"/>
+              </w:rPr>
+              <w:t xml:space="preserve"> es una base de datos. Piensa en ella como un armario con cajones donde cada cajón guarda fichas de información. Tú decides qué poner en cada ficha.</w:t>
+            </w:r>
+          </w:p>
+        </w:tc>
+      </w:tr>
+    </w:tbl>
+    <w:p>
+      <w:r>
+        <w:t xml:space="preserve"> </w:t>
+      </w:r>
+    </w:p>
+    <w:tbl>
+      <w:tblPr>
+        <w:tblW w:w="8600" w:type="dxa"/>
+        <w:tblInd w:w="140" w:type="dxa"/>
+        <w:tblBorders>
+          <w:top w:val="single" w:sz="4" w:space="0" w:color="auto"/>
+          <w:left w:val="single" w:sz="4" w:space="0" w:color="auto"/>
+          <w:bottom w:val="single" w:sz="4" w:space="0" w:color="auto"/>
+          <w:right w:val="single" w:sz="4" w:space="0" w:color="auto"/>
+          <w:insideH w:val="single" w:sz="4" w:space="0" w:color="auto"/>
+          <w:insideV w:val="single" w:sz="4" w:space="0" w:color="auto"/>
+        </w:tblBorders>
+        <w:tblCellMar>
+          <w:left w:w="10" w:type="dxa"/>
+          <w:right w:w="10" w:type="dxa"/>
+        </w:tblCellMar>
+        <w:tblLook w:val="04A0" w:firstRow="1" w:lastRow="0" w:firstColumn="1" w:lastColumn="0" w:noHBand="0" w:noVBand="1"/>
+      </w:tblPr>
+      <w:tblGrid>
+        <w:gridCol w:w="8600"/>
+      </w:tblGrid>
+      <w:tr>
+        <w:tblPrEx>
+          <w:tblCellMar>
+            <w:top w:w="0" w:type="dxa"/>
+            <w:bottom w:w="0" w:type="dxa"/>
+          </w:tblCellMar>
+        </w:tblPrEx>
+        <w:tc>
+          <w:tcPr>
+            <w:tcW w:w="8600" w:type="dxa"/>
+            <w:tcBorders>
+              <w:top w:val="single" w:sz="4" w:space="0" w:color="2E75B6"/>
+              <w:left w:val="single" w:sz="12" w:space="0" w:color="2E75B6"/>
+              <w:bottom w:val="single" w:sz="4" w:space="0" w:color="2E75B6"/>
+              <w:right w:val="single" w:sz="4" w:space="0" w:color="2E75B6"/>
+            </w:tcBorders>
+            <w:shd w:val="clear" w:color="auto" w:fill="EBF3FB"/>
+            <w:tcMar>
+              <w:top w:w="100" w:type="dxa"/>
+              <w:left w:w="150" w:type="dxa"/>
+              <w:bottom w:w="100" w:type="dxa"/>
+              <w:right w:w="150" w:type="dxa"/>
+            </w:tcMar>
+          </w:tcPr>
+          <w:p>
+            <w:r>
+              <w:rPr>
+                <w:b/>
+                <w:bCs/>
+                <w:color w:val="1F4E79"/>
+                <w:sz w:val="22"/>
+                <w:szCs w:val="22"/>
+              </w:rPr>
+              <w:t xml:space="preserve">  ¿Qué es </w:t>
+            </w:r>
+            <w:proofErr w:type="spellStart"/>
+            <w:r>
+              <w:rPr>
+                <w:b/>
+                <w:bCs/>
+                <w:color w:val="1F4E79"/>
+                <w:sz w:val="22"/>
+                <w:szCs w:val="22"/>
+              </w:rPr>
+              <w:t>Docker</w:t>
+            </w:r>
+            <w:proofErr w:type="spellEnd"/>
+            <w:r>
+              <w:rPr>
+                <w:b/>
+                <w:bCs/>
+                <w:color w:val="1F4E79"/>
+                <w:sz w:val="22"/>
+                <w:szCs w:val="22"/>
+              </w:rPr>
+              <w:t>?</w:t>
+            </w:r>
+          </w:p>
+          <w:p>
+            <w:proofErr w:type="spellStart"/>
+            <w:r>
+              <w:rPr>
+                <w:color w:val="1F3864"/>
+                <w:sz w:val="22"/>
+                <w:szCs w:val="22"/>
+              </w:rPr>
+              <w:t>Docker</w:t>
+            </w:r>
+            <w:proofErr w:type="spellEnd"/>
+            <w:r>
+              <w:rPr>
+                <w:color w:val="1F3864"/>
+                <w:sz w:val="22"/>
+                <w:szCs w:val="22"/>
+              </w:rPr>
+              <w:t xml:space="preserve"> es como una 'caja mágica' que permite instalar programas sin que se mezclen con el resto del ordenador. Es como tener un apartamento dentro de tu casa: todo separado y ordenado.</w:t>
+            </w:r>
+          </w:p>
+        </w:tc>
+      </w:tr>
+    </w:tbl>
+    <w:p>
+      <w:r>
+        <w:br w:type="page"/>
+      </w:r>
+    </w:p>
+    <w:p>
+      <w:pPr>
+        <w:pStyle w:val="Ttulo1"/>
+      </w:pPr>
+      <w:r>
+        <w:rPr>
+          <w:b/>
+          <w:bCs/>
+          <w:color w:val="1F4E79"/>
+          <w:sz w:val="36"/>
+          <w:szCs w:val="36"/>
+        </w:rPr>
+        <w:lastRenderedPageBreak/>
+        <w:t xml:space="preserve">PARTE 1: Instalar </w:t>
+      </w:r>
+      <w:proofErr w:type="spellStart"/>
+      <w:r>
+        <w:rPr>
+          <w:b/>
+          <w:bCs/>
+          <w:color w:val="1F4E79"/>
+          <w:sz w:val="36"/>
+          <w:szCs w:val="36"/>
+        </w:rPr>
+        <w:t>Docker</w:t>
+      </w:r>
+      <w:proofErr w:type="spellEnd"/>
+      <w:r>
+        <w:rPr>
+          <w:b/>
+          <w:bCs/>
+          <w:color w:val="1F4E79"/>
+          <w:sz w:val="36"/>
+          <w:szCs w:val="36"/>
+        </w:rPr>
+        <w:t xml:space="preserve"> y </w:t>
+      </w:r>
+      <w:proofErr w:type="spellStart"/>
+      <w:r>
+        <w:rPr>
+          <w:b/>
+          <w:bCs/>
+          <w:color w:val="1F4E79"/>
+          <w:sz w:val="36"/>
+          <w:szCs w:val="36"/>
+        </w:rPr>
+        <w:t>MongoDB</w:t>
+      </w:r>
+      <w:proofErr w:type="spellEnd"/>
+    </w:p>
+    <w:p>
+      <w:pPr>
+        <w:pStyle w:val="Ttulo2"/>
+      </w:pPr>
+      <w:r>
+        <w:rPr>
+          <w:b/>
+          <w:bCs/>
+          <w:color w:val="2E75B6"/>
+          <w:sz w:val="28"/>
+          <w:szCs w:val="28"/>
+        </w:rPr>
+        <w:t xml:space="preserve">Paso 1.1 — Descargar e instalar </w:t>
+      </w:r>
+      <w:proofErr w:type="spellStart"/>
+      <w:r>
+        <w:rPr>
+          <w:b/>
+          <w:bCs/>
+          <w:color w:val="2E75B6"/>
+          <w:sz w:val="28"/>
+          <w:szCs w:val="28"/>
+        </w:rPr>
+        <w:t>Docker</w:t>
+      </w:r>
+      <w:proofErr w:type="spellEnd"/>
+    </w:p>
+    <w:p>
+      <w:pPr>
+        <w:spacing w:before="80" w:after="100"/>
+      </w:pPr>
+      <w:proofErr w:type="spellStart"/>
+      <w:r>
+        <w:rPr>
+          <w:sz w:val="22"/>
+          <w:szCs w:val="22"/>
+        </w:rPr>
+        <w:t>Docker</w:t>
+      </w:r>
+      <w:proofErr w:type="spellEnd"/>
+      <w:r>
+        <w:rPr>
+          <w:sz w:val="22"/>
+          <w:szCs w:val="22"/>
+        </w:rPr>
+        <w:t xml:space="preserve"> es el primer programa que necesitamos. Sin él, </w:t>
+      </w:r>
+      <w:proofErr w:type="spellStart"/>
+      <w:r>
+        <w:rPr>
+          <w:sz w:val="22"/>
+          <w:szCs w:val="22"/>
+        </w:rPr>
+        <w:t>MongoDB</w:t>
+      </w:r>
+      <w:proofErr w:type="spellEnd"/>
+      <w:r>
+        <w:rPr>
+          <w:sz w:val="22"/>
+          <w:szCs w:val="22"/>
+        </w:rPr>
+        <w:t xml:space="preserve"> no puede funcionar.</w:t>
+      </w:r>
+    </w:p>
+    <w:p>
+      <w:r>
+        <w:t xml:space="preserve"> </w:t>
+      </w:r>
+    </w:p>
+    <w:p>
+      <w:pPr>
+        <w:pStyle w:val="Prrafodelista"/>
+        <w:numPr>
+          <w:ilvl w:val="0"/>
+          <w:numId w:val="11"/>
+        </w:numPr>
+        <w:spacing w:before="80" w:after="80" w:line="240" w:lineRule="auto"/>
+        <w:contextualSpacing w:val="0"/>
+        <w:jc w:val="left"/>
+      </w:pPr>
+      <w:r>
+        <w:rPr>
+          <w:sz w:val="22"/>
+          <w:szCs w:val="22"/>
+        </w:rPr>
+        <w:t>Abre tu navegador de internet (</w:t>
+      </w:r>
+      <w:proofErr w:type="spellStart"/>
+      <w:r>
+        <w:rPr>
+          <w:sz w:val="22"/>
+          <w:szCs w:val="22"/>
+        </w:rPr>
+        <w:t>Chrome</w:t>
+      </w:r>
+      <w:proofErr w:type="spellEnd"/>
+      <w:r>
+        <w:rPr>
+          <w:sz w:val="22"/>
+          <w:szCs w:val="22"/>
+        </w:rPr>
+        <w:t xml:space="preserve">, Firefox, </w:t>
+      </w:r>
+      <w:proofErr w:type="spellStart"/>
+      <w:r>
+        <w:rPr>
+          <w:sz w:val="22"/>
+          <w:szCs w:val="22"/>
+        </w:rPr>
+        <w:t>Edge</w:t>
+      </w:r>
+      <w:proofErr w:type="spellEnd"/>
+      <w:r>
+        <w:rPr>
+          <w:sz w:val="22"/>
+          <w:szCs w:val="22"/>
+        </w:rPr>
+        <w:t>...).</w:t>
+      </w:r>
+    </w:p>
+    <w:p>
+      <w:pPr>
+        <w:pStyle w:val="Prrafodelista"/>
+        <w:numPr>
+          <w:ilvl w:val="0"/>
+          <w:numId w:val="11"/>
+        </w:numPr>
+        <w:spacing w:before="80" w:after="80" w:line="240" w:lineRule="auto"/>
+        <w:contextualSpacing w:val="0"/>
+        <w:jc w:val="left"/>
+      </w:pPr>
+      <w:r>
+        <w:rPr>
+          <w:sz w:val="22"/>
+          <w:szCs w:val="22"/>
+        </w:rPr>
+        <w:t>Ve a la página web: https://www.docker.com/products/docker-desktop</w:t>
+      </w:r>
+    </w:p>
+    <w:p>
+      <w:pPr>
+        <w:pStyle w:val="Prrafodelista"/>
+        <w:numPr>
+          <w:ilvl w:val="0"/>
+          <w:numId w:val="11"/>
+        </w:numPr>
+        <w:spacing w:before="80" w:after="80" w:line="240" w:lineRule="auto"/>
+        <w:contextualSpacing w:val="0"/>
+        <w:jc w:val="left"/>
+      </w:pPr>
+      <w:r>
+        <w:rPr>
+          <w:sz w:val="22"/>
+          <w:szCs w:val="22"/>
+        </w:rPr>
+        <w:t>Busca el botón grande que dice '</w:t>
+      </w:r>
+      <w:proofErr w:type="spellStart"/>
+      <w:r>
+        <w:rPr>
+          <w:sz w:val="22"/>
+          <w:szCs w:val="22"/>
+        </w:rPr>
+        <w:t>Download</w:t>
+      </w:r>
+      <w:proofErr w:type="spellEnd"/>
+      <w:r>
+        <w:rPr>
+          <w:sz w:val="22"/>
+          <w:szCs w:val="22"/>
+        </w:rPr>
+        <w:t xml:space="preserve"> </w:t>
+      </w:r>
+      <w:proofErr w:type="spellStart"/>
+      <w:r>
+        <w:rPr>
+          <w:sz w:val="22"/>
+          <w:szCs w:val="22"/>
+        </w:rPr>
+        <w:t>Docker</w:t>
+      </w:r>
+      <w:proofErr w:type="spellEnd"/>
+      <w:r>
+        <w:rPr>
+          <w:sz w:val="22"/>
+          <w:szCs w:val="22"/>
+        </w:rPr>
+        <w:t xml:space="preserve"> Desktop' y haz clic en él.</w:t>
+      </w:r>
+    </w:p>
+    <w:p>
+      <w:pPr>
+        <w:pStyle w:val="Prrafodelista"/>
+        <w:numPr>
+          <w:ilvl w:val="0"/>
+          <w:numId w:val="11"/>
+        </w:numPr>
+        <w:spacing w:before="80" w:after="80" w:line="240" w:lineRule="auto"/>
+        <w:contextualSpacing w:val="0"/>
+        <w:jc w:val="left"/>
+      </w:pPr>
+      <w:r>
+        <w:rPr>
+          <w:sz w:val="22"/>
+          <w:szCs w:val="22"/>
+        </w:rPr>
+        <w:t>Cuando termine la descarga, haz doble clic en el archivo que se descargó.</w:t>
+      </w:r>
+    </w:p>
+    <w:p>
+      <w:pPr>
+        <w:pStyle w:val="Prrafodelista"/>
+        <w:numPr>
+          <w:ilvl w:val="0"/>
+          <w:numId w:val="11"/>
+        </w:numPr>
+        <w:spacing w:before="80" w:after="80" w:line="240" w:lineRule="auto"/>
+        <w:contextualSpacing w:val="0"/>
+        <w:jc w:val="left"/>
+      </w:pPr>
+      <w:r>
+        <w:rPr>
+          <w:sz w:val="22"/>
+          <w:szCs w:val="22"/>
+        </w:rPr>
+        <w:t>Sigue las instrucciones en pantalla (acepta todo y pulsa 'Siguiente' / '</w:t>
+      </w:r>
+      <w:proofErr w:type="spellStart"/>
+      <w:r>
+        <w:rPr>
+          <w:sz w:val="22"/>
+          <w:szCs w:val="22"/>
+        </w:rPr>
+        <w:t>Next</w:t>
+      </w:r>
+      <w:proofErr w:type="spellEnd"/>
+      <w:r>
+        <w:rPr>
+          <w:sz w:val="22"/>
+          <w:szCs w:val="22"/>
+        </w:rPr>
+        <w:t>').</w:t>
+      </w:r>
+    </w:p>
+    <w:p>
+      <w:pPr>
+        <w:pStyle w:val="Prrafodelista"/>
+        <w:numPr>
+          <w:ilvl w:val="0"/>
+          <w:numId w:val="11"/>
+        </w:numPr>
+        <w:spacing w:before="80" w:after="80" w:line="240" w:lineRule="auto"/>
+        <w:contextualSpacing w:val="0"/>
+        <w:jc w:val="left"/>
+      </w:pPr>
+      <w:r>
+        <w:rPr>
+          <w:sz w:val="22"/>
+          <w:szCs w:val="22"/>
+        </w:rPr>
+        <w:t>Cuando termine la instalación, reinicia el ordenador si te lo pide.</w:t>
+      </w:r>
+    </w:p>
+    <w:p>
+      <w:pPr>
+        <w:pStyle w:val="Prrafodelista"/>
+        <w:numPr>
+          <w:ilvl w:val="0"/>
+          <w:numId w:val="11"/>
+        </w:numPr>
+        <w:spacing w:before="80" w:after="80" w:line="240" w:lineRule="auto"/>
+        <w:contextualSpacing w:val="0"/>
+        <w:jc w:val="left"/>
+      </w:pPr>
+      <w:r>
+        <w:rPr>
+          <w:sz w:val="22"/>
+          <w:szCs w:val="22"/>
+        </w:rPr>
+        <w:t xml:space="preserve">Abre </w:t>
+      </w:r>
+      <w:proofErr w:type="spellStart"/>
+      <w:r>
+        <w:rPr>
+          <w:sz w:val="22"/>
+          <w:szCs w:val="22"/>
+        </w:rPr>
+        <w:t>Docker</w:t>
+      </w:r>
+      <w:proofErr w:type="spellEnd"/>
+      <w:r>
+        <w:rPr>
+          <w:sz w:val="22"/>
+          <w:szCs w:val="22"/>
+        </w:rPr>
+        <w:t xml:space="preserve"> Desktop desde el escritorio o el menú de inicio.</w:t>
+      </w:r>
+    </w:p>
+    <w:p>
+      <w:r>
+        <w:t xml:space="preserve"> </w:t>
+      </w:r>
+    </w:p>
+    <w:tbl>
+      <w:tblPr>
+        <w:tblW w:w="8600" w:type="dxa"/>
+        <w:tblInd w:w="140" w:type="dxa"/>
+        <w:tblBorders>
+          <w:top w:val="single" w:sz="4" w:space="0" w:color="auto"/>
+          <w:left w:val="single" w:sz="4" w:space="0" w:color="auto"/>
+          <w:bottom w:val="single" w:sz="4" w:space="0" w:color="auto"/>
+          <w:right w:val="single" w:sz="4" w:space="0" w:color="auto"/>
+          <w:insideH w:val="single" w:sz="4" w:space="0" w:color="auto"/>
+          <w:insideV w:val="single" w:sz="4" w:space="0" w:color="auto"/>
+        </w:tblBorders>
+        <w:tblCellMar>
+          <w:left w:w="10" w:type="dxa"/>
+          <w:right w:w="10" w:type="dxa"/>
+        </w:tblCellMar>
+        <w:tblLook w:val="04A0" w:firstRow="1" w:lastRow="0" w:firstColumn="1" w:lastColumn="0" w:noHBand="0" w:noVBand="1"/>
+      </w:tblPr>
+      <w:tblGrid>
+        <w:gridCol w:w="8600"/>
+      </w:tblGrid>
+      <w:tr>
+        <w:tblPrEx>
+          <w:tblCellMar>
+            <w:top w:w="0" w:type="dxa"/>
+            <w:bottom w:w="0" w:type="dxa"/>
+          </w:tblCellMar>
+        </w:tblPrEx>
+        <w:tc>
+          <w:tcPr>
+            <w:tcW w:w="8600" w:type="dxa"/>
+            <w:tcBorders>
+              <w:top w:val="single" w:sz="4" w:space="0" w:color="FF8C00"/>
+              <w:left w:val="single" w:sz="12" w:space="0" w:color="FF8C00"/>
+              <w:bottom w:val="single" w:sz="4" w:space="0" w:color="FF8C00"/>
+              <w:right w:val="single" w:sz="4" w:space="0" w:color="FF8C00"/>
+            </w:tcBorders>
+            <w:shd w:val="clear" w:color="auto" w:fill="FFF3E0"/>
+            <w:tcMar>
+              <w:top w:w="100" w:type="dxa"/>
+              <w:left w:w="150" w:type="dxa"/>
+              <w:bottom w:w="100" w:type="dxa"/>
+              <w:right w:w="150" w:type="dxa"/>
+            </w:tcMar>
+          </w:tcPr>
+          <w:p>
+            <w:r>
+              <w:rPr>
+                <w:b/>
+                <w:bCs/>
+                <w:color w:val="E65100"/>
+                <w:sz w:val="22"/>
+                <w:szCs w:val="22"/>
+              </w:rPr>
+              <w:t xml:space="preserve"> IMPORTANTE: </w:t>
+            </w:r>
+            <w:proofErr w:type="spellStart"/>
+            <w:r>
+              <w:rPr>
+                <w:color w:val="4A2800"/>
+                <w:sz w:val="22"/>
+                <w:szCs w:val="22"/>
+              </w:rPr>
+              <w:t>Docker</w:t>
+            </w:r>
+            <w:proofErr w:type="spellEnd"/>
+            <w:r>
+              <w:rPr>
+                <w:color w:val="4A2800"/>
+                <w:sz w:val="22"/>
+                <w:szCs w:val="22"/>
+              </w:rPr>
+              <w:t xml:space="preserve"> necesita que el ordenador tenga activada una función llamada 'virtualización'. Si ves un error al abrir </w:t>
+            </w:r>
+            <w:proofErr w:type="spellStart"/>
+            <w:r>
+              <w:rPr>
+                <w:color w:val="4A2800"/>
+                <w:sz w:val="22"/>
+                <w:szCs w:val="22"/>
+              </w:rPr>
+              <w:t>Docker</w:t>
+            </w:r>
+            <w:proofErr w:type="spellEnd"/>
+            <w:r>
+              <w:rPr>
+                <w:color w:val="4A2800"/>
+                <w:sz w:val="22"/>
+                <w:szCs w:val="22"/>
+              </w:rPr>
+              <w:t>, pide ayuda a alguien de confianza.</w:t>
+            </w:r>
+          </w:p>
+        </w:tc>
+      </w:tr>
+    </w:tbl>
+    <w:p>
+      <w:r>
+        <w:t xml:space="preserve">  </w:t>
+      </w:r>
+    </w:p>
+    <w:p>
+      <w:pPr>
+        <w:pStyle w:val="Ttulo2"/>
+      </w:pPr>
+      <w:r>
+        <w:rPr>
+          <w:b/>
+          <w:bCs/>
+          <w:color w:val="2E75B6"/>
+          <w:sz w:val="28"/>
+          <w:szCs w:val="28"/>
+        </w:rPr>
+        <w:t xml:space="preserve">Paso 1.2 — Descargar </w:t>
+      </w:r>
+      <w:proofErr w:type="spellStart"/>
+      <w:r>
+        <w:rPr>
+          <w:b/>
+          <w:bCs/>
+          <w:color w:val="2E75B6"/>
+          <w:sz w:val="28"/>
+          <w:szCs w:val="28"/>
+        </w:rPr>
+        <w:t>MongoDB</w:t>
+      </w:r>
+      <w:proofErr w:type="spellEnd"/>
+      <w:r>
+        <w:rPr>
+          <w:b/>
+          <w:bCs/>
+          <w:color w:val="2E75B6"/>
+          <w:sz w:val="28"/>
+          <w:szCs w:val="28"/>
+        </w:rPr>
+        <w:t xml:space="preserve"> dentro de </w:t>
+      </w:r>
+      <w:proofErr w:type="spellStart"/>
+      <w:r>
+        <w:rPr>
+          <w:b/>
+          <w:bCs/>
+          <w:color w:val="2E75B6"/>
+          <w:sz w:val="28"/>
+          <w:szCs w:val="28"/>
+        </w:rPr>
+        <w:t>Docker</w:t>
+      </w:r>
+      <w:proofErr w:type="spellEnd"/>
+    </w:p>
+    <w:p>
+      <w:pPr>
+        <w:spacing w:before="80" w:after="100"/>
+      </w:pPr>
+      <w:r>
+        <w:rPr>
+          <w:sz w:val="22"/>
+          <w:szCs w:val="22"/>
+        </w:rPr>
+        <w:t xml:space="preserve">Ahora que </w:t>
+      </w:r>
+      <w:proofErr w:type="spellStart"/>
+      <w:r>
+        <w:rPr>
+          <w:sz w:val="22"/>
+          <w:szCs w:val="22"/>
+        </w:rPr>
+        <w:t>Docker</w:t>
+      </w:r>
+      <w:proofErr w:type="spellEnd"/>
+      <w:r>
+        <w:rPr>
+          <w:sz w:val="22"/>
+          <w:szCs w:val="22"/>
+        </w:rPr>
+        <w:t xml:space="preserve"> está instalado, vamos a meterle </w:t>
+      </w:r>
+      <w:proofErr w:type="spellStart"/>
+      <w:r>
+        <w:rPr>
+          <w:sz w:val="22"/>
+          <w:szCs w:val="22"/>
+        </w:rPr>
+        <w:t>MongoDB</w:t>
+      </w:r>
+      <w:proofErr w:type="spellEnd"/>
+      <w:r>
+        <w:rPr>
+          <w:sz w:val="22"/>
+          <w:szCs w:val="22"/>
+        </w:rPr>
+        <w:t xml:space="preserve"> dentro. Para esto necesitamos escribir un comando en la 'Terminal' (una ventana de texto donde le damos órdenes al ordenador).</w:t>
+      </w:r>
+    </w:p>
+    <w:p>
+      <w:r>
+        <w:t xml:space="preserve"> </w:t>
+      </w:r>
+    </w:p>
+    <w:tbl>
+      <w:tblPr>
+        <w:tblW w:w="8600" w:type="dxa"/>
+        <w:tblInd w:w="140" w:type="dxa"/>
+        <w:tblBorders>
+          <w:top w:val="single" w:sz="4" w:space="0" w:color="auto"/>
+          <w:left w:val="single" w:sz="4" w:space="0" w:color="auto"/>
+          <w:bottom w:val="single" w:sz="4" w:space="0" w:color="auto"/>
+          <w:right w:val="single" w:sz="4" w:space="0" w:color="auto"/>
+          <w:insideH w:val="single" w:sz="4" w:space="0" w:color="auto"/>
+          <w:insideV w:val="single" w:sz="4" w:space="0" w:color="auto"/>
+        </w:tblBorders>
+        <w:tblCellMar>
+          <w:left w:w="10" w:type="dxa"/>
+          <w:right w:w="10" w:type="dxa"/>
+        </w:tblCellMar>
+        <w:tblLook w:val="04A0" w:firstRow="1" w:lastRow="0" w:firstColumn="1" w:lastColumn="0" w:noHBand="0" w:noVBand="1"/>
+      </w:tblPr>
+      <w:tblGrid>
+        <w:gridCol w:w="8600"/>
+      </w:tblGrid>
+      <w:tr>
+        <w:tblPrEx>
+          <w:tblCellMar>
+            <w:top w:w="0" w:type="dxa"/>
+            <w:bottom w:w="0" w:type="dxa"/>
+          </w:tblCellMar>
+        </w:tblPrEx>
+        <w:tc>
+          <w:tcPr>
+            <w:tcW w:w="8600" w:type="dxa"/>
+            <w:tcBorders>
+              <w:top w:val="single" w:sz="4" w:space="0" w:color="2E75B6"/>
+              <w:left w:val="single" w:sz="12" w:space="0" w:color="2E75B6"/>
+              <w:bottom w:val="single" w:sz="4" w:space="0" w:color="2E75B6"/>
+              <w:right w:val="single" w:sz="4" w:space="0" w:color="2E75B6"/>
+            </w:tcBorders>
+            <w:shd w:val="clear" w:color="auto" w:fill="EBF3FB"/>
+            <w:tcMar>
+              <w:top w:w="100" w:type="dxa"/>
+              <w:left w:w="150" w:type="dxa"/>
+              <w:bottom w:w="100" w:type="dxa"/>
+              <w:right w:w="150" w:type="dxa"/>
+            </w:tcMar>
+          </w:tcPr>
+          <w:p>
+            <w:r>
+              <w:rPr>
+                <w:b/>
+                <w:bCs/>
+                <w:color w:val="1F4E79"/>
+                <w:sz w:val="22"/>
+                <w:szCs w:val="22"/>
+              </w:rPr>
+              <w:t xml:space="preserve">  ¿Qué es la Terminal?</w:t>
+            </w:r>
+          </w:p>
+          <w:p>
+            <w:r>
+              <w:rPr>
+                <w:color w:val="1F3864"/>
+                <w:sz w:val="22"/>
+                <w:szCs w:val="22"/>
+              </w:rPr>
+              <w:t>La Terminal es una ventana donde escribes órdenes en texto. En vez de hacer clic con el ratón, escribes instrucciones. ¡Es más fácil de lo que parece!</w:t>
+            </w:r>
+          </w:p>
+        </w:tc>
+      </w:tr>
+    </w:tbl>
+    <w:p>
+      <w:r>
+        <w:lastRenderedPageBreak/>
+        <w:t xml:space="preserve"> </w:t>
+      </w:r>
+    </w:p>
+    <w:p>
+      <w:pPr>
+        <w:spacing w:before="80" w:after="100"/>
+      </w:pPr>
+      <w:r>
+        <w:rPr>
+          <w:sz w:val="22"/>
+          <w:szCs w:val="22"/>
+        </w:rPr>
+        <w:t>Cómo abrir la Terminal:</w:t>
+      </w:r>
+    </w:p>
+    <w:p>
+      <w:pPr>
+        <w:pStyle w:val="Prrafodelista"/>
+        <w:numPr>
+          <w:ilvl w:val="0"/>
+          <w:numId w:val="10"/>
+        </w:numPr>
+        <w:spacing w:before="60" w:after="60" w:line="240" w:lineRule="auto"/>
+        <w:contextualSpacing w:val="0"/>
+        <w:jc w:val="left"/>
+      </w:pPr>
+      <w:r>
+        <w:rPr>
+          <w:sz w:val="22"/>
+          <w:szCs w:val="22"/>
+        </w:rPr>
+        <w:t xml:space="preserve">En Windows: pulsa la tecla Windows + R, escribe </w:t>
+      </w:r>
+      <w:proofErr w:type="spellStart"/>
+      <w:r>
+        <w:rPr>
+          <w:sz w:val="22"/>
+          <w:szCs w:val="22"/>
+        </w:rPr>
+        <w:t>cmd</w:t>
+      </w:r>
+      <w:proofErr w:type="spellEnd"/>
+      <w:r>
+        <w:rPr>
+          <w:sz w:val="22"/>
+          <w:szCs w:val="22"/>
+        </w:rPr>
+        <w:t xml:space="preserve"> y pulsa </w:t>
+      </w:r>
+      <w:proofErr w:type="spellStart"/>
+      <w:r>
+        <w:rPr>
+          <w:sz w:val="22"/>
+          <w:szCs w:val="22"/>
+        </w:rPr>
+        <w:t>Enter</w:t>
+      </w:r>
+      <w:proofErr w:type="spellEnd"/>
+      <w:r>
+        <w:rPr>
+          <w:sz w:val="22"/>
+          <w:szCs w:val="22"/>
+        </w:rPr>
+        <w:t>.</w:t>
+      </w:r>
+    </w:p>
+    <w:p>
+      <w:pPr>
+        <w:pStyle w:val="Prrafodelista"/>
+        <w:numPr>
+          <w:ilvl w:val="0"/>
+          <w:numId w:val="10"/>
+        </w:numPr>
+        <w:spacing w:before="60" w:after="60" w:line="240" w:lineRule="auto"/>
+        <w:contextualSpacing w:val="0"/>
+        <w:jc w:val="left"/>
+      </w:pPr>
+      <w:r>
+        <w:rPr>
+          <w:sz w:val="22"/>
+          <w:szCs w:val="22"/>
+        </w:rPr>
+        <w:t>En Mac: busca 'Terminal' en el buscador de aplicaciones.</w:t>
+      </w:r>
+    </w:p>
+    <w:p>
+      <w:r>
+        <w:t xml:space="preserve"> </w:t>
+      </w:r>
+    </w:p>
+    <w:p>
+      <w:pPr>
+        <w:spacing w:before="80" w:after="100"/>
+      </w:pPr>
+      <w:r>
+        <w:rPr>
+          <w:sz w:val="22"/>
+          <w:szCs w:val="22"/>
+        </w:rPr>
+        <w:t xml:space="preserve">Una vez abierta la Terminal, escribe exactamente esto y pulsa </w:t>
+      </w:r>
+      <w:proofErr w:type="spellStart"/>
+      <w:r>
+        <w:rPr>
+          <w:sz w:val="22"/>
+          <w:szCs w:val="22"/>
+        </w:rPr>
+        <w:t>Enter</w:t>
+      </w:r>
+      <w:proofErr w:type="spellEnd"/>
+      <w:r>
+        <w:rPr>
+          <w:sz w:val="22"/>
+          <w:szCs w:val="22"/>
+        </w:rPr>
+        <w:t>:</w:t>
+      </w:r>
+    </w:p>
+    <w:p>
+      <w:r>
+        <w:t xml:space="preserve"> </w:t>
+      </w:r>
+    </w:p>
+    <w:tbl>
+      <w:tblPr>
+        <w:tblW w:w="5658" w:type="dxa"/>
+        <w:tblInd w:w="1204" w:type="dxa"/>
+        <w:tblBorders>
+          <w:top w:val="single" w:sz="4" w:space="0" w:color="auto"/>
+          <w:left w:val="single" w:sz="4" w:space="0" w:color="auto"/>
+          <w:bottom w:val="single" w:sz="4" w:space="0" w:color="auto"/>
+          <w:right w:val="single" w:sz="4" w:space="0" w:color="auto"/>
+          <w:insideH w:val="single" w:sz="4" w:space="0" w:color="auto"/>
+          <w:insideV w:val="single" w:sz="4" w:space="0" w:color="auto"/>
+        </w:tblBorders>
+        <w:tblCellMar>
+          <w:left w:w="10" w:type="dxa"/>
+          <w:right w:w="10" w:type="dxa"/>
+        </w:tblCellMar>
+        <w:tblLook w:val="04A0" w:firstRow="1" w:lastRow="0" w:firstColumn="1" w:lastColumn="0" w:noHBand="0" w:noVBand="1"/>
+      </w:tblPr>
+      <w:tblGrid>
+        <w:gridCol w:w="5658"/>
+      </w:tblGrid>
+      <w:tr>
+        <w:tblPrEx>
+          <w:tblCellMar>
+            <w:top w:w="0" w:type="dxa"/>
+            <w:bottom w:w="0" w:type="dxa"/>
+          </w:tblCellMar>
+        </w:tblPrEx>
+        <w:trPr>
+          <w:trHeight w:val="211"/>
+        </w:trPr>
+        <w:tc>
+          <w:tcPr>
+            <w:tcW w:w="5658" w:type="dxa"/>
+            <w:tcBorders>
+              <w:top w:val="single" w:sz="1" w:space="0" w:color="CCCCCC"/>
+              <w:left w:val="single" w:sz="1" w:space="0" w:color="CCCCCC"/>
+              <w:bottom w:val="single" w:sz="1" w:space="0" w:color="CCCCCC"/>
+              <w:right w:val="single" w:sz="1" w:space="0" w:color="CCCCCC"/>
+            </w:tcBorders>
+            <w:shd w:val="clear" w:color="auto" w:fill="1E1E1E"/>
+            <w:tcMar>
+              <w:top w:w="100" w:type="dxa"/>
+              <w:left w:w="150" w:type="dxa"/>
+              <w:bottom w:w="100" w:type="dxa"/>
+              <w:right w:w="150" w:type="dxa"/>
+            </w:tcMar>
+          </w:tcPr>
+          <w:p>
+            <w:proofErr w:type="spellStart"/>
+            <w:r>
+              <w:rPr>
+                <w:rFonts w:ascii="Courier New" w:eastAsia="Courier New" w:hAnsi="Courier New" w:cs="Courier New"/>
+                <w:color w:val="D4D4D4"/>
+                <w:szCs w:val="20"/>
+              </w:rPr>
+              <w:t>docker</w:t>
+            </w:r>
+            <w:proofErr w:type="spellEnd"/>
+            <w:r>
+              <w:rPr>
+                <w:rFonts w:ascii="Courier New" w:eastAsia="Courier New" w:hAnsi="Courier New" w:cs="Courier New"/>
+                <w:color w:val="D4D4D4"/>
+                <w:szCs w:val="20"/>
+              </w:rPr>
+              <w:t xml:space="preserve"> </w:t>
+            </w:r>
+            <w:proofErr w:type="spellStart"/>
+            <w:r>
+              <w:rPr>
+                <w:rFonts w:ascii="Courier New" w:eastAsia="Courier New" w:hAnsi="Courier New" w:cs="Courier New"/>
+                <w:color w:val="D4D4D4"/>
+                <w:szCs w:val="20"/>
+              </w:rPr>
+              <w:t>pull</w:t>
+            </w:r>
+            <w:proofErr w:type="spellEnd"/>
+            <w:r>
+              <w:rPr>
+                <w:rFonts w:ascii="Courier New" w:eastAsia="Courier New" w:hAnsi="Courier New" w:cs="Courier New"/>
+                <w:color w:val="D4D4D4"/>
+                <w:szCs w:val="20"/>
+              </w:rPr>
+              <w:t xml:space="preserve"> </w:t>
+            </w:r>
+            <w:proofErr w:type="spellStart"/>
+            <w:r>
+              <w:rPr>
+                <w:rFonts w:ascii="Courier New" w:eastAsia="Courier New" w:hAnsi="Courier New" w:cs="Courier New"/>
+                <w:color w:val="D4D4D4"/>
+                <w:szCs w:val="20"/>
+              </w:rPr>
+              <w:t>mongodb</w:t>
+            </w:r>
+            <w:proofErr w:type="spellEnd"/>
+            <w:r>
+              <w:rPr>
+                <w:rFonts w:ascii="Courier New" w:eastAsia="Courier New" w:hAnsi="Courier New" w:cs="Courier New"/>
+                <w:color w:val="D4D4D4"/>
+                <w:szCs w:val="20"/>
+              </w:rPr>
+              <w:t>/</w:t>
+            </w:r>
+            <w:proofErr w:type="spellStart"/>
+            <w:r>
+              <w:rPr>
+                <w:rFonts w:ascii="Courier New" w:eastAsia="Courier New" w:hAnsi="Courier New" w:cs="Courier New"/>
+                <w:color w:val="D4D4D4"/>
+                <w:szCs w:val="20"/>
+              </w:rPr>
+              <w:t>mongodb</w:t>
+            </w:r>
+            <w:proofErr w:type="spellEnd"/>
+            <w:r>
+              <w:rPr>
+                <w:rFonts w:ascii="Courier New" w:eastAsia="Courier New" w:hAnsi="Courier New" w:cs="Courier New"/>
+                <w:color w:val="D4D4D4"/>
+                <w:szCs w:val="20"/>
+              </w:rPr>
+              <w:t>-</w:t>
+            </w:r>
+            <w:proofErr w:type="spellStart"/>
+            <w:r>
+              <w:rPr>
+                <w:rFonts w:ascii="Courier New" w:eastAsia="Courier New" w:hAnsi="Courier New" w:cs="Courier New"/>
+                <w:color w:val="D4D4D4"/>
+                <w:szCs w:val="20"/>
+              </w:rPr>
+              <w:t>community</w:t>
+            </w:r>
+            <w:proofErr w:type="spellEnd"/>
+            <w:r>
+              <w:rPr>
+                <w:rFonts w:ascii="Courier New" w:eastAsia="Courier New" w:hAnsi="Courier New" w:cs="Courier New"/>
+                <w:color w:val="D4D4D4"/>
+                <w:szCs w:val="20"/>
+              </w:rPr>
+              <w:t>-server</w:t>
+            </w:r>
+          </w:p>
+        </w:tc>
+      </w:tr>
+    </w:tbl>
+    <w:p>
+      <w:r>
+        <w:t xml:space="preserve"> </w:t>
+      </w:r>
+    </w:p>
+    <w:p>
+      <w:pPr>
+        <w:spacing w:before="120" w:after="120"/>
+        <w:ind w:left="360"/>
+      </w:pPr>
+      <w:r>
+        <w:rPr>
+          <w:i/>
+          <w:iCs/>
+          <w:color w:val="595959"/>
+          <w:sz w:val="22"/>
+          <w:szCs w:val="22"/>
+        </w:rPr>
+        <w:t>Esto puede tardar unos minutos. Verás que aparecen líneas de texto. Es normal, significa que está descargando. Espera hasta que vuelva a aparecer el cursor parpadeante.</w:t>
+      </w:r>
+    </w:p>
+    <w:p>
+      <w:r>
+        <w:t xml:space="preserve">  </w:t>
+      </w:r>
+    </w:p>
+    <w:p>
+      <w:pPr>
+        <w:pStyle w:val="Ttulo2"/>
+      </w:pPr>
+      <w:r>
+        <w:rPr>
+          <w:b/>
+          <w:bCs/>
+          <w:color w:val="2E75B6"/>
+          <w:sz w:val="28"/>
+          <w:szCs w:val="28"/>
+        </w:rPr>
+        <w:t xml:space="preserve">Paso 1.3 — Crear el contenedor de </w:t>
+      </w:r>
+      <w:proofErr w:type="spellStart"/>
+      <w:r>
+        <w:rPr>
+          <w:b/>
+          <w:bCs/>
+          <w:color w:val="2E75B6"/>
+          <w:sz w:val="28"/>
+          <w:szCs w:val="28"/>
+        </w:rPr>
+        <w:t>MongoDB</w:t>
+      </w:r>
+      <w:proofErr w:type="spellEnd"/>
+      <w:r>
+        <w:rPr>
+          <w:b/>
+          <w:bCs/>
+          <w:color w:val="2E75B6"/>
+          <w:sz w:val="28"/>
+          <w:szCs w:val="28"/>
+        </w:rPr>
+        <w:t xml:space="preserve"> (ponerlo en marcha)</w:t>
+      </w:r>
+    </w:p>
+    <w:p>
+      <w:pPr>
+        <w:spacing w:before="80" w:after="100"/>
+      </w:pPr>
+      <w:r>
+        <w:rPr>
+          <w:sz w:val="22"/>
+          <w:szCs w:val="22"/>
+        </w:rPr>
+        <w:t xml:space="preserve">Descargar </w:t>
+      </w:r>
+      <w:proofErr w:type="spellStart"/>
+      <w:r>
+        <w:rPr>
+          <w:sz w:val="22"/>
+          <w:szCs w:val="22"/>
+        </w:rPr>
+        <w:t>MongoDB</w:t>
+      </w:r>
+      <w:proofErr w:type="spellEnd"/>
+      <w:r>
+        <w:rPr>
+          <w:sz w:val="22"/>
+          <w:szCs w:val="22"/>
+        </w:rPr>
+        <w:t xml:space="preserve"> es como comprar los ingredientes. Ahora hay que 'cocinarlo', es decir, ponerlo en marcha con su configuración.</w:t>
+      </w:r>
+    </w:p>
+    <w:p>
+      <w:r>
+        <w:t xml:space="preserve"> </w:t>
+      </w:r>
+    </w:p>
+    <w:p>
+      <w:pPr>
+        <w:spacing w:before="80" w:after="100"/>
+      </w:pPr>
+      <w:r>
+        <w:rPr>
+          <w:sz w:val="22"/>
+          <w:szCs w:val="22"/>
+        </w:rPr>
+        <w:t>En la Terminal, escribe este comando completo (cópialo tal cual, respetando mayúsculas y minúsculas):</w:t>
+      </w:r>
+    </w:p>
+    <w:p>
+      <w:r>
+        <w:t xml:space="preserve"> </w:t>
+      </w:r>
+    </w:p>
+    <w:tbl>
+      <w:tblPr>
+        <w:tblW w:w="8600" w:type="dxa"/>
+        <w:tblInd w:w="140" w:type="dxa"/>
+        <w:tblBorders>
+          <w:top w:val="single" w:sz="4" w:space="0" w:color="auto"/>
+          <w:left w:val="single" w:sz="4" w:space="0" w:color="auto"/>
+          <w:bottom w:val="single" w:sz="4" w:space="0" w:color="auto"/>
+          <w:right w:val="single" w:sz="4" w:space="0" w:color="auto"/>
+          <w:insideH w:val="single" w:sz="4" w:space="0" w:color="auto"/>
+          <w:insideV w:val="single" w:sz="4" w:space="0" w:color="auto"/>
+        </w:tblBorders>
+        <w:tblCellMar>
+          <w:left w:w="10" w:type="dxa"/>
+          <w:right w:w="10" w:type="dxa"/>
+        </w:tblCellMar>
+        <w:tblLook w:val="04A0" w:firstRow="1" w:lastRow="0" w:firstColumn="1" w:lastColumn="0" w:noHBand="0" w:noVBand="1"/>
+      </w:tblPr>
+      <w:tblGrid>
+        <w:gridCol w:w="8600"/>
+      </w:tblGrid>
+      <w:tr>
+        <w:tblPrEx>
+          <w:tblCellMar>
+            <w:top w:w="0" w:type="dxa"/>
+            <w:bottom w:w="0" w:type="dxa"/>
+          </w:tblCellMar>
+        </w:tblPrEx>
+        <w:tc>
+          <w:tcPr>
+            <w:tcW w:w="8600" w:type="dxa"/>
+            <w:tcBorders>
+              <w:top w:val="single" w:sz="1" w:space="0" w:color="CCCCCC"/>
+              <w:left w:val="single" w:sz="1" w:space="0" w:color="CCCCCC"/>
+              <w:bottom w:val="single" w:sz="1" w:space="0" w:color="CCCCCC"/>
+              <w:right w:val="single" w:sz="1" w:space="0" w:color="CCCCCC"/>
+            </w:tcBorders>
+            <w:shd w:val="clear" w:color="auto" w:fill="1E1E1E"/>
+            <w:tcMar>
+              <w:top w:w="100" w:type="dxa"/>
+              <w:left w:w="150" w:type="dxa"/>
+              <w:bottom w:w="100" w:type="dxa"/>
+              <w:right w:w="150" w:type="dxa"/>
+            </w:tcMar>
+          </w:tcPr>
+          <w:p>
+            <w:proofErr w:type="spellStart"/>
+            <w:r>
+              <w:rPr>
+                <w:rFonts w:ascii="Courier New" w:eastAsia="Courier New" w:hAnsi="Courier New" w:cs="Courier New"/>
+                <w:color w:val="D4D4D4"/>
+                <w:szCs w:val="20"/>
+              </w:rPr>
+              <w:t>docker</w:t>
+            </w:r>
+            <w:proofErr w:type="spellEnd"/>
+            <w:r>
+              <w:rPr>
+                <w:rFonts w:ascii="Courier New" w:eastAsia="Courier New" w:hAnsi="Courier New" w:cs="Courier New"/>
+                <w:color w:val="D4D4D4"/>
+                <w:szCs w:val="20"/>
+              </w:rPr>
+              <w:t xml:space="preserve"> </w:t>
+            </w:r>
+            <w:proofErr w:type="spellStart"/>
+            <w:r>
+              <w:rPr>
+                <w:rFonts w:ascii="Courier New" w:eastAsia="Courier New" w:hAnsi="Courier New" w:cs="Courier New"/>
+                <w:color w:val="D4D4D4"/>
+                <w:szCs w:val="20"/>
+              </w:rPr>
+              <w:t>run</w:t>
+            </w:r>
+            <w:proofErr w:type="spellEnd"/>
+            <w:r>
+              <w:rPr>
+                <w:rFonts w:ascii="Courier New" w:eastAsia="Courier New" w:hAnsi="Courier New" w:cs="Courier New"/>
+                <w:color w:val="D4D4D4"/>
+                <w:szCs w:val="20"/>
+              </w:rPr>
+              <w:t xml:space="preserve"> --</w:t>
+            </w:r>
+            <w:proofErr w:type="spellStart"/>
+            <w:r>
+              <w:rPr>
+                <w:rFonts w:ascii="Courier New" w:eastAsia="Courier New" w:hAnsi="Courier New" w:cs="Courier New"/>
+                <w:color w:val="D4D4D4"/>
+                <w:szCs w:val="20"/>
+              </w:rPr>
+              <w:t>name</w:t>
+            </w:r>
+            <w:proofErr w:type="spellEnd"/>
+            <w:r>
+              <w:rPr>
+                <w:rFonts w:ascii="Courier New" w:eastAsia="Courier New" w:hAnsi="Courier New" w:cs="Courier New"/>
+                <w:color w:val="D4D4D4"/>
+                <w:szCs w:val="20"/>
+              </w:rPr>
+              <w:t xml:space="preserve"> mongo -d \</w:t>
+            </w:r>
+          </w:p>
+        </w:tc>
+      </w:tr>
+      <w:tr>
+        <w:tblPrEx>
+          <w:tblCellMar>
+            <w:top w:w="0" w:type="dxa"/>
+            <w:bottom w:w="0" w:type="dxa"/>
+          </w:tblCellMar>
+        </w:tblPrEx>
+        <w:tc>
+          <w:tcPr>
+            <w:tcW w:w="8600" w:type="dxa"/>
+            <w:tcBorders>
+              <w:top w:val="single" w:sz="1" w:space="0" w:color="CCCCCC"/>
+              <w:left w:val="single" w:sz="1" w:space="0" w:color="CCCCCC"/>
+              <w:bottom w:val="single" w:sz="1" w:space="0" w:color="CCCCCC"/>
+              <w:right w:val="single" w:sz="1" w:space="0" w:color="CCCCCC"/>
+            </w:tcBorders>
+            <w:shd w:val="clear" w:color="auto" w:fill="1E1E1E"/>
+            <w:tcMar>
+              <w:top w:w="100" w:type="dxa"/>
+              <w:left w:w="150" w:type="dxa"/>
+              <w:bottom w:w="100" w:type="dxa"/>
+              <w:right w:w="150" w:type="dxa"/>
+            </w:tcMar>
+          </w:tcPr>
+          <w:p>
+            <w:r>
+              <w:rPr>
+                <w:rFonts w:ascii="Courier New" w:eastAsia="Courier New" w:hAnsi="Courier New" w:cs="Courier New"/>
+                <w:color w:val="D4D4D4"/>
+                <w:szCs w:val="20"/>
+              </w:rPr>
+              <w:t xml:space="preserve">  -p 27017:27017 \</w:t>
+            </w:r>
+          </w:p>
+        </w:tc>
+      </w:tr>
+      <w:tr>
+        <w:tblPrEx>
+          <w:tblCellMar>
+            <w:top w:w="0" w:type="dxa"/>
+            <w:bottom w:w="0" w:type="dxa"/>
+          </w:tblCellMar>
+        </w:tblPrEx>
+        <w:tc>
+          <w:tcPr>
+            <w:tcW w:w="8600" w:type="dxa"/>
+            <w:tcBorders>
+              <w:top w:val="single" w:sz="1" w:space="0" w:color="CCCCCC"/>
+              <w:left w:val="single" w:sz="1" w:space="0" w:color="CCCCCC"/>
+              <w:bottom w:val="single" w:sz="1" w:space="0" w:color="CCCCCC"/>
+              <w:right w:val="single" w:sz="1" w:space="0" w:color="CCCCCC"/>
+            </w:tcBorders>
+            <w:shd w:val="clear" w:color="auto" w:fill="1E1E1E"/>
+            <w:tcMar>
+              <w:top w:w="100" w:type="dxa"/>
+              <w:left w:w="150" w:type="dxa"/>
+              <w:bottom w:w="100" w:type="dxa"/>
+              <w:right w:w="150" w:type="dxa"/>
+            </w:tcMar>
+          </w:tcPr>
+          <w:p>
+            <w:r>
+              <w:rPr>
+                <w:rFonts w:ascii="Courier New" w:eastAsia="Courier New" w:hAnsi="Courier New" w:cs="Courier New"/>
+                <w:color w:val="D4D4D4"/>
+                <w:szCs w:val="20"/>
+              </w:rPr>
+              <w:t xml:space="preserve">  -e MONGO_INITDB_ROOT_USERNAME=</w:t>
+            </w:r>
+            <w:proofErr w:type="spellStart"/>
+            <w:r>
+              <w:rPr>
+                <w:rFonts w:ascii="Courier New" w:eastAsia="Courier New" w:hAnsi="Courier New" w:cs="Courier New"/>
+                <w:color w:val="D4D4D4"/>
+                <w:szCs w:val="20"/>
+              </w:rPr>
+              <w:t>admin</w:t>
+            </w:r>
+            <w:proofErr w:type="spellEnd"/>
+            <w:r>
+              <w:rPr>
+                <w:rFonts w:ascii="Courier New" w:eastAsia="Courier New" w:hAnsi="Courier New" w:cs="Courier New"/>
+                <w:color w:val="D4D4D4"/>
+                <w:szCs w:val="20"/>
+              </w:rPr>
+              <w:t xml:space="preserve"> \</w:t>
+            </w:r>
+          </w:p>
+        </w:tc>
+      </w:tr>
+      <w:tr>
+        <w:tblPrEx>
+          <w:tblCellMar>
+            <w:top w:w="0" w:type="dxa"/>
+            <w:bottom w:w="0" w:type="dxa"/>
+          </w:tblCellMar>
+        </w:tblPrEx>
+        <w:tc>
+          <w:tcPr>
+            <w:tcW w:w="8600" w:type="dxa"/>
+            <w:tcBorders>
+              <w:top w:val="single" w:sz="1" w:space="0" w:color="CCCCCC"/>
+              <w:left w:val="single" w:sz="1" w:space="0" w:color="CCCCCC"/>
+              <w:bottom w:val="single" w:sz="1" w:space="0" w:color="CCCCCC"/>
+              <w:right w:val="single" w:sz="1" w:space="0" w:color="CCCCCC"/>
+            </w:tcBorders>
+            <w:shd w:val="clear" w:color="auto" w:fill="1E1E1E"/>
+            <w:tcMar>
+              <w:top w:w="100" w:type="dxa"/>
+              <w:left w:w="150" w:type="dxa"/>
+              <w:bottom w:w="100" w:type="dxa"/>
+              <w:right w:w="150" w:type="dxa"/>
+            </w:tcMar>
+          </w:tcPr>
+          <w:p>
+            <w:r>
+              <w:rPr>
+                <w:rFonts w:ascii="Courier New" w:eastAsia="Courier New" w:hAnsi="Courier New" w:cs="Courier New"/>
+                <w:color w:val="D4D4D4"/>
+                <w:szCs w:val="20"/>
+              </w:rPr>
+              <w:t xml:space="preserve">  -e MONGO_INITDB_ROOT_PASSWORD=micontraseña123 \</w:t>
+            </w:r>
+          </w:p>
+        </w:tc>
+      </w:tr>
+      <w:tr>
+        <w:tblPrEx>
+          <w:tblCellMar>
+            <w:top w:w="0" w:type="dxa"/>
+            <w:bottom w:w="0" w:type="dxa"/>
+          </w:tblCellMar>
+        </w:tblPrEx>
+        <w:tc>
+          <w:tcPr>
+            <w:tcW w:w="8600" w:type="dxa"/>
+            <w:tcBorders>
+              <w:top w:val="single" w:sz="1" w:space="0" w:color="CCCCCC"/>
+              <w:left w:val="single" w:sz="1" w:space="0" w:color="CCCCCC"/>
+              <w:bottom w:val="single" w:sz="1" w:space="0" w:color="CCCCCC"/>
+              <w:right w:val="single" w:sz="1" w:space="0" w:color="CCCCCC"/>
+            </w:tcBorders>
+            <w:shd w:val="clear" w:color="auto" w:fill="1E1E1E"/>
+            <w:tcMar>
+              <w:top w:w="100" w:type="dxa"/>
+              <w:left w:w="150" w:type="dxa"/>
+              <w:bottom w:w="100" w:type="dxa"/>
+              <w:right w:w="150" w:type="dxa"/>
+            </w:tcMar>
+          </w:tcPr>
+          <w:p>
+            <w:r>
+              <w:rPr>
+                <w:rFonts w:ascii="Courier New" w:eastAsia="Courier New" w:hAnsi="Courier New" w:cs="Courier New"/>
+                <w:color w:val="D4D4D4"/>
+                <w:szCs w:val="20"/>
+              </w:rPr>
+              <w:lastRenderedPageBreak/>
+              <w:t xml:space="preserve">  </w:t>
+            </w:r>
+            <w:proofErr w:type="spellStart"/>
+            <w:r>
+              <w:rPr>
+                <w:rFonts w:ascii="Courier New" w:eastAsia="Courier New" w:hAnsi="Courier New" w:cs="Courier New"/>
+                <w:color w:val="D4D4D4"/>
+                <w:szCs w:val="20"/>
+              </w:rPr>
+              <w:t>mongodb</w:t>
+            </w:r>
+            <w:proofErr w:type="spellEnd"/>
+            <w:r>
+              <w:rPr>
+                <w:rFonts w:ascii="Courier New" w:eastAsia="Courier New" w:hAnsi="Courier New" w:cs="Courier New"/>
+                <w:color w:val="D4D4D4"/>
+                <w:szCs w:val="20"/>
+              </w:rPr>
+              <w:t>/</w:t>
+            </w:r>
+            <w:proofErr w:type="spellStart"/>
+            <w:r>
+              <w:rPr>
+                <w:rFonts w:ascii="Courier New" w:eastAsia="Courier New" w:hAnsi="Courier New" w:cs="Courier New"/>
+                <w:color w:val="D4D4D4"/>
+                <w:szCs w:val="20"/>
+              </w:rPr>
+              <w:t>mongodb</w:t>
+            </w:r>
+            <w:proofErr w:type="spellEnd"/>
+            <w:r>
+              <w:rPr>
+                <w:rFonts w:ascii="Courier New" w:eastAsia="Courier New" w:hAnsi="Courier New" w:cs="Courier New"/>
+                <w:color w:val="D4D4D4"/>
+                <w:szCs w:val="20"/>
+              </w:rPr>
+              <w:t>-</w:t>
+            </w:r>
+            <w:proofErr w:type="spellStart"/>
+            <w:r>
+              <w:rPr>
+                <w:rFonts w:ascii="Courier New" w:eastAsia="Courier New" w:hAnsi="Courier New" w:cs="Courier New"/>
+                <w:color w:val="D4D4D4"/>
+                <w:szCs w:val="20"/>
+              </w:rPr>
+              <w:t>community</w:t>
+            </w:r>
+            <w:proofErr w:type="spellEnd"/>
+            <w:r>
+              <w:rPr>
+                <w:rFonts w:ascii="Courier New" w:eastAsia="Courier New" w:hAnsi="Courier New" w:cs="Courier New"/>
+                <w:color w:val="D4D4D4"/>
+                <w:szCs w:val="20"/>
+              </w:rPr>
+              <w:t>-server</w:t>
+            </w:r>
+          </w:p>
+        </w:tc>
+      </w:tr>
+    </w:tbl>
+    <w:p>
+      <w:r>
+        <w:t xml:space="preserve"> </w:t>
+      </w:r>
+    </w:p>
+    <w:tbl>
+      <w:tblPr>
+        <w:tblW w:w="8600" w:type="dxa"/>
+        <w:tblInd w:w="140" w:type="dxa"/>
+        <w:tblBorders>
+          <w:top w:val="single" w:sz="4" w:space="0" w:color="auto"/>
+          <w:left w:val="single" w:sz="4" w:space="0" w:color="auto"/>
+          <w:bottom w:val="single" w:sz="4" w:space="0" w:color="auto"/>
+          <w:right w:val="single" w:sz="4" w:space="0" w:color="auto"/>
+          <w:insideH w:val="single" w:sz="4" w:space="0" w:color="auto"/>
+          <w:insideV w:val="single" w:sz="4" w:space="0" w:color="auto"/>
+        </w:tblBorders>
+        <w:tblCellMar>
+          <w:left w:w="10" w:type="dxa"/>
+          <w:right w:w="10" w:type="dxa"/>
+        </w:tblCellMar>
+        <w:tblLook w:val="04A0" w:firstRow="1" w:lastRow="0" w:firstColumn="1" w:lastColumn="0" w:noHBand="0" w:noVBand="1"/>
+      </w:tblPr>
+      <w:tblGrid>
+        <w:gridCol w:w="8600"/>
+      </w:tblGrid>
+      <w:tr>
+        <w:tblPrEx>
+          <w:tblCellMar>
+            <w:top w:w="0" w:type="dxa"/>
+            <w:bottom w:w="0" w:type="dxa"/>
+          </w:tblCellMar>
+        </w:tblPrEx>
+        <w:tc>
+          <w:tcPr>
+            <w:tcW w:w="8600" w:type="dxa"/>
+            <w:tcBorders>
+              <w:top w:val="single" w:sz="4" w:space="0" w:color="FF8C00"/>
+              <w:left w:val="single" w:sz="12" w:space="0" w:color="FF8C00"/>
+              <w:bottom w:val="single" w:sz="4" w:space="0" w:color="FF8C00"/>
+              <w:right w:val="single" w:sz="4" w:space="0" w:color="FF8C00"/>
+            </w:tcBorders>
+            <w:shd w:val="clear" w:color="auto" w:fill="FFF3E0"/>
+            <w:tcMar>
+              <w:top w:w="100" w:type="dxa"/>
+              <w:left w:w="150" w:type="dxa"/>
+              <w:bottom w:w="100" w:type="dxa"/>
+              <w:right w:w="150" w:type="dxa"/>
+            </w:tcMar>
+          </w:tcPr>
+          <w:p>
+            <w:r>
+              <w:rPr>
+                <w:b/>
+                <w:bCs/>
+                <w:color w:val="E65100"/>
+                <w:sz w:val="22"/>
+                <w:szCs w:val="22"/>
+              </w:rPr>
+              <w:t xml:space="preserve">IMPORTANTE: </w:t>
+            </w:r>
+            <w:r>
+              <w:rPr>
+                <w:color w:val="4A2800"/>
+                <w:sz w:val="22"/>
+                <w:szCs w:val="22"/>
+              </w:rPr>
+              <w:t>Guarda bien la contraseña que pongas (en el ejemplo: micontraseña123). La necesitarás después. Puedes cambiarla por una que recuerdes fácilmente, pero NO uses espacios ni caracteres raros.</w:t>
+            </w:r>
+          </w:p>
+        </w:tc>
+      </w:tr>
+    </w:tbl>
+    <w:p>
+      <w:r>
+        <w:t xml:space="preserve"> </w:t>
+      </w:r>
+    </w:p>
+    <w:p>
+      <w:pPr>
+        <w:spacing w:before="80" w:after="100"/>
+      </w:pPr>
+      <w:r>
+        <w:rPr>
+          <w:sz w:val="22"/>
+          <w:szCs w:val="22"/>
+        </w:rPr>
+        <w:t>Qué significa cada parte del comando:</w:t>
+      </w:r>
+    </w:p>
+    <w:p>
+      <w:pPr>
+        <w:pStyle w:val="Prrafodelista"/>
+        <w:numPr>
+          <w:ilvl w:val="0"/>
+          <w:numId w:val="10"/>
+        </w:numPr>
+        <w:spacing w:before="60" w:after="60" w:line="240" w:lineRule="auto"/>
+        <w:contextualSpacing w:val="0"/>
+        <w:jc w:val="left"/>
+      </w:pPr>
+      <w:r>
+        <w:rPr>
+          <w:b/>
+          <w:bCs/>
+          <w:sz w:val="22"/>
+          <w:szCs w:val="22"/>
+        </w:rPr>
+        <w:t xml:space="preserve">  → Le damos el nombre 'mongo' a nuestra caja de base de datos.</w:t>
+      </w:r>
+      <w:r>
+        <w:rPr>
+          <w:sz w:val="22"/>
+          <w:szCs w:val="22"/>
+        </w:rPr>
+        <w:t>--</w:t>
+      </w:r>
+      <w:proofErr w:type="spellStart"/>
+      <w:r>
+        <w:rPr>
+          <w:sz w:val="22"/>
+          <w:szCs w:val="22"/>
+        </w:rPr>
+        <w:t>name</w:t>
+      </w:r>
+      <w:proofErr w:type="spellEnd"/>
+      <w:r>
+        <w:rPr>
+          <w:sz w:val="22"/>
+          <w:szCs w:val="22"/>
+        </w:rPr>
+        <w:t xml:space="preserve"> mongo</w:t>
+      </w:r>
+    </w:p>
+    <w:p>
+      <w:pPr>
+        <w:pStyle w:val="Prrafodelista"/>
+        <w:numPr>
+          <w:ilvl w:val="0"/>
+          <w:numId w:val="10"/>
+        </w:numPr>
+        <w:spacing w:before="60" w:after="60" w:line="240" w:lineRule="auto"/>
+        <w:contextualSpacing w:val="0"/>
+        <w:jc w:val="left"/>
+      </w:pPr>
+      <w:r>
+        <w:rPr>
+          <w:b/>
+          <w:bCs/>
+          <w:sz w:val="22"/>
+          <w:szCs w:val="22"/>
+        </w:rPr>
+        <w:t xml:space="preserve">  → Abrimos una 'puerta' (puerto) para comunicarnos con </w:t>
+      </w:r>
+      <w:proofErr w:type="spellStart"/>
+      <w:r>
+        <w:rPr>
+          <w:b/>
+          <w:bCs/>
+          <w:sz w:val="22"/>
+          <w:szCs w:val="22"/>
+        </w:rPr>
+        <w:t>MongoDB</w:t>
+      </w:r>
+      <w:proofErr w:type="spellEnd"/>
+      <w:r>
+        <w:rPr>
+          <w:b/>
+          <w:bCs/>
+          <w:sz w:val="22"/>
+          <w:szCs w:val="22"/>
+        </w:rPr>
+        <w:t>.</w:t>
+      </w:r>
+      <w:r>
+        <w:rPr>
+          <w:sz w:val="22"/>
+          <w:szCs w:val="22"/>
+        </w:rPr>
+        <w:t>-p 27017:27017</w:t>
+      </w:r>
+    </w:p>
+    <w:p>
+      <w:pPr>
+        <w:pStyle w:val="Prrafodelista"/>
+        <w:numPr>
+          <w:ilvl w:val="0"/>
+          <w:numId w:val="10"/>
+        </w:numPr>
+        <w:spacing w:before="60" w:after="60" w:line="240" w:lineRule="auto"/>
+        <w:contextualSpacing w:val="0"/>
+        <w:jc w:val="left"/>
+      </w:pPr>
+      <w:r>
+        <w:rPr>
+          <w:b/>
+          <w:bCs/>
+          <w:sz w:val="22"/>
+          <w:szCs w:val="22"/>
+        </w:rPr>
+        <w:t xml:space="preserve">  → El nombre de usuario será '</w:t>
+      </w:r>
+      <w:proofErr w:type="spellStart"/>
+      <w:r>
+        <w:rPr>
+          <w:b/>
+          <w:bCs/>
+          <w:sz w:val="22"/>
+          <w:szCs w:val="22"/>
+        </w:rPr>
+        <w:t>admin</w:t>
+      </w:r>
+      <w:proofErr w:type="spellEnd"/>
+      <w:r>
+        <w:rPr>
+          <w:b/>
+          <w:bCs/>
+          <w:sz w:val="22"/>
+          <w:szCs w:val="22"/>
+        </w:rPr>
+        <w:t>'.</w:t>
+      </w:r>
+      <w:r>
+        <w:rPr>
+          <w:sz w:val="22"/>
+          <w:szCs w:val="22"/>
+        </w:rPr>
+        <w:t>-e MONGO_INITDB_ROOT_USERNAME=</w:t>
+      </w:r>
+      <w:proofErr w:type="spellStart"/>
+      <w:r>
+        <w:rPr>
+          <w:sz w:val="22"/>
+          <w:szCs w:val="22"/>
+        </w:rPr>
+        <w:t>admin</w:t>
+      </w:r>
+      <w:proofErr w:type="spellEnd"/>
+    </w:p>
+    <w:p>
+      <w:pPr>
+        <w:pStyle w:val="Prrafodelista"/>
+        <w:numPr>
+          <w:ilvl w:val="0"/>
+          <w:numId w:val="10"/>
+        </w:numPr>
+        <w:spacing w:before="60" w:after="60" w:line="240" w:lineRule="auto"/>
+        <w:contextualSpacing w:val="0"/>
+        <w:jc w:val="left"/>
+      </w:pPr>
+      <w:r>
+        <w:rPr>
+          <w:b/>
+          <w:bCs/>
+          <w:sz w:val="22"/>
+          <w:szCs w:val="22"/>
+        </w:rPr>
+        <w:t xml:space="preserve">  → La contraseña que queramos usar.</w:t>
+      </w:r>
+      <w:r>
+        <w:rPr>
+          <w:sz w:val="22"/>
+          <w:szCs w:val="22"/>
+        </w:rPr>
+        <w:t>-e MONGO_INITDB_ROOT_PASSWORD=...</w:t>
+      </w:r>
+    </w:p>
+    <w:p>
+      <w:r>
+        <w:t xml:space="preserve"> </w:t>
+      </w:r>
+    </w:p>
+    <w:p>
+      <w:pPr>
+        <w:spacing w:before="120" w:after="120"/>
+        <w:ind w:left="360"/>
+      </w:pPr>
+      <w:r>
+        <w:rPr>
+          <w:sz w:val="22"/>
+          <w:szCs w:val="22"/>
+        </w:rPr>
+        <w:t xml:space="preserve">✅  </w:t>
+      </w:r>
+      <w:r>
+        <w:rPr>
+          <w:i/>
+          <w:iCs/>
+          <w:color w:val="595959"/>
+          <w:sz w:val="22"/>
+          <w:szCs w:val="22"/>
+        </w:rPr>
+        <w:t xml:space="preserve">Si todo va bien, verás un código largo de letras y números. Eso significa que </w:t>
+      </w:r>
+      <w:proofErr w:type="spellStart"/>
+      <w:r>
+        <w:rPr>
+          <w:i/>
+          <w:iCs/>
+          <w:color w:val="595959"/>
+          <w:sz w:val="22"/>
+          <w:szCs w:val="22"/>
+        </w:rPr>
+        <w:t>MongoDB</w:t>
+      </w:r>
+      <w:proofErr w:type="spellEnd"/>
+      <w:r>
+        <w:rPr>
+          <w:i/>
+          <w:iCs/>
+          <w:color w:val="595959"/>
+          <w:sz w:val="22"/>
+          <w:szCs w:val="22"/>
+        </w:rPr>
+        <w:t xml:space="preserve"> está funcionando correctamente dentro de </w:t>
+      </w:r>
+      <w:proofErr w:type="spellStart"/>
+      <w:r>
+        <w:rPr>
+          <w:i/>
+          <w:iCs/>
+          <w:color w:val="595959"/>
+          <w:sz w:val="22"/>
+          <w:szCs w:val="22"/>
+        </w:rPr>
+        <w:t>Docker</w:t>
+      </w:r>
+      <w:proofErr w:type="spellEnd"/>
+      <w:r>
+        <w:rPr>
+          <w:i/>
+          <w:iCs/>
+          <w:color w:val="595959"/>
+          <w:sz w:val="22"/>
+          <w:szCs w:val="22"/>
+        </w:rPr>
+        <w:t>.</w:t>
+      </w:r>
+    </w:p>
+    <w:p>
+      <w:r>
+        <w:br w:type="page"/>
+      </w:r>
+    </w:p>
+    <w:p>
+      <w:pPr>
+        <w:pStyle w:val="Ttulo1"/>
+      </w:pPr>
+      <w:r>
+        <w:rPr>
+          <w:b/>
+          <w:bCs/>
+          <w:color w:val="1F4E79"/>
+          <w:sz w:val="36"/>
+          <w:szCs w:val="36"/>
+        </w:rPr>
+        <w:lastRenderedPageBreak/>
+        <w:t xml:space="preserve">PARTE 2: Instalar Visual Studio </w:t>
+      </w:r>
+      <w:proofErr w:type="spellStart"/>
+      <w:r>
+        <w:rPr>
+          <w:b/>
+          <w:bCs/>
+          <w:color w:val="1F4E79"/>
+          <w:sz w:val="36"/>
+          <w:szCs w:val="36"/>
+        </w:rPr>
+        <w:t>Code</w:t>
+      </w:r>
+      <w:proofErr w:type="spellEnd"/>
+    </w:p>
+    <w:p>
+      <w:pPr>
+        <w:pStyle w:val="Ttulo2"/>
+      </w:pPr>
+      <w:r>
+        <w:rPr>
+          <w:b/>
+          <w:bCs/>
+          <w:color w:val="2E75B6"/>
+          <w:sz w:val="28"/>
+          <w:szCs w:val="28"/>
+        </w:rPr>
+        <w:t xml:space="preserve">Paso 2.1 — Descargar e instalar VS </w:t>
+      </w:r>
+      <w:proofErr w:type="spellStart"/>
+      <w:r>
+        <w:rPr>
+          <w:b/>
+          <w:bCs/>
+          <w:color w:val="2E75B6"/>
+          <w:sz w:val="28"/>
+          <w:szCs w:val="28"/>
+        </w:rPr>
+        <w:t>Code</w:t>
+      </w:r>
+      <w:proofErr w:type="spellEnd"/>
+    </w:p>
+    <w:p>
+      <w:pPr>
+        <w:spacing w:before="80" w:after="100"/>
+      </w:pPr>
+      <w:r>
+        <w:rPr>
+          <w:sz w:val="22"/>
+          <w:szCs w:val="22"/>
+        </w:rPr>
+        <w:t xml:space="preserve">Visual Studio </w:t>
+      </w:r>
+      <w:proofErr w:type="spellStart"/>
+      <w:r>
+        <w:rPr>
+          <w:sz w:val="22"/>
+          <w:szCs w:val="22"/>
+        </w:rPr>
+        <w:t>Code</w:t>
+      </w:r>
+      <w:proofErr w:type="spellEnd"/>
+      <w:r>
+        <w:rPr>
+          <w:sz w:val="22"/>
+          <w:szCs w:val="22"/>
+        </w:rPr>
+        <w:t xml:space="preserve"> (abreviado VS </w:t>
+      </w:r>
+      <w:proofErr w:type="spellStart"/>
+      <w:r>
+        <w:rPr>
+          <w:sz w:val="22"/>
+          <w:szCs w:val="22"/>
+        </w:rPr>
+        <w:t>Code</w:t>
+      </w:r>
+      <w:proofErr w:type="spellEnd"/>
+      <w:r>
+        <w:rPr>
+          <w:sz w:val="22"/>
+          <w:szCs w:val="22"/>
+        </w:rPr>
+        <w:t>) es el programa donde vamos a escribir nuestras instrucciones para la base de datos. Es gratuito y muy fácil de usar.</w:t>
+      </w:r>
+    </w:p>
+    <w:p>
+      <w:r>
+        <w:t xml:space="preserve"> </w:t>
+      </w:r>
+    </w:p>
+    <w:p>
+      <w:pPr>
+        <w:pStyle w:val="Prrafodelista"/>
+        <w:numPr>
+          <w:ilvl w:val="0"/>
+          <w:numId w:val="11"/>
+        </w:numPr>
+        <w:spacing w:before="80" w:after="80" w:line="240" w:lineRule="auto"/>
+        <w:contextualSpacing w:val="0"/>
+        <w:jc w:val="left"/>
+      </w:pPr>
+      <w:r>
+        <w:rPr>
+          <w:sz w:val="22"/>
+          <w:szCs w:val="22"/>
+        </w:rPr>
+        <w:t>Abre el navegador y ve a: https://code.visualstudio.com/download</w:t>
+      </w:r>
+    </w:p>
+    <w:p>
+      <w:pPr>
+        <w:pStyle w:val="Prrafodelista"/>
+        <w:numPr>
+          <w:ilvl w:val="0"/>
+          <w:numId w:val="11"/>
+        </w:numPr>
+        <w:spacing w:before="80" w:after="80" w:line="240" w:lineRule="auto"/>
+        <w:contextualSpacing w:val="0"/>
+        <w:jc w:val="left"/>
+      </w:pPr>
+      <w:r>
+        <w:rPr>
+          <w:sz w:val="22"/>
+          <w:szCs w:val="22"/>
+        </w:rPr>
+        <w:t>Haz clic en el botón de descarga para tu sistema operativo (Windows, Mac o Linux).</w:t>
+      </w:r>
+    </w:p>
+    <w:p>
+      <w:pPr>
+        <w:pStyle w:val="Prrafodelista"/>
+        <w:numPr>
+          <w:ilvl w:val="0"/>
+          <w:numId w:val="11"/>
+        </w:numPr>
+        <w:spacing w:before="80" w:after="80" w:line="240" w:lineRule="auto"/>
+        <w:contextualSpacing w:val="0"/>
+        <w:jc w:val="left"/>
+      </w:pPr>
+      <w:r>
+        <w:rPr>
+          <w:sz w:val="22"/>
+          <w:szCs w:val="22"/>
+        </w:rPr>
+        <w:t>Cuando se descargue el archivo, haz doble clic para instalarlo.</w:t>
+      </w:r>
+    </w:p>
+    <w:p>
+      <w:pPr>
+        <w:pStyle w:val="Prrafodelista"/>
+        <w:numPr>
+          <w:ilvl w:val="0"/>
+          <w:numId w:val="11"/>
+        </w:numPr>
+        <w:spacing w:before="80" w:after="80" w:line="240" w:lineRule="auto"/>
+        <w:contextualSpacing w:val="0"/>
+        <w:jc w:val="left"/>
+      </w:pPr>
+      <w:r>
+        <w:rPr>
+          <w:sz w:val="22"/>
+          <w:szCs w:val="22"/>
+        </w:rPr>
+        <w:t>Acepta las opciones por defecto y haz clic en 'Siguiente' / '</w:t>
+      </w:r>
+      <w:proofErr w:type="spellStart"/>
+      <w:r>
+        <w:rPr>
+          <w:sz w:val="22"/>
+          <w:szCs w:val="22"/>
+        </w:rPr>
+        <w:t>Next</w:t>
+      </w:r>
+      <w:proofErr w:type="spellEnd"/>
+      <w:r>
+        <w:rPr>
+          <w:sz w:val="22"/>
+          <w:szCs w:val="22"/>
+        </w:rPr>
+        <w:t>' hasta terminar.</w:t>
+      </w:r>
+    </w:p>
+    <w:p>
+      <w:pPr>
+        <w:pStyle w:val="Prrafodelista"/>
+        <w:numPr>
+          <w:ilvl w:val="0"/>
+          <w:numId w:val="11"/>
+        </w:numPr>
+        <w:spacing w:before="80" w:after="80" w:line="240" w:lineRule="auto"/>
+        <w:contextualSpacing w:val="0"/>
+        <w:jc w:val="left"/>
+      </w:pPr>
+      <w:r>
+        <w:rPr>
+          <w:sz w:val="22"/>
+          <w:szCs w:val="22"/>
+        </w:rPr>
+        <w:t xml:space="preserve">Al finalizar, abre Visual Studio </w:t>
+      </w:r>
+      <w:proofErr w:type="spellStart"/>
+      <w:r>
+        <w:rPr>
+          <w:sz w:val="22"/>
+          <w:szCs w:val="22"/>
+        </w:rPr>
+        <w:t>Code</w:t>
+      </w:r>
+      <w:proofErr w:type="spellEnd"/>
+      <w:r>
+        <w:rPr>
+          <w:sz w:val="22"/>
+          <w:szCs w:val="22"/>
+        </w:rPr>
+        <w:t>.</w:t>
+      </w:r>
+    </w:p>
+    <w:p>
+      <w:r>
+        <w:t xml:space="preserve"> </w:t>
+      </w:r>
+    </w:p>
+    <w:p>
+      <w:pPr>
+        <w:spacing w:before="120" w:after="120"/>
+        <w:ind w:left="360"/>
+      </w:pPr>
+      <w:r>
+        <w:rPr>
+          <w:sz w:val="22"/>
+          <w:szCs w:val="22"/>
+        </w:rPr>
+        <w:t xml:space="preserve"> </w:t>
+      </w:r>
+      <w:r>
+        <w:rPr>
+          <w:i/>
+          <w:iCs/>
+          <w:color w:val="595959"/>
+          <w:sz w:val="22"/>
+          <w:szCs w:val="22"/>
+        </w:rPr>
+        <w:t xml:space="preserve">¡Enhorabuena! Si VS </w:t>
+      </w:r>
+      <w:proofErr w:type="spellStart"/>
+      <w:r>
+        <w:rPr>
+          <w:i/>
+          <w:iCs/>
+          <w:color w:val="595959"/>
+          <w:sz w:val="22"/>
+          <w:szCs w:val="22"/>
+        </w:rPr>
+        <w:t>Code</w:t>
+      </w:r>
+      <w:proofErr w:type="spellEnd"/>
+      <w:r>
+        <w:rPr>
+          <w:i/>
+          <w:iCs/>
+          <w:color w:val="595959"/>
+          <w:sz w:val="22"/>
+          <w:szCs w:val="22"/>
+        </w:rPr>
+        <w:t xml:space="preserve"> se abre correctamente, ya tienes lo más difícil hecho.</w:t>
+      </w:r>
+    </w:p>
+    <w:p>
+      <w:r>
+        <w:t xml:space="preserve">  </w:t>
+      </w:r>
+    </w:p>
+    <w:p>
+      <w:pPr>
+        <w:pStyle w:val="Ttulo2"/>
+      </w:pPr>
+      <w:r>
+        <w:rPr>
+          <w:b/>
+          <w:bCs/>
+          <w:color w:val="2E75B6"/>
+          <w:sz w:val="28"/>
+          <w:szCs w:val="28"/>
+        </w:rPr>
+        <w:t xml:space="preserve">Paso 2.2 — Instalar el </w:t>
+      </w:r>
+      <w:proofErr w:type="spellStart"/>
+      <w:r>
+        <w:rPr>
+          <w:b/>
+          <w:bCs/>
+          <w:color w:val="2E75B6"/>
+          <w:sz w:val="28"/>
+          <w:szCs w:val="28"/>
+        </w:rPr>
+        <w:t>plugin</w:t>
+      </w:r>
+      <w:proofErr w:type="spellEnd"/>
+      <w:r>
+        <w:rPr>
+          <w:b/>
+          <w:bCs/>
+          <w:color w:val="2E75B6"/>
+          <w:sz w:val="28"/>
+          <w:szCs w:val="28"/>
+        </w:rPr>
+        <w:t xml:space="preserve"> de </w:t>
+      </w:r>
+      <w:proofErr w:type="spellStart"/>
+      <w:r>
+        <w:rPr>
+          <w:b/>
+          <w:bCs/>
+          <w:color w:val="2E75B6"/>
+          <w:sz w:val="28"/>
+          <w:szCs w:val="28"/>
+        </w:rPr>
+        <w:t>MongoDB</w:t>
+      </w:r>
+      <w:proofErr w:type="spellEnd"/>
+      <w:r>
+        <w:rPr>
+          <w:b/>
+          <w:bCs/>
+          <w:color w:val="2E75B6"/>
+          <w:sz w:val="28"/>
+          <w:szCs w:val="28"/>
+        </w:rPr>
+        <w:t xml:space="preserve"> en VS </w:t>
+      </w:r>
+      <w:proofErr w:type="spellStart"/>
+      <w:r>
+        <w:rPr>
+          <w:b/>
+          <w:bCs/>
+          <w:color w:val="2E75B6"/>
+          <w:sz w:val="28"/>
+          <w:szCs w:val="28"/>
+        </w:rPr>
+        <w:t>Code</w:t>
+      </w:r>
+      <w:proofErr w:type="spellEnd"/>
+    </w:p>
+    <w:p>
+      <w:pPr>
+        <w:spacing w:before="80" w:after="100"/>
+      </w:pPr>
+      <w:r>
+        <w:rPr>
+          <w:sz w:val="22"/>
+          <w:szCs w:val="22"/>
+        </w:rPr>
+        <w:t>Un '</w:t>
+      </w:r>
+      <w:proofErr w:type="spellStart"/>
+      <w:r>
+        <w:rPr>
+          <w:sz w:val="22"/>
+          <w:szCs w:val="22"/>
+        </w:rPr>
+        <w:t>plugin</w:t>
+      </w:r>
+      <w:proofErr w:type="spellEnd"/>
+      <w:r>
+        <w:rPr>
+          <w:sz w:val="22"/>
+          <w:szCs w:val="22"/>
+        </w:rPr>
+        <w:t xml:space="preserve">' es como una extensión o aplicación extra que le añadimos a VS </w:t>
+      </w:r>
+      <w:proofErr w:type="spellStart"/>
+      <w:r>
+        <w:rPr>
+          <w:sz w:val="22"/>
+          <w:szCs w:val="22"/>
+        </w:rPr>
+        <w:t>Code</w:t>
+      </w:r>
+      <w:proofErr w:type="spellEnd"/>
+      <w:r>
+        <w:rPr>
+          <w:sz w:val="22"/>
+          <w:szCs w:val="22"/>
+        </w:rPr>
+        <w:t xml:space="preserve"> para que pueda hablar con </w:t>
+      </w:r>
+      <w:proofErr w:type="spellStart"/>
+      <w:r>
+        <w:rPr>
+          <w:sz w:val="22"/>
+          <w:szCs w:val="22"/>
+        </w:rPr>
+        <w:t>MongoDB</w:t>
+      </w:r>
+      <w:proofErr w:type="spellEnd"/>
+      <w:r>
+        <w:rPr>
+          <w:sz w:val="22"/>
+          <w:szCs w:val="22"/>
+        </w:rPr>
+        <w:t xml:space="preserve">. Sin él, VS </w:t>
+      </w:r>
+      <w:proofErr w:type="spellStart"/>
+      <w:r>
+        <w:rPr>
+          <w:sz w:val="22"/>
+          <w:szCs w:val="22"/>
+        </w:rPr>
+        <w:t>Code</w:t>
+      </w:r>
+      <w:proofErr w:type="spellEnd"/>
+      <w:r>
+        <w:rPr>
+          <w:sz w:val="22"/>
+          <w:szCs w:val="22"/>
+        </w:rPr>
+        <w:t xml:space="preserve"> no sabe qué es </w:t>
+      </w:r>
+      <w:proofErr w:type="spellStart"/>
+      <w:r>
+        <w:rPr>
+          <w:sz w:val="22"/>
+          <w:szCs w:val="22"/>
+        </w:rPr>
+        <w:t>MongoDB</w:t>
+      </w:r>
+      <w:proofErr w:type="spellEnd"/>
+      <w:r>
+        <w:rPr>
+          <w:sz w:val="22"/>
+          <w:szCs w:val="22"/>
+        </w:rPr>
+        <w:t>.</w:t>
+      </w:r>
+    </w:p>
+    <w:p>
+      <w:r>
+        <w:t xml:space="preserve"> </w:t>
+      </w:r>
+    </w:p>
+    <w:p>
+      <w:pPr>
+        <w:pStyle w:val="Prrafodelista"/>
+        <w:numPr>
+          <w:ilvl w:val="0"/>
+          <w:numId w:val="11"/>
+        </w:numPr>
+        <w:spacing w:before="80" w:after="80" w:line="240" w:lineRule="auto"/>
+        <w:contextualSpacing w:val="0"/>
+        <w:jc w:val="left"/>
+      </w:pPr>
+      <w:r>
+        <w:rPr>
+          <w:sz w:val="22"/>
+          <w:szCs w:val="22"/>
+        </w:rPr>
+        <w:t xml:space="preserve">En VS </w:t>
+      </w:r>
+      <w:proofErr w:type="spellStart"/>
+      <w:r>
+        <w:rPr>
+          <w:sz w:val="22"/>
+          <w:szCs w:val="22"/>
+        </w:rPr>
+        <w:t>Code</w:t>
+      </w:r>
+      <w:proofErr w:type="spellEnd"/>
+      <w:r>
+        <w:rPr>
+          <w:sz w:val="22"/>
+          <w:szCs w:val="22"/>
+        </w:rPr>
+        <w:t>, mira a la izquierda. Verás una columna con iconos.</w:t>
+      </w:r>
+    </w:p>
+    <w:p>
+      <w:pPr>
+        <w:pStyle w:val="Prrafodelista"/>
+        <w:numPr>
+          <w:ilvl w:val="0"/>
+          <w:numId w:val="11"/>
+        </w:numPr>
+        <w:spacing w:before="80" w:after="80" w:line="240" w:lineRule="auto"/>
+        <w:contextualSpacing w:val="0"/>
+        <w:jc w:val="left"/>
+      </w:pPr>
+      <w:r>
+        <w:rPr>
+          <w:sz w:val="22"/>
+          <w:szCs w:val="22"/>
+        </w:rPr>
+        <w:t>Haz clic en el icono que parece cuatro cuadraditos (se llama 'Extensiones').</w:t>
+      </w:r>
+    </w:p>
+    <w:p>
+      <w:pPr>
+        <w:pStyle w:val="Prrafodelista"/>
+        <w:numPr>
+          <w:ilvl w:val="0"/>
+          <w:numId w:val="11"/>
+        </w:numPr>
+        <w:spacing w:before="80" w:after="80" w:line="240" w:lineRule="auto"/>
+        <w:contextualSpacing w:val="0"/>
+        <w:jc w:val="left"/>
+      </w:pPr>
+      <w:r>
+        <w:rPr>
+          <w:sz w:val="22"/>
+          <w:szCs w:val="22"/>
+        </w:rPr>
+        <w:t xml:space="preserve">En el buscador que aparece arriba, escribe: </w:t>
+      </w:r>
+      <w:proofErr w:type="spellStart"/>
+      <w:r>
+        <w:rPr>
+          <w:sz w:val="22"/>
+          <w:szCs w:val="22"/>
+        </w:rPr>
+        <w:t>MongoDB</w:t>
+      </w:r>
+      <w:proofErr w:type="spellEnd"/>
+      <w:r>
+        <w:rPr>
+          <w:sz w:val="22"/>
+          <w:szCs w:val="22"/>
+        </w:rPr>
+        <w:t xml:space="preserve"> </w:t>
+      </w:r>
+      <w:proofErr w:type="spellStart"/>
+      <w:r>
+        <w:rPr>
+          <w:sz w:val="22"/>
+          <w:szCs w:val="22"/>
+        </w:rPr>
+        <w:t>for</w:t>
+      </w:r>
+      <w:proofErr w:type="spellEnd"/>
+      <w:r>
+        <w:rPr>
+          <w:sz w:val="22"/>
+          <w:szCs w:val="22"/>
+        </w:rPr>
+        <w:t xml:space="preserve"> VS </w:t>
+      </w:r>
+      <w:proofErr w:type="spellStart"/>
+      <w:r>
+        <w:rPr>
+          <w:sz w:val="22"/>
+          <w:szCs w:val="22"/>
+        </w:rPr>
+        <w:t>Code</w:t>
+      </w:r>
+      <w:proofErr w:type="spellEnd"/>
+    </w:p>
+    <w:p>
+      <w:pPr>
+        <w:pStyle w:val="Prrafodelista"/>
+        <w:numPr>
+          <w:ilvl w:val="0"/>
+          <w:numId w:val="11"/>
+        </w:numPr>
+        <w:spacing w:before="80" w:after="80" w:line="240" w:lineRule="auto"/>
+        <w:contextualSpacing w:val="0"/>
+        <w:jc w:val="left"/>
+      </w:pPr>
+      <w:r>
+        <w:rPr>
+          <w:sz w:val="22"/>
+          <w:szCs w:val="22"/>
+        </w:rPr>
+        <w:t xml:space="preserve">Haz clic en el primer resultado que aparezca (el oficial de </w:t>
+      </w:r>
+      <w:proofErr w:type="spellStart"/>
+      <w:r>
+        <w:rPr>
+          <w:sz w:val="22"/>
+          <w:szCs w:val="22"/>
+        </w:rPr>
+        <w:t>MongoDB</w:t>
+      </w:r>
+      <w:proofErr w:type="spellEnd"/>
+      <w:r>
+        <w:rPr>
+          <w:sz w:val="22"/>
+          <w:szCs w:val="22"/>
+        </w:rPr>
+        <w:t>).</w:t>
+      </w:r>
+    </w:p>
+    <w:p>
+      <w:pPr>
+        <w:pStyle w:val="Prrafodelista"/>
+        <w:numPr>
+          <w:ilvl w:val="0"/>
+          <w:numId w:val="11"/>
+        </w:numPr>
+        <w:spacing w:before="80" w:after="80" w:line="240" w:lineRule="auto"/>
+        <w:contextualSpacing w:val="0"/>
+        <w:jc w:val="left"/>
+      </w:pPr>
+      <w:r>
+        <w:rPr>
+          <w:sz w:val="22"/>
+          <w:szCs w:val="22"/>
+        </w:rPr>
+        <w:t>Pulsa el botón verde que dice 'Instalar' / '</w:t>
+      </w:r>
+      <w:proofErr w:type="spellStart"/>
+      <w:r>
+        <w:rPr>
+          <w:sz w:val="22"/>
+          <w:szCs w:val="22"/>
+        </w:rPr>
+        <w:t>Install</w:t>
+      </w:r>
+      <w:proofErr w:type="spellEnd"/>
+      <w:r>
+        <w:rPr>
+          <w:sz w:val="22"/>
+          <w:szCs w:val="22"/>
+        </w:rPr>
+        <w:t>'.</w:t>
+      </w:r>
+    </w:p>
+    <w:p>
+      <w:pPr>
+        <w:pStyle w:val="Prrafodelista"/>
+        <w:numPr>
+          <w:ilvl w:val="0"/>
+          <w:numId w:val="11"/>
+        </w:numPr>
+        <w:spacing w:before="80" w:after="80" w:line="240" w:lineRule="auto"/>
+        <w:contextualSpacing w:val="0"/>
+        <w:jc w:val="left"/>
+      </w:pPr>
+      <w:r>
+        <w:rPr>
+          <w:sz w:val="22"/>
+          <w:szCs w:val="22"/>
+        </w:rPr>
+        <w:lastRenderedPageBreak/>
+        <w:t>Espera unos segundos a que se instale.</w:t>
+      </w:r>
+    </w:p>
+    <w:p>
+      <w:r>
+        <w:t xml:space="preserve"> </w:t>
+      </w:r>
+    </w:p>
+    <w:tbl>
+      <w:tblPr>
+        <w:tblW w:w="8600" w:type="dxa"/>
+        <w:tblInd w:w="140" w:type="dxa"/>
+        <w:tblBorders>
+          <w:top w:val="single" w:sz="4" w:space="0" w:color="auto"/>
+          <w:left w:val="single" w:sz="4" w:space="0" w:color="auto"/>
+          <w:bottom w:val="single" w:sz="4" w:space="0" w:color="auto"/>
+          <w:right w:val="single" w:sz="4" w:space="0" w:color="auto"/>
+          <w:insideH w:val="single" w:sz="4" w:space="0" w:color="auto"/>
+          <w:insideV w:val="single" w:sz="4" w:space="0" w:color="auto"/>
+        </w:tblBorders>
+        <w:tblCellMar>
+          <w:left w:w="10" w:type="dxa"/>
+          <w:right w:w="10" w:type="dxa"/>
+        </w:tblCellMar>
+        <w:tblLook w:val="04A0" w:firstRow="1" w:lastRow="0" w:firstColumn="1" w:lastColumn="0" w:noHBand="0" w:noVBand="1"/>
+      </w:tblPr>
+      <w:tblGrid>
+        <w:gridCol w:w="8600"/>
+      </w:tblGrid>
+      <w:tr>
+        <w:tblPrEx>
+          <w:tblCellMar>
+            <w:top w:w="0" w:type="dxa"/>
+            <w:bottom w:w="0" w:type="dxa"/>
+          </w:tblCellMar>
+        </w:tblPrEx>
+        <w:tc>
+          <w:tcPr>
+            <w:tcW w:w="8600" w:type="dxa"/>
+            <w:tcBorders>
+              <w:top w:val="single" w:sz="4" w:space="0" w:color="2E75B6"/>
+              <w:left w:val="single" w:sz="12" w:space="0" w:color="2E75B6"/>
+              <w:bottom w:val="single" w:sz="4" w:space="0" w:color="2E75B6"/>
+              <w:right w:val="single" w:sz="4" w:space="0" w:color="2E75B6"/>
+            </w:tcBorders>
+            <w:shd w:val="clear" w:color="auto" w:fill="EBF3FB"/>
+            <w:tcMar>
+              <w:top w:w="100" w:type="dxa"/>
+              <w:left w:w="150" w:type="dxa"/>
+              <w:bottom w:w="100" w:type="dxa"/>
+              <w:right w:w="150" w:type="dxa"/>
+            </w:tcMar>
+          </w:tcPr>
+          <w:p>
+            <w:r>
+              <w:rPr>
+                <w:b/>
+                <w:bCs/>
+                <w:color w:val="1F4E79"/>
+                <w:sz w:val="22"/>
+                <w:szCs w:val="22"/>
+              </w:rPr>
+              <w:t xml:space="preserve">💡  ¿Para qué sirve este </w:t>
+            </w:r>
+            <w:proofErr w:type="spellStart"/>
+            <w:r>
+              <w:rPr>
+                <w:b/>
+                <w:bCs/>
+                <w:color w:val="1F4E79"/>
+                <w:sz w:val="22"/>
+                <w:szCs w:val="22"/>
+              </w:rPr>
+              <w:t>plugin</w:t>
+            </w:r>
+            <w:proofErr w:type="spellEnd"/>
+            <w:r>
+              <w:rPr>
+                <w:b/>
+                <w:bCs/>
+                <w:color w:val="1F4E79"/>
+                <w:sz w:val="22"/>
+                <w:szCs w:val="22"/>
+              </w:rPr>
+              <w:t>?</w:t>
+            </w:r>
+          </w:p>
+          <w:p>
+            <w:r>
+              <w:rPr>
+                <w:color w:val="1F3864"/>
+                <w:sz w:val="22"/>
+                <w:szCs w:val="22"/>
+              </w:rPr>
+              <w:t xml:space="preserve">Gracias a este </w:t>
+            </w:r>
+            <w:proofErr w:type="spellStart"/>
+            <w:r>
+              <w:rPr>
+                <w:color w:val="1F3864"/>
+                <w:sz w:val="22"/>
+                <w:szCs w:val="22"/>
+              </w:rPr>
+              <w:t>plugin</w:t>
+            </w:r>
+            <w:proofErr w:type="spellEnd"/>
+            <w:r>
+              <w:rPr>
+                <w:color w:val="1F3864"/>
+                <w:sz w:val="22"/>
+                <w:szCs w:val="22"/>
+              </w:rPr>
+              <w:t xml:space="preserve">, VS </w:t>
+            </w:r>
+            <w:proofErr w:type="spellStart"/>
+            <w:r>
+              <w:rPr>
+                <w:color w:val="1F3864"/>
+                <w:sz w:val="22"/>
+                <w:szCs w:val="22"/>
+              </w:rPr>
+              <w:t>Code</w:t>
+            </w:r>
+            <w:proofErr w:type="spellEnd"/>
+            <w:r>
+              <w:rPr>
+                <w:color w:val="1F3864"/>
+                <w:sz w:val="22"/>
+                <w:szCs w:val="22"/>
+              </w:rPr>
+              <w:t xml:space="preserve"> puede conectarse a nuestra base de datos </w:t>
+            </w:r>
+            <w:proofErr w:type="spellStart"/>
+            <w:r>
+              <w:rPr>
+                <w:color w:val="1F3864"/>
+                <w:sz w:val="22"/>
+                <w:szCs w:val="22"/>
+              </w:rPr>
+              <w:t>MongoDB</w:t>
+            </w:r>
+            <w:proofErr w:type="spellEnd"/>
+            <w:r>
+              <w:rPr>
+                <w:color w:val="1F3864"/>
+                <w:sz w:val="22"/>
+                <w:szCs w:val="22"/>
+              </w:rPr>
+              <w:t xml:space="preserve"> y mostrarnos la información de una forma visual y cómoda, sin tener que recordar comandos complicados.</w:t>
+            </w:r>
+          </w:p>
+        </w:tc>
+      </w:tr>
+    </w:tbl>
+    <w:p>
+      <w:r>
+        <w:t xml:space="preserve">  </w:t>
+      </w:r>
+    </w:p>
+    <w:p>
+      <w:pPr>
+        <w:pStyle w:val="Ttulo2"/>
+      </w:pPr>
+      <w:r>
+        <w:rPr>
+          <w:b/>
+          <w:bCs/>
+          <w:color w:val="2E75B6"/>
+          <w:sz w:val="28"/>
+          <w:szCs w:val="28"/>
+        </w:rPr>
+        <w:t xml:space="preserve">Paso 2.3 — Conectar VS </w:t>
+      </w:r>
+      <w:proofErr w:type="spellStart"/>
+      <w:r>
+        <w:rPr>
+          <w:b/>
+          <w:bCs/>
+          <w:color w:val="2E75B6"/>
+          <w:sz w:val="28"/>
+          <w:szCs w:val="28"/>
+        </w:rPr>
+        <w:t>Code</w:t>
+      </w:r>
+      <w:proofErr w:type="spellEnd"/>
+      <w:r>
+        <w:rPr>
+          <w:b/>
+          <w:bCs/>
+          <w:color w:val="2E75B6"/>
+          <w:sz w:val="28"/>
+          <w:szCs w:val="28"/>
+        </w:rPr>
+        <w:t xml:space="preserve"> con </w:t>
+      </w:r>
+      <w:proofErr w:type="spellStart"/>
+      <w:r>
+        <w:rPr>
+          <w:b/>
+          <w:bCs/>
+          <w:color w:val="2E75B6"/>
+          <w:sz w:val="28"/>
+          <w:szCs w:val="28"/>
+        </w:rPr>
+        <w:t>MongoDB</w:t>
+      </w:r>
+      <w:proofErr w:type="spellEnd"/>
+    </w:p>
+    <w:p>
+      <w:pPr>
+        <w:spacing w:before="80" w:after="100"/>
+      </w:pPr>
+      <w:r>
+        <w:rPr>
+          <w:sz w:val="22"/>
+          <w:szCs w:val="22"/>
+        </w:rPr>
+        <w:t xml:space="preserve">Ahora vamos a decirle a VS </w:t>
+      </w:r>
+      <w:proofErr w:type="spellStart"/>
+      <w:r>
+        <w:rPr>
+          <w:sz w:val="22"/>
+          <w:szCs w:val="22"/>
+        </w:rPr>
+        <w:t>Code</w:t>
+      </w:r>
+      <w:proofErr w:type="spellEnd"/>
+      <w:r>
+        <w:rPr>
+          <w:sz w:val="22"/>
+          <w:szCs w:val="22"/>
+        </w:rPr>
+        <w:t xml:space="preserve"> dónde está nuestra base de datos y cómo acceder a ella.</w:t>
+      </w:r>
+    </w:p>
+    <w:p>
+      <w:r>
+        <w:t xml:space="preserve"> </w:t>
+      </w:r>
+    </w:p>
+    <w:p>
+      <w:pPr>
+        <w:pStyle w:val="Prrafodelista"/>
+        <w:numPr>
+          <w:ilvl w:val="0"/>
+          <w:numId w:val="11"/>
+        </w:numPr>
+        <w:spacing w:before="80" w:after="80" w:line="240" w:lineRule="auto"/>
+        <w:contextualSpacing w:val="0"/>
+        <w:jc w:val="left"/>
+      </w:pPr>
+      <w:r>
+        <w:rPr>
+          <w:sz w:val="22"/>
+          <w:szCs w:val="22"/>
+        </w:rPr>
+        <w:t xml:space="preserve">En VS </w:t>
+      </w:r>
+      <w:proofErr w:type="spellStart"/>
+      <w:r>
+        <w:rPr>
+          <w:sz w:val="22"/>
+          <w:szCs w:val="22"/>
+        </w:rPr>
+        <w:t>Code</w:t>
+      </w:r>
+      <w:proofErr w:type="spellEnd"/>
+      <w:r>
+        <w:rPr>
+          <w:sz w:val="22"/>
+          <w:szCs w:val="22"/>
+        </w:rPr>
+        <w:t xml:space="preserve">, busca el icono de </w:t>
+      </w:r>
+      <w:proofErr w:type="spellStart"/>
+      <w:r>
+        <w:rPr>
+          <w:sz w:val="22"/>
+          <w:szCs w:val="22"/>
+        </w:rPr>
+        <w:t>MongoDB</w:t>
+      </w:r>
+      <w:proofErr w:type="spellEnd"/>
+      <w:r>
+        <w:rPr>
+          <w:sz w:val="22"/>
+          <w:szCs w:val="22"/>
+        </w:rPr>
+        <w:t xml:space="preserve"> en la barra izquierda (tiene forma de hoja verde).</w:t>
+      </w:r>
+    </w:p>
+    <w:p>
+      <w:pPr>
+        <w:pStyle w:val="Prrafodelista"/>
+        <w:numPr>
+          <w:ilvl w:val="0"/>
+          <w:numId w:val="11"/>
+        </w:numPr>
+        <w:spacing w:before="80" w:after="80" w:line="240" w:lineRule="auto"/>
+        <w:contextualSpacing w:val="0"/>
+        <w:jc w:val="left"/>
+      </w:pPr>
+      <w:r>
+        <w:rPr>
+          <w:sz w:val="22"/>
+          <w:szCs w:val="22"/>
+        </w:rPr>
+        <w:t>Haz clic en él. Verás un panel que dice '</w:t>
+      </w:r>
+      <w:proofErr w:type="spellStart"/>
+      <w:r>
+        <w:rPr>
+          <w:sz w:val="22"/>
+          <w:szCs w:val="22"/>
+        </w:rPr>
+        <w:t>Connections</w:t>
+      </w:r>
+      <w:proofErr w:type="spellEnd"/>
+      <w:r>
+        <w:rPr>
+          <w:sz w:val="22"/>
+          <w:szCs w:val="22"/>
+        </w:rPr>
+        <w:t>'.</w:t>
+      </w:r>
+    </w:p>
+    <w:p>
+      <w:pPr>
+        <w:pStyle w:val="Prrafodelista"/>
+        <w:numPr>
+          <w:ilvl w:val="0"/>
+          <w:numId w:val="11"/>
+        </w:numPr>
+        <w:spacing w:before="80" w:after="80" w:line="240" w:lineRule="auto"/>
+        <w:contextualSpacing w:val="0"/>
+        <w:jc w:val="left"/>
+      </w:pPr>
+      <w:r>
+        <w:rPr>
+          <w:sz w:val="22"/>
+          <w:szCs w:val="22"/>
+        </w:rPr>
+        <w:t xml:space="preserve">Haz clic en el botón '+ </w:t>
+      </w:r>
+      <w:proofErr w:type="spellStart"/>
+      <w:r>
+        <w:rPr>
+          <w:sz w:val="22"/>
+          <w:szCs w:val="22"/>
+        </w:rPr>
+        <w:t>Add</w:t>
+      </w:r>
+      <w:proofErr w:type="spellEnd"/>
+      <w:r>
+        <w:rPr>
+          <w:sz w:val="22"/>
+          <w:szCs w:val="22"/>
+        </w:rPr>
+        <w:t xml:space="preserve"> </w:t>
+      </w:r>
+      <w:proofErr w:type="spellStart"/>
+      <w:r>
+        <w:rPr>
+          <w:sz w:val="22"/>
+          <w:szCs w:val="22"/>
+        </w:rPr>
+        <w:t>Connection</w:t>
+      </w:r>
+      <w:proofErr w:type="spellEnd"/>
+      <w:r>
+        <w:rPr>
+          <w:sz w:val="22"/>
+          <w:szCs w:val="22"/>
+        </w:rPr>
+        <w:t>' o '</w:t>
+      </w:r>
+      <w:proofErr w:type="spellStart"/>
+      <w:r>
+        <w:rPr>
+          <w:sz w:val="22"/>
+          <w:szCs w:val="22"/>
+        </w:rPr>
+        <w:t>Connect</w:t>
+      </w:r>
+      <w:proofErr w:type="spellEnd"/>
+      <w:r>
+        <w:rPr>
+          <w:sz w:val="22"/>
+          <w:szCs w:val="22"/>
+        </w:rPr>
+        <w:t>'.</w:t>
+      </w:r>
+    </w:p>
+    <w:p>
+      <w:pPr>
+        <w:pStyle w:val="Prrafodelista"/>
+        <w:numPr>
+          <w:ilvl w:val="0"/>
+          <w:numId w:val="11"/>
+        </w:numPr>
+        <w:spacing w:before="80" w:after="80" w:line="240" w:lineRule="auto"/>
+        <w:contextualSpacing w:val="0"/>
+        <w:jc w:val="left"/>
+      </w:pPr>
+      <w:r>
+        <w:rPr>
+          <w:sz w:val="22"/>
+          <w:szCs w:val="22"/>
+        </w:rPr>
+        <w:t>Selecciona la opción '</w:t>
+      </w:r>
+      <w:proofErr w:type="spellStart"/>
+      <w:r>
+        <w:rPr>
+          <w:sz w:val="22"/>
+          <w:szCs w:val="22"/>
+        </w:rPr>
+        <w:t>Connect</w:t>
+      </w:r>
+      <w:proofErr w:type="spellEnd"/>
+      <w:r>
+        <w:rPr>
+          <w:sz w:val="22"/>
+          <w:szCs w:val="22"/>
+        </w:rPr>
+        <w:t xml:space="preserve"> </w:t>
+      </w:r>
+      <w:proofErr w:type="spellStart"/>
+      <w:r>
+        <w:rPr>
+          <w:sz w:val="22"/>
+          <w:szCs w:val="22"/>
+        </w:rPr>
+        <w:t>with</w:t>
+      </w:r>
+      <w:proofErr w:type="spellEnd"/>
+      <w:r>
+        <w:rPr>
+          <w:sz w:val="22"/>
+          <w:szCs w:val="22"/>
+        </w:rPr>
+        <w:t xml:space="preserve"> </w:t>
+      </w:r>
+      <w:proofErr w:type="spellStart"/>
+      <w:r>
+        <w:rPr>
+          <w:sz w:val="22"/>
+          <w:szCs w:val="22"/>
+        </w:rPr>
+        <w:t>Connection</w:t>
+      </w:r>
+      <w:proofErr w:type="spellEnd"/>
+      <w:r>
+        <w:rPr>
+          <w:sz w:val="22"/>
+          <w:szCs w:val="22"/>
+        </w:rPr>
+        <w:t xml:space="preserve"> </w:t>
+      </w:r>
+      <w:proofErr w:type="spellStart"/>
+      <w:r>
+        <w:rPr>
+          <w:sz w:val="22"/>
+          <w:szCs w:val="22"/>
+        </w:rPr>
+        <w:t>String</w:t>
+      </w:r>
+      <w:proofErr w:type="spellEnd"/>
+      <w:r>
+        <w:rPr>
+          <w:sz w:val="22"/>
+          <w:szCs w:val="22"/>
+        </w:rPr>
+        <w:t>'.</w:t>
+      </w:r>
+    </w:p>
+    <w:p>
+      <w:pPr>
+        <w:pStyle w:val="Prrafodelista"/>
+        <w:numPr>
+          <w:ilvl w:val="0"/>
+          <w:numId w:val="11"/>
+        </w:numPr>
+        <w:spacing w:before="80" w:after="80" w:line="240" w:lineRule="auto"/>
+        <w:contextualSpacing w:val="0"/>
+        <w:jc w:val="left"/>
+      </w:pPr>
+      <w:r>
+        <w:rPr>
+          <w:sz w:val="22"/>
+          <w:szCs w:val="22"/>
+        </w:rPr>
+        <w:t>Escribe esta dirección de conexión (cambia 'micontraseña123' por tu contraseña real):</w:t>
+      </w:r>
+    </w:p>
+    <w:p>
+      <w:r>
+        <w:t xml:space="preserve"> </w:t>
+      </w:r>
+    </w:p>
+    <w:tbl>
+      <w:tblPr>
+        <w:tblW w:w="8600" w:type="dxa"/>
+        <w:tblInd w:w="140" w:type="dxa"/>
+        <w:tblBorders>
+          <w:top w:val="single" w:sz="4" w:space="0" w:color="auto"/>
+          <w:left w:val="single" w:sz="4" w:space="0" w:color="auto"/>
+          <w:bottom w:val="single" w:sz="4" w:space="0" w:color="auto"/>
+          <w:right w:val="single" w:sz="4" w:space="0" w:color="auto"/>
+          <w:insideH w:val="single" w:sz="4" w:space="0" w:color="auto"/>
+          <w:insideV w:val="single" w:sz="4" w:space="0" w:color="auto"/>
+        </w:tblBorders>
+        <w:tblCellMar>
+          <w:left w:w="10" w:type="dxa"/>
+          <w:right w:w="10" w:type="dxa"/>
+        </w:tblCellMar>
+        <w:tblLook w:val="04A0" w:firstRow="1" w:lastRow="0" w:firstColumn="1" w:lastColumn="0" w:noHBand="0" w:noVBand="1"/>
+      </w:tblPr>
+      <w:tblGrid>
+        <w:gridCol w:w="8600"/>
+      </w:tblGrid>
+      <w:tr>
+        <w:tblPrEx>
+          <w:tblCellMar>
+            <w:top w:w="0" w:type="dxa"/>
+            <w:bottom w:w="0" w:type="dxa"/>
+          </w:tblCellMar>
+        </w:tblPrEx>
+        <w:tc>
+          <w:tcPr>
+            <w:tcW w:w="8600" w:type="dxa"/>
+            <w:tcBorders>
+              <w:top w:val="single" w:sz="1" w:space="0" w:color="CCCCCC"/>
+              <w:left w:val="single" w:sz="1" w:space="0" w:color="CCCCCC"/>
+              <w:bottom w:val="single" w:sz="1" w:space="0" w:color="CCCCCC"/>
+              <w:right w:val="single" w:sz="1" w:space="0" w:color="CCCCCC"/>
+            </w:tcBorders>
+            <w:shd w:val="clear" w:color="auto" w:fill="1E1E1E"/>
+            <w:tcMar>
+              <w:top w:w="100" w:type="dxa"/>
+              <w:left w:w="150" w:type="dxa"/>
+              <w:bottom w:w="100" w:type="dxa"/>
+              <w:right w:w="150" w:type="dxa"/>
+            </w:tcMar>
+          </w:tcPr>
+          <w:p>
+            <w:proofErr w:type="spellStart"/>
+            <w:r>
+              <w:rPr>
+                <w:rFonts w:ascii="Courier New" w:eastAsia="Courier New" w:hAnsi="Courier New" w:cs="Courier New"/>
+                <w:color w:val="D4D4D4"/>
+                <w:szCs w:val="20"/>
+              </w:rPr>
+              <w:t>mongodb</w:t>
+            </w:r>
+            <w:proofErr w:type="spellEnd"/>
+            <w:r>
+              <w:rPr>
+                <w:rFonts w:ascii="Courier New" w:eastAsia="Courier New" w:hAnsi="Courier New" w:cs="Courier New"/>
+                <w:color w:val="D4D4D4"/>
+                <w:szCs w:val="20"/>
+              </w:rPr>
+              <w:t>://admin:micontraseña123@localhost:27017</w:t>
+            </w:r>
+          </w:p>
+        </w:tc>
+      </w:tr>
+    </w:tbl>
+    <w:p>
+      <w:r>
+        <w:t xml:space="preserve"> </w:t>
+      </w:r>
+    </w:p>
+    <w:p>
+      <w:pPr>
+        <w:pStyle w:val="Prrafodelista"/>
+        <w:numPr>
+          <w:ilvl w:val="0"/>
+          <w:numId w:val="11"/>
+        </w:numPr>
+        <w:spacing w:before="80" w:after="80" w:line="240" w:lineRule="auto"/>
+        <w:contextualSpacing w:val="0"/>
+        <w:jc w:val="left"/>
+      </w:pPr>
+      <w:r>
+        <w:rPr>
+          <w:sz w:val="22"/>
+          <w:szCs w:val="22"/>
+        </w:rPr>
+        <w:t xml:space="preserve">Pulsa </w:t>
+      </w:r>
+      <w:proofErr w:type="spellStart"/>
+      <w:r>
+        <w:rPr>
+          <w:sz w:val="22"/>
+          <w:szCs w:val="22"/>
+        </w:rPr>
+        <w:t>Enter</w:t>
+      </w:r>
+      <w:proofErr w:type="spellEnd"/>
+      <w:r>
+        <w:rPr>
+          <w:sz w:val="22"/>
+          <w:szCs w:val="22"/>
+        </w:rPr>
+        <w:t xml:space="preserve"> o el botón de conectar.</w:t>
+      </w:r>
+    </w:p>
+    <w:p>
+      <w:pPr>
+        <w:pStyle w:val="Prrafodelista"/>
+        <w:numPr>
+          <w:ilvl w:val="0"/>
+          <w:numId w:val="11"/>
+        </w:numPr>
+        <w:spacing w:before="80" w:after="80" w:line="240" w:lineRule="auto"/>
+        <w:contextualSpacing w:val="0"/>
+        <w:jc w:val="left"/>
+      </w:pPr>
+      <w:r>
+        <w:rPr>
+          <w:sz w:val="22"/>
+          <w:szCs w:val="22"/>
+        </w:rPr>
+        <w:t>Si aparece el nombre 'mongo' o '</w:t>
+      </w:r>
+      <w:proofErr w:type="spellStart"/>
+      <w:r>
+        <w:rPr>
+          <w:sz w:val="22"/>
+          <w:szCs w:val="22"/>
+        </w:rPr>
+        <w:t>localhost</w:t>
+      </w:r>
+      <w:proofErr w:type="spellEnd"/>
+      <w:r>
+        <w:rPr>
+          <w:sz w:val="22"/>
+          <w:szCs w:val="22"/>
+        </w:rPr>
+        <w:t>' en la lista, ¡la conexión fue exitosa!</w:t>
+      </w:r>
+    </w:p>
+    <w:p>
+      <w:r>
+        <w:t xml:space="preserve"> </w:t>
+      </w:r>
+    </w:p>
+    <w:tbl>
+      <w:tblPr>
+        <w:tblW w:w="8600" w:type="dxa"/>
+        <w:tblInd w:w="140" w:type="dxa"/>
+        <w:tblBorders>
+          <w:top w:val="single" w:sz="4" w:space="0" w:color="auto"/>
+          <w:left w:val="single" w:sz="4" w:space="0" w:color="auto"/>
+          <w:bottom w:val="single" w:sz="4" w:space="0" w:color="auto"/>
+          <w:right w:val="single" w:sz="4" w:space="0" w:color="auto"/>
+          <w:insideH w:val="single" w:sz="4" w:space="0" w:color="auto"/>
+          <w:insideV w:val="single" w:sz="4" w:space="0" w:color="auto"/>
+        </w:tblBorders>
+        <w:tblCellMar>
+          <w:left w:w="10" w:type="dxa"/>
+          <w:right w:w="10" w:type="dxa"/>
+        </w:tblCellMar>
+        <w:tblLook w:val="04A0" w:firstRow="1" w:lastRow="0" w:firstColumn="1" w:lastColumn="0" w:noHBand="0" w:noVBand="1"/>
+      </w:tblPr>
+      <w:tblGrid>
+        <w:gridCol w:w="8600"/>
+      </w:tblGrid>
+      <w:tr>
+        <w:tblPrEx>
+          <w:tblCellMar>
+            <w:top w:w="0" w:type="dxa"/>
+            <w:bottom w:w="0" w:type="dxa"/>
+          </w:tblCellMar>
+        </w:tblPrEx>
+        <w:tc>
+          <w:tcPr>
+            <w:tcW w:w="8600" w:type="dxa"/>
+            <w:tcBorders>
+              <w:top w:val="single" w:sz="4" w:space="0" w:color="FF8C00"/>
+              <w:left w:val="single" w:sz="12" w:space="0" w:color="FF8C00"/>
+              <w:bottom w:val="single" w:sz="4" w:space="0" w:color="FF8C00"/>
+              <w:right w:val="single" w:sz="4" w:space="0" w:color="FF8C00"/>
+            </w:tcBorders>
+            <w:shd w:val="clear" w:color="auto" w:fill="FFF3E0"/>
+            <w:tcMar>
+              <w:top w:w="100" w:type="dxa"/>
+              <w:left w:w="150" w:type="dxa"/>
+              <w:bottom w:w="100" w:type="dxa"/>
+              <w:right w:w="150" w:type="dxa"/>
+            </w:tcMar>
+          </w:tcPr>
+          <w:p>
+            <w:r>
+              <w:rPr>
+                <w:b/>
+                <w:bCs/>
+                <w:color w:val="E65100"/>
+                <w:sz w:val="22"/>
+                <w:szCs w:val="22"/>
+              </w:rPr>
+              <w:t xml:space="preserve">⚠️  IMPORTANTE: </w:t>
+            </w:r>
+            <w:r>
+              <w:rPr>
+                <w:color w:val="4A2800"/>
+                <w:sz w:val="22"/>
+                <w:szCs w:val="22"/>
+              </w:rPr>
+              <w:t xml:space="preserve">Si aparece un error de conexión, asegúrate de que </w:t>
+            </w:r>
+            <w:proofErr w:type="spellStart"/>
+            <w:r>
+              <w:rPr>
+                <w:color w:val="4A2800"/>
+                <w:sz w:val="22"/>
+                <w:szCs w:val="22"/>
+              </w:rPr>
+              <w:t>Docker</w:t>
+            </w:r>
+            <w:proofErr w:type="spellEnd"/>
+            <w:r>
+              <w:rPr>
+                <w:color w:val="4A2800"/>
+                <w:sz w:val="22"/>
+                <w:szCs w:val="22"/>
+              </w:rPr>
+              <w:t xml:space="preserve"> Desktop está abierto y que el contenedor 'mongo' está en marcha (debe aparecer en verde en </w:t>
+            </w:r>
+            <w:proofErr w:type="spellStart"/>
+            <w:r>
+              <w:rPr>
+                <w:color w:val="4A2800"/>
+                <w:sz w:val="22"/>
+                <w:szCs w:val="22"/>
+              </w:rPr>
+              <w:t>Docker</w:t>
+            </w:r>
+            <w:proofErr w:type="spellEnd"/>
+            <w:r>
+              <w:rPr>
+                <w:color w:val="4A2800"/>
+                <w:sz w:val="22"/>
+                <w:szCs w:val="22"/>
+              </w:rPr>
+              <w:t xml:space="preserve"> Desktop).</w:t>
+            </w:r>
+          </w:p>
+        </w:tc>
+      </w:tr>
+    </w:tbl>
+    <w:p>
+      <w:r>
+        <w:br w:type="page"/>
+      </w:r>
+    </w:p>
+    <w:p>
+      <w:pPr>
+        <w:pStyle w:val="Ttulo1"/>
+      </w:pPr>
+      <w:r>
+        <w:rPr>
+          <w:b/>
+          <w:bCs/>
+          <w:color w:val="1F4E79"/>
+          <w:sz w:val="36"/>
+          <w:szCs w:val="36"/>
+        </w:rPr>
+        <w:lastRenderedPageBreak/>
+        <w:t>PARTE 3: Crear nuestra Base de Datos</w:t>
+      </w:r>
+    </w:p>
+    <w:p>
+      <w:pPr>
+        <w:pStyle w:val="Ttulo2"/>
+      </w:pPr>
+      <w:r>
+        <w:rPr>
+          <w:b/>
+          <w:bCs/>
+          <w:color w:val="2E75B6"/>
+          <w:sz w:val="28"/>
+          <w:szCs w:val="28"/>
+        </w:rPr>
+        <w:t>Paso 3.1 — Crear el archivo de trabajo</w:t>
+      </w:r>
+    </w:p>
+    <w:p>
+      <w:pPr>
+        <w:spacing w:before="80" w:after="100"/>
+      </w:pPr>
+      <w:r>
+        <w:rPr>
+          <w:sz w:val="22"/>
+          <w:szCs w:val="22"/>
+        </w:rPr>
+        <w:t>Vamos a crear un archivo especial donde escribiremos todas las instrucciones para nuestra base de datos. Es como abrir un cuaderno nuevo.</w:t>
+      </w:r>
+    </w:p>
+    <w:p>
+      <w:r>
+        <w:t xml:space="preserve"> </w:t>
+      </w:r>
+    </w:p>
+    <w:p>
+      <w:pPr>
+        <w:pStyle w:val="Prrafodelista"/>
+        <w:numPr>
+          <w:ilvl w:val="0"/>
+          <w:numId w:val="11"/>
+        </w:numPr>
+        <w:spacing w:before="80" w:after="80" w:line="240" w:lineRule="auto"/>
+        <w:contextualSpacing w:val="0"/>
+        <w:jc w:val="left"/>
+      </w:pPr>
+      <w:r>
+        <w:rPr>
+          <w:sz w:val="22"/>
+          <w:szCs w:val="22"/>
+        </w:rPr>
+        <w:t xml:space="preserve">En VS </w:t>
+      </w:r>
+      <w:proofErr w:type="spellStart"/>
+      <w:r>
+        <w:rPr>
+          <w:sz w:val="22"/>
+          <w:szCs w:val="22"/>
+        </w:rPr>
+        <w:t>Code</w:t>
+      </w:r>
+      <w:proofErr w:type="spellEnd"/>
+      <w:r>
+        <w:rPr>
+          <w:sz w:val="22"/>
+          <w:szCs w:val="22"/>
+        </w:rPr>
+        <w:t>, haz clic en 'Archivo' → 'Nuevo archivo'.</w:t>
+      </w:r>
+    </w:p>
+    <w:p>
+      <w:pPr>
+        <w:pStyle w:val="Prrafodelista"/>
+        <w:numPr>
+          <w:ilvl w:val="0"/>
+          <w:numId w:val="11"/>
+        </w:numPr>
+        <w:spacing w:before="80" w:after="80" w:line="240" w:lineRule="auto"/>
+        <w:contextualSpacing w:val="0"/>
+        <w:jc w:val="left"/>
+      </w:pPr>
+      <w:r>
+        <w:rPr>
+          <w:sz w:val="22"/>
+          <w:szCs w:val="22"/>
+        </w:rPr>
+        <w:t>Guarda el archivo con el nombre exacto: gestion_academia.mongodb.js</w:t>
+      </w:r>
+    </w:p>
+    <w:p>
+      <w:pPr>
+        <w:pStyle w:val="Prrafodelista"/>
+        <w:numPr>
+          <w:ilvl w:val="0"/>
+          <w:numId w:val="11"/>
+        </w:numPr>
+        <w:spacing w:before="80" w:after="80" w:line="240" w:lineRule="auto"/>
+        <w:contextualSpacing w:val="0"/>
+        <w:jc w:val="left"/>
+      </w:pPr>
+      <w:r>
+        <w:rPr>
+          <w:sz w:val="22"/>
+          <w:szCs w:val="22"/>
+        </w:rPr>
+        <w:t>Asegúrate de guardarlo en una carpeta que recuerdes, por ejemplo en tu Escritorio.</w:t>
+      </w:r>
+    </w:p>
+    <w:p>
+      <w:r>
+        <w:t xml:space="preserve"> </w:t>
+      </w:r>
+    </w:p>
+    <w:p>
+      <w:pPr>
+        <w:spacing w:before="120" w:after="120"/>
+        <w:ind w:left="360"/>
+      </w:pPr>
+      <w:r>
+        <w:rPr>
+          <w:sz w:val="22"/>
+          <w:szCs w:val="22"/>
+        </w:rPr>
+        <w:t xml:space="preserve"> </w:t>
+      </w:r>
+      <w:r>
+        <w:rPr>
+          <w:i/>
+          <w:iCs/>
+          <w:color w:val="595959"/>
+          <w:sz w:val="22"/>
+          <w:szCs w:val="22"/>
+        </w:rPr>
+        <w:t xml:space="preserve">La extensión .mongodb.js es importante. Le dice a VS </w:t>
+      </w:r>
+      <w:proofErr w:type="spellStart"/>
+      <w:r>
+        <w:rPr>
+          <w:i/>
+          <w:iCs/>
+          <w:color w:val="595959"/>
+          <w:sz w:val="22"/>
+          <w:szCs w:val="22"/>
+        </w:rPr>
+        <w:t>Code</w:t>
+      </w:r>
+      <w:proofErr w:type="spellEnd"/>
+      <w:r>
+        <w:rPr>
+          <w:i/>
+          <w:iCs/>
+          <w:color w:val="595959"/>
+          <w:sz w:val="22"/>
+          <w:szCs w:val="22"/>
+        </w:rPr>
+        <w:t xml:space="preserve"> que este archivo contiene instrucciones para </w:t>
+      </w:r>
+      <w:proofErr w:type="spellStart"/>
+      <w:r>
+        <w:rPr>
+          <w:i/>
+          <w:iCs/>
+          <w:color w:val="595959"/>
+          <w:sz w:val="22"/>
+          <w:szCs w:val="22"/>
+        </w:rPr>
+        <w:t>MongoDB</w:t>
+      </w:r>
+      <w:proofErr w:type="spellEnd"/>
+      <w:r>
+        <w:rPr>
+          <w:i/>
+          <w:iCs/>
+          <w:color w:val="595959"/>
+          <w:sz w:val="22"/>
+          <w:szCs w:val="22"/>
+        </w:rPr>
+        <w:t>.</w:t>
+      </w:r>
+    </w:p>
+    <w:p>
+      <w:r>
+        <w:t xml:space="preserve">  </w:t>
+      </w:r>
+    </w:p>
+    <w:p>
+      <w:pPr>
+        <w:pStyle w:val="Ttulo2"/>
+      </w:pPr>
+      <w:r>
+        <w:rPr>
+          <w:b/>
+          <w:bCs/>
+          <w:color w:val="2E75B6"/>
+          <w:sz w:val="28"/>
+          <w:szCs w:val="28"/>
+        </w:rPr>
+        <w:t>Paso 3.2 — Seleccionar la base de datos</w:t>
+      </w:r>
+    </w:p>
+    <w:p>
+      <w:pPr>
+        <w:spacing w:before="80" w:after="100"/>
+      </w:pPr>
+      <w:r>
+        <w:rPr>
+          <w:sz w:val="22"/>
+          <w:szCs w:val="22"/>
+        </w:rPr>
+        <w:t xml:space="preserve">Lo primero que hacemos en nuestro archivo es decirle a </w:t>
+      </w:r>
+      <w:proofErr w:type="spellStart"/>
+      <w:r>
+        <w:rPr>
+          <w:sz w:val="22"/>
+          <w:szCs w:val="22"/>
+        </w:rPr>
+        <w:t>MongoDB</w:t>
+      </w:r>
+      <w:proofErr w:type="spellEnd"/>
+      <w:r>
+        <w:rPr>
+          <w:sz w:val="22"/>
+          <w:szCs w:val="22"/>
+        </w:rPr>
+        <w:t xml:space="preserve"> con qué base de datos vamos a trabajar. Escribe esto en el archivo:</w:t>
+      </w:r>
+    </w:p>
+    <w:p>
+      <w:r>
+        <w:t xml:space="preserve"> </w:t>
+      </w:r>
+    </w:p>
+    <w:tbl>
+      <w:tblPr>
+        <w:tblW w:w="8600" w:type="dxa"/>
+        <w:tblInd w:w="140" w:type="dxa"/>
+        <w:tblBorders>
+          <w:top w:val="single" w:sz="4" w:space="0" w:color="auto"/>
+          <w:left w:val="single" w:sz="4" w:space="0" w:color="auto"/>
+          <w:bottom w:val="single" w:sz="4" w:space="0" w:color="auto"/>
+          <w:right w:val="single" w:sz="4" w:space="0" w:color="auto"/>
+          <w:insideH w:val="single" w:sz="4" w:space="0" w:color="auto"/>
+          <w:insideV w:val="single" w:sz="4" w:space="0" w:color="auto"/>
+        </w:tblBorders>
+        <w:tblCellMar>
+          <w:left w:w="10" w:type="dxa"/>
+          <w:right w:w="10" w:type="dxa"/>
+        </w:tblCellMar>
+        <w:tblLook w:val="04A0" w:firstRow="1" w:lastRow="0" w:firstColumn="1" w:lastColumn="0" w:noHBand="0" w:noVBand="1"/>
+      </w:tblPr>
+      <w:tblGrid>
+        <w:gridCol w:w="8600"/>
+      </w:tblGrid>
+      <w:tr>
+        <w:tblPrEx>
+          <w:tblCellMar>
+            <w:top w:w="0" w:type="dxa"/>
+            <w:bottom w:w="0" w:type="dxa"/>
+          </w:tblCellMar>
+        </w:tblPrEx>
+        <w:tc>
+          <w:tcPr>
+            <w:tcW w:w="8600" w:type="dxa"/>
+            <w:tcBorders>
+              <w:top w:val="single" w:sz="1" w:space="0" w:color="CCCCCC"/>
+              <w:left w:val="single" w:sz="1" w:space="0" w:color="CCCCCC"/>
+              <w:bottom w:val="single" w:sz="1" w:space="0" w:color="CCCCCC"/>
+              <w:right w:val="single" w:sz="1" w:space="0" w:color="CCCCCC"/>
+            </w:tcBorders>
+            <w:shd w:val="clear" w:color="auto" w:fill="1E1E1E"/>
+            <w:tcMar>
+              <w:top w:w="100" w:type="dxa"/>
+              <w:left w:w="150" w:type="dxa"/>
+              <w:bottom w:w="100" w:type="dxa"/>
+              <w:right w:w="150" w:type="dxa"/>
+            </w:tcMar>
+          </w:tcPr>
+          <w:p>
+            <w:r>
+              <w:rPr>
+                <w:rFonts w:ascii="Courier New" w:eastAsia="Courier New" w:hAnsi="Courier New" w:cs="Courier New"/>
+                <w:color w:val="D4D4D4"/>
+                <w:szCs w:val="20"/>
+              </w:rPr>
+              <w:t>use('academia');</w:t>
+            </w:r>
+          </w:p>
+        </w:tc>
+      </w:tr>
+    </w:tbl>
+    <w:p>
+      <w:r>
+        <w:t xml:space="preserve"> </w:t>
+      </w:r>
+    </w:p>
+    <w:tbl>
+      <w:tblPr>
+        <w:tblW w:w="8600" w:type="dxa"/>
+        <w:tblInd w:w="140" w:type="dxa"/>
+        <w:tblBorders>
+          <w:top w:val="single" w:sz="4" w:space="0" w:color="auto"/>
+          <w:left w:val="single" w:sz="4" w:space="0" w:color="auto"/>
+          <w:bottom w:val="single" w:sz="4" w:space="0" w:color="auto"/>
+          <w:right w:val="single" w:sz="4" w:space="0" w:color="auto"/>
+          <w:insideH w:val="single" w:sz="4" w:space="0" w:color="auto"/>
+          <w:insideV w:val="single" w:sz="4" w:space="0" w:color="auto"/>
+        </w:tblBorders>
+        <w:tblCellMar>
+          <w:left w:w="10" w:type="dxa"/>
+          <w:right w:w="10" w:type="dxa"/>
+        </w:tblCellMar>
+        <w:tblLook w:val="04A0" w:firstRow="1" w:lastRow="0" w:firstColumn="1" w:lastColumn="0" w:noHBand="0" w:noVBand="1"/>
+      </w:tblPr>
+      <w:tblGrid>
+        <w:gridCol w:w="8600"/>
+      </w:tblGrid>
+      <w:tr>
+        <w:tblPrEx>
+          <w:tblCellMar>
+            <w:top w:w="0" w:type="dxa"/>
+            <w:bottom w:w="0" w:type="dxa"/>
+          </w:tblCellMar>
+        </w:tblPrEx>
+        <w:tc>
+          <w:tcPr>
+            <w:tcW w:w="8600" w:type="dxa"/>
+            <w:tcBorders>
+              <w:top w:val="single" w:sz="4" w:space="0" w:color="2E75B6"/>
+              <w:left w:val="single" w:sz="12" w:space="0" w:color="2E75B6"/>
+              <w:bottom w:val="single" w:sz="4" w:space="0" w:color="2E75B6"/>
+              <w:right w:val="single" w:sz="4" w:space="0" w:color="2E75B6"/>
+            </w:tcBorders>
+            <w:shd w:val="clear" w:color="auto" w:fill="EBF3FB"/>
+            <w:tcMar>
+              <w:top w:w="100" w:type="dxa"/>
+              <w:left w:w="150" w:type="dxa"/>
+              <w:bottom w:w="100" w:type="dxa"/>
+              <w:right w:w="150" w:type="dxa"/>
+            </w:tcMar>
+          </w:tcPr>
+          <w:p>
+            <w:r>
+              <w:rPr>
+                <w:b/>
+                <w:bCs/>
+                <w:color w:val="1F4E79"/>
+                <w:sz w:val="22"/>
+                <w:szCs w:val="22"/>
+              </w:rPr>
+              <w:t>💡  ¿Qué hace esto?</w:t>
+            </w:r>
+          </w:p>
+          <w:p>
+            <w:r>
+              <w:rPr>
+                <w:color w:val="1F3864"/>
+                <w:sz w:val="22"/>
+                <w:szCs w:val="22"/>
+              </w:rPr>
+              <w:t xml:space="preserve">Le decimos: 'Quiero trabajar con la base de datos llamada academia'. Si no existe, </w:t>
+            </w:r>
+            <w:proofErr w:type="spellStart"/>
+            <w:r>
+              <w:rPr>
+                <w:color w:val="1F3864"/>
+                <w:sz w:val="22"/>
+                <w:szCs w:val="22"/>
+              </w:rPr>
+              <w:t>MongoDB</w:t>
+            </w:r>
+            <w:proofErr w:type="spellEnd"/>
+            <w:r>
+              <w:rPr>
+                <w:color w:val="1F3864"/>
+                <w:sz w:val="22"/>
+                <w:szCs w:val="22"/>
+              </w:rPr>
+              <w:t xml:space="preserve"> la crea automáticamente. ¡Como abrir un cajón nuevo en el archivador!</w:t>
+            </w:r>
+          </w:p>
+        </w:tc>
+      </w:tr>
+    </w:tbl>
+    <w:p>
+      <w:r>
+        <w:t xml:space="preserve">  </w:t>
+      </w:r>
+    </w:p>
+    <w:p>
+      <w:pPr>
+        <w:pStyle w:val="Ttulo2"/>
+      </w:pPr>
+      <w:r>
+        <w:rPr>
+          <w:b/>
+          <w:bCs/>
+          <w:color w:val="2E75B6"/>
+          <w:sz w:val="28"/>
+          <w:szCs w:val="28"/>
+        </w:rPr>
+        <w:lastRenderedPageBreak/>
+        <w:t>Paso 3.3 — Crear las colecciones (los cajones)</w:t>
+      </w:r>
+    </w:p>
+    <w:p>
+      <w:pPr>
+        <w:spacing w:before="80" w:after="100"/>
+      </w:pPr>
+      <w:r>
+        <w:rPr>
+          <w:sz w:val="22"/>
+          <w:szCs w:val="22"/>
+        </w:rPr>
+        <w:t>Dentro de nuestra base de datos vamos a crear dos colecciones: una para usuarios y otra para cursos. Una colección es como un cajón donde metemos fichas del mismo tipo.</w:t>
+      </w:r>
+    </w:p>
+    <w:p>
+      <w:r>
+        <w:t xml:space="preserve"> </w:t>
+      </w:r>
+    </w:p>
+    <w:tbl>
+      <w:tblPr>
+        <w:tblW w:w="8600" w:type="dxa"/>
+        <w:tblInd w:w="140" w:type="dxa"/>
+        <w:tblBorders>
+          <w:top w:val="single" w:sz="4" w:space="0" w:color="auto"/>
+          <w:left w:val="single" w:sz="4" w:space="0" w:color="auto"/>
+          <w:bottom w:val="single" w:sz="4" w:space="0" w:color="auto"/>
+          <w:right w:val="single" w:sz="4" w:space="0" w:color="auto"/>
+          <w:insideH w:val="single" w:sz="4" w:space="0" w:color="auto"/>
+          <w:insideV w:val="single" w:sz="4" w:space="0" w:color="auto"/>
+        </w:tblBorders>
+        <w:tblCellMar>
+          <w:left w:w="10" w:type="dxa"/>
+          <w:right w:w="10" w:type="dxa"/>
+        </w:tblCellMar>
+        <w:tblLook w:val="04A0" w:firstRow="1" w:lastRow="0" w:firstColumn="1" w:lastColumn="0" w:noHBand="0" w:noVBand="1"/>
+      </w:tblPr>
+      <w:tblGrid>
+        <w:gridCol w:w="8600"/>
+      </w:tblGrid>
+      <w:tr>
+        <w:tblPrEx>
+          <w:tblCellMar>
+            <w:top w:w="0" w:type="dxa"/>
+            <w:bottom w:w="0" w:type="dxa"/>
+          </w:tblCellMar>
+        </w:tblPrEx>
+        <w:tc>
+          <w:tcPr>
+            <w:tcW w:w="8600" w:type="dxa"/>
+            <w:tcBorders>
+              <w:top w:val="single" w:sz="1" w:space="0" w:color="CCCCCC"/>
+              <w:left w:val="single" w:sz="1" w:space="0" w:color="CCCCCC"/>
+              <w:bottom w:val="single" w:sz="1" w:space="0" w:color="CCCCCC"/>
+              <w:right w:val="single" w:sz="1" w:space="0" w:color="CCCCCC"/>
+            </w:tcBorders>
+            <w:shd w:val="clear" w:color="auto" w:fill="1E1E1E"/>
+            <w:tcMar>
+              <w:top w:w="100" w:type="dxa"/>
+              <w:left w:w="150" w:type="dxa"/>
+              <w:bottom w:w="100" w:type="dxa"/>
+              <w:right w:w="150" w:type="dxa"/>
+            </w:tcMar>
+          </w:tcPr>
+          <w:p>
+            <w:r>
+              <w:rPr>
+                <w:rFonts w:ascii="Courier New" w:eastAsia="Courier New" w:hAnsi="Courier New" w:cs="Courier New"/>
+                <w:color w:val="D4D4D4"/>
+                <w:szCs w:val="20"/>
+              </w:rPr>
+              <w:t>use('academia');</w:t>
+            </w:r>
+          </w:p>
+        </w:tc>
+      </w:tr>
+      <w:tr>
+        <w:tblPrEx>
+          <w:tblCellMar>
+            <w:top w:w="0" w:type="dxa"/>
+            <w:bottom w:w="0" w:type="dxa"/>
+          </w:tblCellMar>
+        </w:tblPrEx>
+        <w:tc>
+          <w:tcPr>
+            <w:tcW w:w="8600" w:type="dxa"/>
+            <w:tcBorders>
+              <w:top w:val="single" w:sz="1" w:space="0" w:color="CCCCCC"/>
+              <w:left w:val="single" w:sz="1" w:space="0" w:color="CCCCCC"/>
+              <w:bottom w:val="single" w:sz="1" w:space="0" w:color="CCCCCC"/>
+              <w:right w:val="single" w:sz="1" w:space="0" w:color="CCCCCC"/>
+            </w:tcBorders>
+            <w:shd w:val="clear" w:color="auto" w:fill="1E1E1E"/>
+            <w:tcMar>
+              <w:top w:w="100" w:type="dxa"/>
+              <w:left w:w="150" w:type="dxa"/>
+              <w:bottom w:w="100" w:type="dxa"/>
+              <w:right w:w="150" w:type="dxa"/>
+            </w:tcMar>
+          </w:tcPr>
+          <w:p/>
+        </w:tc>
+      </w:tr>
+      <w:tr>
+        <w:tblPrEx>
+          <w:tblCellMar>
+            <w:top w:w="0" w:type="dxa"/>
+            <w:bottom w:w="0" w:type="dxa"/>
+          </w:tblCellMar>
+        </w:tblPrEx>
+        <w:tc>
+          <w:tcPr>
+            <w:tcW w:w="8600" w:type="dxa"/>
+            <w:tcBorders>
+              <w:top w:val="single" w:sz="1" w:space="0" w:color="CCCCCC"/>
+              <w:left w:val="single" w:sz="1" w:space="0" w:color="CCCCCC"/>
+              <w:bottom w:val="single" w:sz="1" w:space="0" w:color="CCCCCC"/>
+              <w:right w:val="single" w:sz="1" w:space="0" w:color="CCCCCC"/>
+            </w:tcBorders>
+            <w:shd w:val="clear" w:color="auto" w:fill="1E1E1E"/>
+            <w:tcMar>
+              <w:top w:w="100" w:type="dxa"/>
+              <w:left w:w="150" w:type="dxa"/>
+              <w:bottom w:w="100" w:type="dxa"/>
+              <w:right w:w="150" w:type="dxa"/>
+            </w:tcMar>
+          </w:tcPr>
+          <w:p>
+            <w:r>
+              <w:rPr>
+                <w:rFonts w:ascii="Courier New" w:eastAsia="Courier New" w:hAnsi="Courier New" w:cs="Courier New"/>
+                <w:color w:val="D4D4D4"/>
+                <w:szCs w:val="20"/>
+              </w:rPr>
+              <w:t>// Creamos el cajón para los usuarios</w:t>
+            </w:r>
+          </w:p>
+        </w:tc>
+      </w:tr>
+      <w:tr>
+        <w:tblPrEx>
+          <w:tblCellMar>
+            <w:top w:w="0" w:type="dxa"/>
+            <w:bottom w:w="0" w:type="dxa"/>
+          </w:tblCellMar>
+        </w:tblPrEx>
+        <w:tc>
+          <w:tcPr>
+            <w:tcW w:w="8600" w:type="dxa"/>
+            <w:tcBorders>
+              <w:top w:val="single" w:sz="1" w:space="0" w:color="CCCCCC"/>
+              <w:left w:val="single" w:sz="1" w:space="0" w:color="CCCCCC"/>
+              <w:bottom w:val="single" w:sz="1" w:space="0" w:color="CCCCCC"/>
+              <w:right w:val="single" w:sz="1" w:space="0" w:color="CCCCCC"/>
+            </w:tcBorders>
+            <w:shd w:val="clear" w:color="auto" w:fill="1E1E1E"/>
+            <w:tcMar>
+              <w:top w:w="100" w:type="dxa"/>
+              <w:left w:w="150" w:type="dxa"/>
+              <w:bottom w:w="100" w:type="dxa"/>
+              <w:right w:w="150" w:type="dxa"/>
+            </w:tcMar>
+          </w:tcPr>
+          <w:p>
+            <w:proofErr w:type="spellStart"/>
+            <w:r>
+              <w:rPr>
+                <w:rFonts w:ascii="Courier New" w:eastAsia="Courier New" w:hAnsi="Courier New" w:cs="Courier New"/>
+                <w:color w:val="D4D4D4"/>
+                <w:szCs w:val="20"/>
+              </w:rPr>
+              <w:t>db.createCollection</w:t>
+            </w:r>
+            <w:proofErr w:type="spellEnd"/>
+            <w:r>
+              <w:rPr>
+                <w:rFonts w:ascii="Courier New" w:eastAsia="Courier New" w:hAnsi="Courier New" w:cs="Courier New"/>
+                <w:color w:val="D4D4D4"/>
+                <w:szCs w:val="20"/>
+              </w:rPr>
+              <w:t>('usuarios');</w:t>
+            </w:r>
+          </w:p>
+        </w:tc>
+      </w:tr>
+      <w:tr>
+        <w:tblPrEx>
+          <w:tblCellMar>
+            <w:top w:w="0" w:type="dxa"/>
+            <w:bottom w:w="0" w:type="dxa"/>
+          </w:tblCellMar>
+        </w:tblPrEx>
+        <w:tc>
+          <w:tcPr>
+            <w:tcW w:w="8600" w:type="dxa"/>
+            <w:tcBorders>
+              <w:top w:val="single" w:sz="1" w:space="0" w:color="CCCCCC"/>
+              <w:left w:val="single" w:sz="1" w:space="0" w:color="CCCCCC"/>
+              <w:bottom w:val="single" w:sz="1" w:space="0" w:color="CCCCCC"/>
+              <w:right w:val="single" w:sz="1" w:space="0" w:color="CCCCCC"/>
+            </w:tcBorders>
+            <w:shd w:val="clear" w:color="auto" w:fill="1E1E1E"/>
+            <w:tcMar>
+              <w:top w:w="100" w:type="dxa"/>
+              <w:left w:w="150" w:type="dxa"/>
+              <w:bottom w:w="100" w:type="dxa"/>
+              <w:right w:w="150" w:type="dxa"/>
+            </w:tcMar>
+          </w:tcPr>
+          <w:p/>
+        </w:tc>
+      </w:tr>
+      <w:tr>
+        <w:tblPrEx>
+          <w:tblCellMar>
+            <w:top w:w="0" w:type="dxa"/>
+            <w:bottom w:w="0" w:type="dxa"/>
+          </w:tblCellMar>
+        </w:tblPrEx>
+        <w:tc>
+          <w:tcPr>
+            <w:tcW w:w="8600" w:type="dxa"/>
+            <w:tcBorders>
+              <w:top w:val="single" w:sz="1" w:space="0" w:color="CCCCCC"/>
+              <w:left w:val="single" w:sz="1" w:space="0" w:color="CCCCCC"/>
+              <w:bottom w:val="single" w:sz="1" w:space="0" w:color="CCCCCC"/>
+              <w:right w:val="single" w:sz="1" w:space="0" w:color="CCCCCC"/>
+            </w:tcBorders>
+            <w:shd w:val="clear" w:color="auto" w:fill="1E1E1E"/>
+            <w:tcMar>
+              <w:top w:w="100" w:type="dxa"/>
+              <w:left w:w="150" w:type="dxa"/>
+              <w:bottom w:w="100" w:type="dxa"/>
+              <w:right w:w="150" w:type="dxa"/>
+            </w:tcMar>
+          </w:tcPr>
+          <w:p>
+            <w:r>
+              <w:rPr>
+                <w:rFonts w:ascii="Courier New" w:eastAsia="Courier New" w:hAnsi="Courier New" w:cs="Courier New"/>
+                <w:color w:val="D4D4D4"/>
+                <w:szCs w:val="20"/>
+              </w:rPr>
+              <w:t>// Creamos el cajón para los cursos</w:t>
+            </w:r>
+          </w:p>
+        </w:tc>
+      </w:tr>
+      <w:tr>
+        <w:tblPrEx>
+          <w:tblCellMar>
+            <w:top w:w="0" w:type="dxa"/>
+            <w:bottom w:w="0" w:type="dxa"/>
+          </w:tblCellMar>
+        </w:tblPrEx>
+        <w:tc>
+          <w:tcPr>
+            <w:tcW w:w="8600" w:type="dxa"/>
+            <w:tcBorders>
+              <w:top w:val="single" w:sz="1" w:space="0" w:color="CCCCCC"/>
+              <w:left w:val="single" w:sz="1" w:space="0" w:color="CCCCCC"/>
+              <w:bottom w:val="single" w:sz="1" w:space="0" w:color="CCCCCC"/>
+              <w:right w:val="single" w:sz="1" w:space="0" w:color="CCCCCC"/>
+            </w:tcBorders>
+            <w:shd w:val="clear" w:color="auto" w:fill="1E1E1E"/>
+            <w:tcMar>
+              <w:top w:w="100" w:type="dxa"/>
+              <w:left w:w="150" w:type="dxa"/>
+              <w:bottom w:w="100" w:type="dxa"/>
+              <w:right w:w="150" w:type="dxa"/>
+            </w:tcMar>
+          </w:tcPr>
+          <w:p>
+            <w:proofErr w:type="spellStart"/>
+            <w:r>
+              <w:rPr>
+                <w:rFonts w:ascii="Courier New" w:eastAsia="Courier New" w:hAnsi="Courier New" w:cs="Courier New"/>
+                <w:color w:val="D4D4D4"/>
+                <w:szCs w:val="20"/>
+              </w:rPr>
+              <w:t>db.createCollection</w:t>
+            </w:r>
+            <w:proofErr w:type="spellEnd"/>
+            <w:r>
+              <w:rPr>
+                <w:rFonts w:ascii="Courier New" w:eastAsia="Courier New" w:hAnsi="Courier New" w:cs="Courier New"/>
+                <w:color w:val="D4D4D4"/>
+                <w:szCs w:val="20"/>
+              </w:rPr>
+              <w:t>('cursos');</w:t>
+            </w:r>
+          </w:p>
+        </w:tc>
+      </w:tr>
+    </w:tbl>
+    <w:p>
+      <w:r>
+        <w:t xml:space="preserve"> </w:t>
+      </w:r>
+    </w:p>
+    <w:tbl>
+      <w:tblPr>
+        <w:tblW w:w="8600" w:type="dxa"/>
+        <w:tblInd w:w="140" w:type="dxa"/>
+        <w:tblBorders>
+          <w:top w:val="single" w:sz="4" w:space="0" w:color="auto"/>
+          <w:left w:val="single" w:sz="4" w:space="0" w:color="auto"/>
+          <w:bottom w:val="single" w:sz="4" w:space="0" w:color="auto"/>
+          <w:right w:val="single" w:sz="4" w:space="0" w:color="auto"/>
+          <w:insideH w:val="single" w:sz="4" w:space="0" w:color="auto"/>
+          <w:insideV w:val="single" w:sz="4" w:space="0" w:color="auto"/>
+        </w:tblBorders>
+        <w:tblCellMar>
+          <w:left w:w="10" w:type="dxa"/>
+          <w:right w:w="10" w:type="dxa"/>
+        </w:tblCellMar>
+        <w:tblLook w:val="04A0" w:firstRow="1" w:lastRow="0" w:firstColumn="1" w:lastColumn="0" w:noHBand="0" w:noVBand="1"/>
+      </w:tblPr>
+      <w:tblGrid>
+        <w:gridCol w:w="8600"/>
+      </w:tblGrid>
+      <w:tr>
+        <w:tblPrEx>
+          <w:tblCellMar>
+            <w:top w:w="0" w:type="dxa"/>
+            <w:bottom w:w="0" w:type="dxa"/>
+          </w:tblCellMar>
+        </w:tblPrEx>
+        <w:tc>
+          <w:tcPr>
+            <w:tcW w:w="8600" w:type="dxa"/>
+            <w:tcBorders>
+              <w:top w:val="single" w:sz="4" w:space="0" w:color="2E75B6"/>
+              <w:left w:val="single" w:sz="12" w:space="0" w:color="2E75B6"/>
+              <w:bottom w:val="single" w:sz="4" w:space="0" w:color="2E75B6"/>
+              <w:right w:val="single" w:sz="4" w:space="0" w:color="2E75B6"/>
+            </w:tcBorders>
+            <w:shd w:val="clear" w:color="auto" w:fill="EBF3FB"/>
+            <w:tcMar>
+              <w:top w:w="100" w:type="dxa"/>
+              <w:left w:w="150" w:type="dxa"/>
+              <w:bottom w:w="100" w:type="dxa"/>
+              <w:right w:w="150" w:type="dxa"/>
+            </w:tcMar>
+          </w:tcPr>
+          <w:p>
+            <w:r>
+              <w:rPr>
+                <w:b/>
+                <w:bCs/>
+                <w:color w:val="1F4E79"/>
+                <w:sz w:val="22"/>
+                <w:szCs w:val="22"/>
+              </w:rPr>
+              <w:t>💡  Analogía del día a día:</w:t>
+            </w:r>
+          </w:p>
+          <w:p>
+            <w:r>
+              <w:rPr>
+                <w:color w:val="1F3864"/>
+                <w:sz w:val="22"/>
+                <w:szCs w:val="22"/>
+              </w:rPr>
+              <w:t>Imagina que 'academia' es un archivador grande. Dentro tienes dos cajones: uno etiquetado 'USUARIOS' y otro 'CURSOS'. Cada cajón guardará fichas de su tipo.</w:t>
+            </w:r>
+          </w:p>
+        </w:tc>
+      </w:tr>
+    </w:tbl>
+    <w:p>
+      <w:r>
+        <w:br w:type="page"/>
+      </w:r>
+    </w:p>
+    <w:p>
+      <w:pPr>
+        <w:pStyle w:val="Ttulo1"/>
+      </w:pPr>
+      <w:r>
+        <w:rPr>
+          <w:b/>
+          <w:bCs/>
+          <w:color w:val="1F4E79"/>
+          <w:sz w:val="36"/>
+          <w:szCs w:val="36"/>
+        </w:rPr>
+        <w:lastRenderedPageBreak/>
+        <w:t>PARTE 4: Añadir Información</w:t>
+      </w:r>
+    </w:p>
+    <w:p>
+      <w:pPr>
+        <w:pStyle w:val="Ttulo2"/>
+      </w:pPr>
+      <w:r>
+        <w:rPr>
+          <w:b/>
+          <w:bCs/>
+          <w:color w:val="2E75B6"/>
+          <w:sz w:val="28"/>
+          <w:szCs w:val="28"/>
+        </w:rPr>
+        <w:t>Paso 4.1 — Insertar un usuario</w:t>
+      </w:r>
+    </w:p>
+    <w:p>
+      <w:pPr>
+        <w:spacing w:before="80" w:after="100"/>
+      </w:pPr>
+      <w:r>
+        <w:rPr>
+          <w:sz w:val="22"/>
+          <w:szCs w:val="22"/>
+        </w:rPr>
+        <w:t>Ahora vamos a meter nuestra primera ficha de usuario en el cajón. Añade esto a tu archivo:</w:t>
+      </w:r>
+    </w:p>
+    <w:p>
+      <w:r>
+        <w:t xml:space="preserve"> </w:t>
+      </w:r>
+    </w:p>
+    <w:tbl>
+      <w:tblPr>
+        <w:tblW w:w="8600" w:type="dxa"/>
+        <w:tblInd w:w="140" w:type="dxa"/>
+        <w:tblBorders>
+          <w:top w:val="single" w:sz="4" w:space="0" w:color="auto"/>
+          <w:left w:val="single" w:sz="4" w:space="0" w:color="auto"/>
+          <w:bottom w:val="single" w:sz="4" w:space="0" w:color="auto"/>
+          <w:right w:val="single" w:sz="4" w:space="0" w:color="auto"/>
+          <w:insideH w:val="single" w:sz="4" w:space="0" w:color="auto"/>
+          <w:insideV w:val="single" w:sz="4" w:space="0" w:color="auto"/>
+        </w:tblBorders>
+        <w:tblCellMar>
+          <w:left w:w="10" w:type="dxa"/>
+          <w:right w:w="10" w:type="dxa"/>
+        </w:tblCellMar>
+        <w:tblLook w:val="04A0" w:firstRow="1" w:lastRow="0" w:firstColumn="1" w:lastColumn="0" w:noHBand="0" w:noVBand="1"/>
+      </w:tblPr>
+      <w:tblGrid>
+        <w:gridCol w:w="8600"/>
+      </w:tblGrid>
+      <w:tr>
+        <w:tblPrEx>
+          <w:tblCellMar>
+            <w:top w:w="0" w:type="dxa"/>
+            <w:bottom w:w="0" w:type="dxa"/>
+          </w:tblCellMar>
+        </w:tblPrEx>
+        <w:tc>
+          <w:tcPr>
+            <w:tcW w:w="8600" w:type="dxa"/>
+            <w:tcBorders>
+              <w:top w:val="single" w:sz="1" w:space="0" w:color="CCCCCC"/>
+              <w:left w:val="single" w:sz="1" w:space="0" w:color="CCCCCC"/>
+              <w:bottom w:val="single" w:sz="1" w:space="0" w:color="CCCCCC"/>
+              <w:right w:val="single" w:sz="1" w:space="0" w:color="CCCCCC"/>
+            </w:tcBorders>
+            <w:shd w:val="clear" w:color="auto" w:fill="1E1E1E"/>
+            <w:tcMar>
+              <w:top w:w="100" w:type="dxa"/>
+              <w:left w:w="150" w:type="dxa"/>
+              <w:bottom w:w="100" w:type="dxa"/>
+              <w:right w:w="150" w:type="dxa"/>
+            </w:tcMar>
+          </w:tcPr>
+          <w:p>
+            <w:r>
+              <w:rPr>
+                <w:rFonts w:ascii="Courier New" w:eastAsia="Courier New" w:hAnsi="Courier New" w:cs="Courier New"/>
+                <w:color w:val="D4D4D4"/>
+                <w:szCs w:val="20"/>
+              </w:rPr>
+              <w:t>use('academia');</w:t>
+            </w:r>
+          </w:p>
+        </w:tc>
+      </w:tr>
+      <w:tr>
+        <w:tblPrEx>
+          <w:tblCellMar>
+            <w:top w:w="0" w:type="dxa"/>
+            <w:bottom w:w="0" w:type="dxa"/>
+          </w:tblCellMar>
+        </w:tblPrEx>
+        <w:tc>
+          <w:tcPr>
+            <w:tcW w:w="8600" w:type="dxa"/>
+            <w:tcBorders>
+              <w:top w:val="single" w:sz="1" w:space="0" w:color="CCCCCC"/>
+              <w:left w:val="single" w:sz="1" w:space="0" w:color="CCCCCC"/>
+              <w:bottom w:val="single" w:sz="1" w:space="0" w:color="CCCCCC"/>
+              <w:right w:val="single" w:sz="1" w:space="0" w:color="CCCCCC"/>
+            </w:tcBorders>
+            <w:shd w:val="clear" w:color="auto" w:fill="1E1E1E"/>
+            <w:tcMar>
+              <w:top w:w="100" w:type="dxa"/>
+              <w:left w:w="150" w:type="dxa"/>
+              <w:bottom w:w="100" w:type="dxa"/>
+              <w:right w:w="150" w:type="dxa"/>
+            </w:tcMar>
+          </w:tcPr>
+          <w:p/>
+        </w:tc>
+      </w:tr>
+      <w:tr>
+        <w:tblPrEx>
+          <w:tblCellMar>
+            <w:top w:w="0" w:type="dxa"/>
+            <w:bottom w:w="0" w:type="dxa"/>
+          </w:tblCellMar>
+        </w:tblPrEx>
+        <w:tc>
+          <w:tcPr>
+            <w:tcW w:w="8600" w:type="dxa"/>
+            <w:tcBorders>
+              <w:top w:val="single" w:sz="1" w:space="0" w:color="CCCCCC"/>
+              <w:left w:val="single" w:sz="1" w:space="0" w:color="CCCCCC"/>
+              <w:bottom w:val="single" w:sz="1" w:space="0" w:color="CCCCCC"/>
+              <w:right w:val="single" w:sz="1" w:space="0" w:color="CCCCCC"/>
+            </w:tcBorders>
+            <w:shd w:val="clear" w:color="auto" w:fill="1E1E1E"/>
+            <w:tcMar>
+              <w:top w:w="100" w:type="dxa"/>
+              <w:left w:w="150" w:type="dxa"/>
+              <w:bottom w:w="100" w:type="dxa"/>
+              <w:right w:w="150" w:type="dxa"/>
+            </w:tcMar>
+          </w:tcPr>
+          <w:p>
+            <w:r>
+              <w:rPr>
+                <w:rFonts w:ascii="Courier New" w:eastAsia="Courier New" w:hAnsi="Courier New" w:cs="Courier New"/>
+                <w:color w:val="D4D4D4"/>
+                <w:szCs w:val="20"/>
+              </w:rPr>
+              <w:t>// Insertamos un usuario llamado Alex</w:t>
+            </w:r>
+          </w:p>
+        </w:tc>
+      </w:tr>
+      <w:tr>
+        <w:tblPrEx>
+          <w:tblCellMar>
+            <w:top w:w="0" w:type="dxa"/>
+            <w:bottom w:w="0" w:type="dxa"/>
+          </w:tblCellMar>
+        </w:tblPrEx>
+        <w:tc>
+          <w:tcPr>
+            <w:tcW w:w="8600" w:type="dxa"/>
+            <w:tcBorders>
+              <w:top w:val="single" w:sz="1" w:space="0" w:color="CCCCCC"/>
+              <w:left w:val="single" w:sz="1" w:space="0" w:color="CCCCCC"/>
+              <w:bottom w:val="single" w:sz="1" w:space="0" w:color="CCCCCC"/>
+              <w:right w:val="single" w:sz="1" w:space="0" w:color="CCCCCC"/>
+            </w:tcBorders>
+            <w:shd w:val="clear" w:color="auto" w:fill="1E1E1E"/>
+            <w:tcMar>
+              <w:top w:w="100" w:type="dxa"/>
+              <w:left w:w="150" w:type="dxa"/>
+              <w:bottom w:w="100" w:type="dxa"/>
+              <w:right w:w="150" w:type="dxa"/>
+            </w:tcMar>
+          </w:tcPr>
+          <w:p>
+            <w:proofErr w:type="spellStart"/>
+            <w:r>
+              <w:rPr>
+                <w:rFonts w:ascii="Courier New" w:eastAsia="Courier New" w:hAnsi="Courier New" w:cs="Courier New"/>
+                <w:color w:val="D4D4D4"/>
+                <w:szCs w:val="20"/>
+              </w:rPr>
+              <w:t>db.usuarios.insertOne</w:t>
+            </w:r>
+            <w:proofErr w:type="spellEnd"/>
+            <w:r>
+              <w:rPr>
+                <w:rFonts w:ascii="Courier New" w:eastAsia="Courier New" w:hAnsi="Courier New" w:cs="Courier New"/>
+                <w:color w:val="D4D4D4"/>
+                <w:szCs w:val="20"/>
+              </w:rPr>
+              <w:t>({</w:t>
+            </w:r>
+          </w:p>
+        </w:tc>
+      </w:tr>
+      <w:tr>
+        <w:tblPrEx>
+          <w:tblCellMar>
+            <w:top w:w="0" w:type="dxa"/>
+            <w:bottom w:w="0" w:type="dxa"/>
+          </w:tblCellMar>
+        </w:tblPrEx>
+        <w:tc>
+          <w:tcPr>
+            <w:tcW w:w="8600" w:type="dxa"/>
+            <w:tcBorders>
+              <w:top w:val="single" w:sz="1" w:space="0" w:color="CCCCCC"/>
+              <w:left w:val="single" w:sz="1" w:space="0" w:color="CCCCCC"/>
+              <w:bottom w:val="single" w:sz="1" w:space="0" w:color="CCCCCC"/>
+              <w:right w:val="single" w:sz="1" w:space="0" w:color="CCCCCC"/>
+            </w:tcBorders>
+            <w:shd w:val="clear" w:color="auto" w:fill="1E1E1E"/>
+            <w:tcMar>
+              <w:top w:w="100" w:type="dxa"/>
+              <w:left w:w="150" w:type="dxa"/>
+              <w:bottom w:w="100" w:type="dxa"/>
+              <w:right w:w="150" w:type="dxa"/>
+            </w:tcMar>
+          </w:tcPr>
+          <w:p>
+            <w:r>
+              <w:rPr>
+                <w:rFonts w:ascii="Courier New" w:eastAsia="Courier New" w:hAnsi="Courier New" w:cs="Courier New"/>
+                <w:color w:val="D4D4D4"/>
+                <w:szCs w:val="20"/>
+              </w:rPr>
+              <w:t xml:space="preserve">  nombre: 'Alex López',</w:t>
+            </w:r>
+          </w:p>
+        </w:tc>
+      </w:tr>
+      <w:tr>
+        <w:tblPrEx>
+          <w:tblCellMar>
+            <w:top w:w="0" w:type="dxa"/>
+            <w:bottom w:w="0" w:type="dxa"/>
+          </w:tblCellMar>
+        </w:tblPrEx>
+        <w:tc>
+          <w:tcPr>
+            <w:tcW w:w="8600" w:type="dxa"/>
+            <w:tcBorders>
+              <w:top w:val="single" w:sz="1" w:space="0" w:color="CCCCCC"/>
+              <w:left w:val="single" w:sz="1" w:space="0" w:color="CCCCCC"/>
+              <w:bottom w:val="single" w:sz="1" w:space="0" w:color="CCCCCC"/>
+              <w:right w:val="single" w:sz="1" w:space="0" w:color="CCCCCC"/>
+            </w:tcBorders>
+            <w:shd w:val="clear" w:color="auto" w:fill="1E1E1E"/>
+            <w:tcMar>
+              <w:top w:w="100" w:type="dxa"/>
+              <w:left w:w="150" w:type="dxa"/>
+              <w:bottom w:w="100" w:type="dxa"/>
+              <w:right w:w="150" w:type="dxa"/>
+            </w:tcMar>
+          </w:tcPr>
+          <w:p>
+            <w:r>
+              <w:rPr>
+                <w:rFonts w:ascii="Courier New" w:eastAsia="Courier New" w:hAnsi="Courier New" w:cs="Courier New"/>
+                <w:color w:val="D4D4D4"/>
+                <w:szCs w:val="20"/>
+              </w:rPr>
+              <w:t xml:space="preserve">  email: 'alex@dam.es',</w:t>
+            </w:r>
+          </w:p>
+        </w:tc>
+      </w:tr>
+      <w:tr>
+        <w:tblPrEx>
+          <w:tblCellMar>
+            <w:top w:w="0" w:type="dxa"/>
+            <w:bottom w:w="0" w:type="dxa"/>
+          </w:tblCellMar>
+        </w:tblPrEx>
+        <w:tc>
+          <w:tcPr>
+            <w:tcW w:w="8600" w:type="dxa"/>
+            <w:tcBorders>
+              <w:top w:val="single" w:sz="1" w:space="0" w:color="CCCCCC"/>
+              <w:left w:val="single" w:sz="1" w:space="0" w:color="CCCCCC"/>
+              <w:bottom w:val="single" w:sz="1" w:space="0" w:color="CCCCCC"/>
+              <w:right w:val="single" w:sz="1" w:space="0" w:color="CCCCCC"/>
+            </w:tcBorders>
+            <w:shd w:val="clear" w:color="auto" w:fill="1E1E1E"/>
+            <w:tcMar>
+              <w:top w:w="100" w:type="dxa"/>
+              <w:left w:w="150" w:type="dxa"/>
+              <w:bottom w:w="100" w:type="dxa"/>
+              <w:right w:w="150" w:type="dxa"/>
+            </w:tcMar>
+          </w:tcPr>
+          <w:p>
+            <w:r>
+              <w:rPr>
+                <w:rFonts w:ascii="Courier New" w:eastAsia="Courier New" w:hAnsi="Courier New" w:cs="Courier New"/>
+                <w:color w:val="D4D4D4"/>
+                <w:szCs w:val="20"/>
+              </w:rPr>
+              <w:t xml:space="preserve">  intereses: ['Java', 'JS'],</w:t>
+            </w:r>
+          </w:p>
+        </w:tc>
+      </w:tr>
+      <w:tr>
+        <w:tblPrEx>
+          <w:tblCellMar>
+            <w:top w:w="0" w:type="dxa"/>
+            <w:bottom w:w="0" w:type="dxa"/>
+          </w:tblCellMar>
+        </w:tblPrEx>
+        <w:tc>
+          <w:tcPr>
+            <w:tcW w:w="8600" w:type="dxa"/>
+            <w:tcBorders>
+              <w:top w:val="single" w:sz="1" w:space="0" w:color="CCCCCC"/>
+              <w:left w:val="single" w:sz="1" w:space="0" w:color="CCCCCC"/>
+              <w:bottom w:val="single" w:sz="1" w:space="0" w:color="CCCCCC"/>
+              <w:right w:val="single" w:sz="1" w:space="0" w:color="CCCCCC"/>
+            </w:tcBorders>
+            <w:shd w:val="clear" w:color="auto" w:fill="1E1E1E"/>
+            <w:tcMar>
+              <w:top w:w="100" w:type="dxa"/>
+              <w:left w:w="150" w:type="dxa"/>
+              <w:bottom w:w="100" w:type="dxa"/>
+              <w:right w:w="150" w:type="dxa"/>
+            </w:tcMar>
+          </w:tcPr>
+          <w:p>
+            <w:r>
+              <w:rPr>
+                <w:rFonts w:ascii="Courier New" w:eastAsia="Courier New" w:hAnsi="Courier New" w:cs="Courier New"/>
+                <w:color w:val="D4D4D4"/>
+                <w:szCs w:val="20"/>
+              </w:rPr>
+              <w:t xml:space="preserve">  edad: 20</w:t>
+            </w:r>
+          </w:p>
+        </w:tc>
+      </w:tr>
+      <w:tr>
+        <w:tblPrEx>
+          <w:tblCellMar>
+            <w:top w:w="0" w:type="dxa"/>
+            <w:bottom w:w="0" w:type="dxa"/>
+          </w:tblCellMar>
+        </w:tblPrEx>
+        <w:tc>
+          <w:tcPr>
+            <w:tcW w:w="8600" w:type="dxa"/>
+            <w:tcBorders>
+              <w:top w:val="single" w:sz="1" w:space="0" w:color="CCCCCC"/>
+              <w:left w:val="single" w:sz="1" w:space="0" w:color="CCCCCC"/>
+              <w:bottom w:val="single" w:sz="1" w:space="0" w:color="CCCCCC"/>
+              <w:right w:val="single" w:sz="1" w:space="0" w:color="CCCCCC"/>
+            </w:tcBorders>
+            <w:shd w:val="clear" w:color="auto" w:fill="1E1E1E"/>
+            <w:tcMar>
+              <w:top w:w="100" w:type="dxa"/>
+              <w:left w:w="150" w:type="dxa"/>
+              <w:bottom w:w="100" w:type="dxa"/>
+              <w:right w:w="150" w:type="dxa"/>
+            </w:tcMar>
+          </w:tcPr>
+          <w:p>
+            <w:r>
+              <w:rPr>
+                <w:rFonts w:ascii="Courier New" w:eastAsia="Courier New" w:hAnsi="Courier New" w:cs="Courier New"/>
+                <w:color w:val="D4D4D4"/>
+                <w:szCs w:val="20"/>
+              </w:rPr>
+              <w:t>});</w:t>
+            </w:r>
+          </w:p>
+        </w:tc>
+      </w:tr>
+    </w:tbl>
+    <w:p>
+      <w:r>
+        <w:t xml:space="preserve"> </w:t>
+      </w:r>
+    </w:p>
+    <w:p>
+      <w:pPr>
+        <w:spacing w:before="80" w:after="100"/>
+      </w:pPr>
+      <w:r>
+        <w:rPr>
+          <w:sz w:val="22"/>
+          <w:szCs w:val="22"/>
+        </w:rPr>
+        <w:t>Cada parte de la ficha significa:</w:t>
+      </w:r>
+    </w:p>
+    <w:p>
+      <w:pPr>
+        <w:pStyle w:val="Prrafodelista"/>
+        <w:numPr>
+          <w:ilvl w:val="0"/>
+          <w:numId w:val="10"/>
+        </w:numPr>
+        <w:spacing w:before="60" w:after="60" w:line="240" w:lineRule="auto"/>
+        <w:contextualSpacing w:val="0"/>
+        <w:jc w:val="left"/>
+      </w:pPr>
+      <w:r>
+        <w:rPr>
+          <w:b/>
+          <w:bCs/>
+          <w:sz w:val="22"/>
+          <w:szCs w:val="22"/>
+        </w:rPr>
+        <w:t xml:space="preserve">  → El nombre completo de la </w:t>
+      </w:r>
+      <w:proofErr w:type="spellStart"/>
+      <w:r>
+        <w:rPr>
+          <w:b/>
+          <w:bCs/>
+          <w:sz w:val="22"/>
+          <w:szCs w:val="22"/>
+        </w:rPr>
+        <w:t>persona.</w:t>
+      </w:r>
+      <w:r>
+        <w:rPr>
+          <w:sz w:val="22"/>
+          <w:szCs w:val="22"/>
+        </w:rPr>
+        <w:t>nombre</w:t>
+      </w:r>
+      <w:proofErr w:type="spellEnd"/>
+      <w:r>
+        <w:rPr>
+          <w:sz w:val="22"/>
+          <w:szCs w:val="22"/>
+        </w:rPr>
+        <w:t>: 'Alex López'</w:t>
+      </w:r>
+    </w:p>
+    <w:p>
+      <w:pPr>
+        <w:pStyle w:val="Prrafodelista"/>
+        <w:numPr>
+          <w:ilvl w:val="0"/>
+          <w:numId w:val="10"/>
+        </w:numPr>
+        <w:spacing w:before="60" w:after="60" w:line="240" w:lineRule="auto"/>
+        <w:contextualSpacing w:val="0"/>
+        <w:jc w:val="left"/>
+      </w:pPr>
+      <w:r>
+        <w:rPr>
+          <w:b/>
+          <w:bCs/>
+          <w:sz w:val="22"/>
+          <w:szCs w:val="22"/>
+        </w:rPr>
+        <w:t xml:space="preserve">  → Su correo </w:t>
+      </w:r>
+      <w:proofErr w:type="spellStart"/>
+      <w:r>
+        <w:rPr>
+          <w:b/>
+          <w:bCs/>
+          <w:sz w:val="22"/>
+          <w:szCs w:val="22"/>
+        </w:rPr>
+        <w:t>electrónico.</w:t>
+      </w:r>
+      <w:r>
+        <w:rPr>
+          <w:sz w:val="22"/>
+          <w:szCs w:val="22"/>
+        </w:rPr>
+        <w:t>email</w:t>
+      </w:r>
+      <w:proofErr w:type="spellEnd"/>
+      <w:r>
+        <w:rPr>
+          <w:sz w:val="22"/>
+          <w:szCs w:val="22"/>
+        </w:rPr>
+        <w:t>: 'alex@dam.es'</w:t>
+      </w:r>
+    </w:p>
+    <w:p>
+      <w:pPr>
+        <w:pStyle w:val="Prrafodelista"/>
+        <w:numPr>
+          <w:ilvl w:val="0"/>
+          <w:numId w:val="10"/>
+        </w:numPr>
+        <w:spacing w:before="60" w:after="60" w:line="240" w:lineRule="auto"/>
+        <w:contextualSpacing w:val="0"/>
+        <w:jc w:val="left"/>
+      </w:pPr>
+      <w:r>
+        <w:rPr>
+          <w:b/>
+          <w:bCs/>
+          <w:sz w:val="22"/>
+          <w:szCs w:val="22"/>
+        </w:rPr>
+        <w:t xml:space="preserve">  → Sus temas favoritos (una lista entre corchetes).</w:t>
+      </w:r>
+      <w:r>
+        <w:rPr>
+          <w:sz w:val="22"/>
+          <w:szCs w:val="22"/>
+        </w:rPr>
+        <w:t>intereses: ['Java', 'JS']</w:t>
+      </w:r>
+    </w:p>
+    <w:p>
+      <w:pPr>
+        <w:pStyle w:val="Prrafodelista"/>
+        <w:numPr>
+          <w:ilvl w:val="0"/>
+          <w:numId w:val="10"/>
+        </w:numPr>
+        <w:spacing w:before="60" w:after="60" w:line="240" w:lineRule="auto"/>
+        <w:contextualSpacing w:val="0"/>
+        <w:jc w:val="left"/>
+      </w:pPr>
+      <w:r>
+        <w:rPr>
+          <w:b/>
+          <w:bCs/>
+          <w:sz w:val="22"/>
+          <w:szCs w:val="22"/>
+        </w:rPr>
+        <w:t xml:space="preserve">  → Su edad (un número, sin comillas).</w:t>
+      </w:r>
+      <w:r>
+        <w:rPr>
+          <w:sz w:val="22"/>
+          <w:szCs w:val="22"/>
+        </w:rPr>
+        <w:t>edad: 20</w:t>
+      </w:r>
+    </w:p>
+    <w:p>
+      <w:r>
+        <w:t xml:space="preserve"> </w:t>
+      </w:r>
+    </w:p>
+    <w:p>
+      <w:pPr>
+        <w:spacing w:before="120" w:after="120"/>
+        <w:ind w:left="360"/>
+      </w:pPr>
+      <w:r>
+        <w:rPr>
+          <w:sz w:val="22"/>
+          <w:szCs w:val="22"/>
+        </w:rPr>
+        <w:lastRenderedPageBreak/>
+        <w:t xml:space="preserve">🔍  </w:t>
+      </w:r>
+      <w:r>
+        <w:rPr>
+          <w:i/>
+          <w:iCs/>
+          <w:color w:val="595959"/>
+          <w:sz w:val="22"/>
+          <w:szCs w:val="22"/>
+        </w:rPr>
+        <w:t>Fíjate que los textos van entre comillas simples ' ' y los números van solos. ¡Eso es muy importante!</w:t>
+      </w:r>
+    </w:p>
+    <w:p>
+      <w:r>
+        <w:t xml:space="preserve">  </w:t>
+      </w:r>
+    </w:p>
+    <w:p>
+      <w:pPr>
+        <w:pStyle w:val="Ttulo2"/>
+      </w:pPr>
+      <w:r>
+        <w:rPr>
+          <w:b/>
+          <w:bCs/>
+          <w:color w:val="2E75B6"/>
+          <w:sz w:val="28"/>
+          <w:szCs w:val="28"/>
+        </w:rPr>
+        <w:t>Paso 4.2 — Insertar varios usuarios a la vez</w:t>
+      </w:r>
+    </w:p>
+    <w:p>
+      <w:pPr>
+        <w:spacing w:before="80" w:after="100"/>
+      </w:pPr>
+      <w:r>
+        <w:rPr>
+          <w:sz w:val="22"/>
+          <w:szCs w:val="22"/>
+        </w:rPr>
+        <w:t xml:space="preserve">También podemos meter varias fichas de una sola vez usando </w:t>
+      </w:r>
+      <w:proofErr w:type="spellStart"/>
+      <w:r>
+        <w:rPr>
+          <w:sz w:val="22"/>
+          <w:szCs w:val="22"/>
+        </w:rPr>
+        <w:t>insertMany</w:t>
+      </w:r>
+      <w:proofErr w:type="spellEnd"/>
+      <w:r>
+        <w:rPr>
+          <w:sz w:val="22"/>
+          <w:szCs w:val="22"/>
+        </w:rPr>
+        <w:t xml:space="preserve"> (que significa 'insertar muchos'). Añade esto:</w:t>
+      </w:r>
+    </w:p>
+    <w:p>
+      <w:r>
+        <w:t xml:space="preserve"> </w:t>
+      </w:r>
+    </w:p>
+    <w:tbl>
+      <w:tblPr>
+        <w:tblW w:w="8600" w:type="dxa"/>
+        <w:tblInd w:w="140" w:type="dxa"/>
+        <w:tblBorders>
+          <w:top w:val="single" w:sz="4" w:space="0" w:color="auto"/>
+          <w:left w:val="single" w:sz="4" w:space="0" w:color="auto"/>
+          <w:bottom w:val="single" w:sz="4" w:space="0" w:color="auto"/>
+          <w:right w:val="single" w:sz="4" w:space="0" w:color="auto"/>
+          <w:insideH w:val="single" w:sz="4" w:space="0" w:color="auto"/>
+          <w:insideV w:val="single" w:sz="4" w:space="0" w:color="auto"/>
+        </w:tblBorders>
+        <w:tblCellMar>
+          <w:left w:w="10" w:type="dxa"/>
+          <w:right w:w="10" w:type="dxa"/>
+        </w:tblCellMar>
+        <w:tblLook w:val="04A0" w:firstRow="1" w:lastRow="0" w:firstColumn="1" w:lastColumn="0" w:noHBand="0" w:noVBand="1"/>
+      </w:tblPr>
+      <w:tblGrid>
+        <w:gridCol w:w="8600"/>
+      </w:tblGrid>
+      <w:tr>
+        <w:tblPrEx>
+          <w:tblCellMar>
+            <w:top w:w="0" w:type="dxa"/>
+            <w:bottom w:w="0" w:type="dxa"/>
+          </w:tblCellMar>
+        </w:tblPrEx>
+        <w:tc>
+          <w:tcPr>
+            <w:tcW w:w="8600" w:type="dxa"/>
+            <w:tcBorders>
+              <w:top w:val="single" w:sz="1" w:space="0" w:color="CCCCCC"/>
+              <w:left w:val="single" w:sz="1" w:space="0" w:color="CCCCCC"/>
+              <w:bottom w:val="single" w:sz="1" w:space="0" w:color="CCCCCC"/>
+              <w:right w:val="single" w:sz="1" w:space="0" w:color="CCCCCC"/>
+            </w:tcBorders>
+            <w:shd w:val="clear" w:color="auto" w:fill="1E1E1E"/>
+            <w:tcMar>
+              <w:top w:w="100" w:type="dxa"/>
+              <w:left w:w="150" w:type="dxa"/>
+              <w:bottom w:w="100" w:type="dxa"/>
+              <w:right w:w="150" w:type="dxa"/>
+            </w:tcMar>
+          </w:tcPr>
+          <w:p>
+            <w:r>
+              <w:rPr>
+                <w:rFonts w:ascii="Courier New" w:eastAsia="Courier New" w:hAnsi="Courier New" w:cs="Courier New"/>
+                <w:color w:val="D4D4D4"/>
+                <w:szCs w:val="20"/>
+              </w:rPr>
+              <w:t>use('academia');</w:t>
+            </w:r>
+          </w:p>
+        </w:tc>
+      </w:tr>
+      <w:tr>
+        <w:tblPrEx>
+          <w:tblCellMar>
+            <w:top w:w="0" w:type="dxa"/>
+            <w:bottom w:w="0" w:type="dxa"/>
+          </w:tblCellMar>
+        </w:tblPrEx>
+        <w:tc>
+          <w:tcPr>
+            <w:tcW w:w="8600" w:type="dxa"/>
+            <w:tcBorders>
+              <w:top w:val="single" w:sz="1" w:space="0" w:color="CCCCCC"/>
+              <w:left w:val="single" w:sz="1" w:space="0" w:color="CCCCCC"/>
+              <w:bottom w:val="single" w:sz="1" w:space="0" w:color="CCCCCC"/>
+              <w:right w:val="single" w:sz="1" w:space="0" w:color="CCCCCC"/>
+            </w:tcBorders>
+            <w:shd w:val="clear" w:color="auto" w:fill="1E1E1E"/>
+            <w:tcMar>
+              <w:top w:w="100" w:type="dxa"/>
+              <w:left w:w="150" w:type="dxa"/>
+              <w:bottom w:w="100" w:type="dxa"/>
+              <w:right w:w="150" w:type="dxa"/>
+            </w:tcMar>
+          </w:tcPr>
+          <w:p/>
+        </w:tc>
+      </w:tr>
+      <w:tr>
+        <w:tblPrEx>
+          <w:tblCellMar>
+            <w:top w:w="0" w:type="dxa"/>
+            <w:bottom w:w="0" w:type="dxa"/>
+          </w:tblCellMar>
+        </w:tblPrEx>
+        <w:tc>
+          <w:tcPr>
+            <w:tcW w:w="8600" w:type="dxa"/>
+            <w:tcBorders>
+              <w:top w:val="single" w:sz="1" w:space="0" w:color="CCCCCC"/>
+              <w:left w:val="single" w:sz="1" w:space="0" w:color="CCCCCC"/>
+              <w:bottom w:val="single" w:sz="1" w:space="0" w:color="CCCCCC"/>
+              <w:right w:val="single" w:sz="1" w:space="0" w:color="CCCCCC"/>
+            </w:tcBorders>
+            <w:shd w:val="clear" w:color="auto" w:fill="1E1E1E"/>
+            <w:tcMar>
+              <w:top w:w="100" w:type="dxa"/>
+              <w:left w:w="150" w:type="dxa"/>
+              <w:bottom w:w="100" w:type="dxa"/>
+              <w:right w:w="150" w:type="dxa"/>
+            </w:tcMar>
+          </w:tcPr>
+          <w:p>
+            <w:r>
+              <w:rPr>
+                <w:rFonts w:ascii="Courier New" w:eastAsia="Courier New" w:hAnsi="Courier New" w:cs="Courier New"/>
+                <w:color w:val="D4D4D4"/>
+                <w:szCs w:val="20"/>
+              </w:rPr>
+              <w:t>// Insertamos dos usuarios a la vez</w:t>
+            </w:r>
+          </w:p>
+        </w:tc>
+      </w:tr>
+      <w:tr>
+        <w:tblPrEx>
+          <w:tblCellMar>
+            <w:top w:w="0" w:type="dxa"/>
+            <w:bottom w:w="0" w:type="dxa"/>
+          </w:tblCellMar>
+        </w:tblPrEx>
+        <w:tc>
+          <w:tcPr>
+            <w:tcW w:w="8600" w:type="dxa"/>
+            <w:tcBorders>
+              <w:top w:val="single" w:sz="1" w:space="0" w:color="CCCCCC"/>
+              <w:left w:val="single" w:sz="1" w:space="0" w:color="CCCCCC"/>
+              <w:bottom w:val="single" w:sz="1" w:space="0" w:color="CCCCCC"/>
+              <w:right w:val="single" w:sz="1" w:space="0" w:color="CCCCCC"/>
+            </w:tcBorders>
+            <w:shd w:val="clear" w:color="auto" w:fill="1E1E1E"/>
+            <w:tcMar>
+              <w:top w:w="100" w:type="dxa"/>
+              <w:left w:w="150" w:type="dxa"/>
+              <w:bottom w:w="100" w:type="dxa"/>
+              <w:right w:w="150" w:type="dxa"/>
+            </w:tcMar>
+          </w:tcPr>
+          <w:p>
+            <w:proofErr w:type="spellStart"/>
+            <w:r>
+              <w:rPr>
+                <w:rFonts w:ascii="Courier New" w:eastAsia="Courier New" w:hAnsi="Courier New" w:cs="Courier New"/>
+                <w:color w:val="D4D4D4"/>
+                <w:szCs w:val="20"/>
+              </w:rPr>
+              <w:t>db.usuarios.insertMany</w:t>
+            </w:r>
+            <w:proofErr w:type="spellEnd"/>
+            <w:r>
+              <w:rPr>
+                <w:rFonts w:ascii="Courier New" w:eastAsia="Courier New" w:hAnsi="Courier New" w:cs="Courier New"/>
+                <w:color w:val="D4D4D4"/>
+                <w:szCs w:val="20"/>
+              </w:rPr>
+              <w:t>([</w:t>
+            </w:r>
+          </w:p>
+        </w:tc>
+      </w:tr>
+      <w:tr>
+        <w:tblPrEx>
+          <w:tblCellMar>
+            <w:top w:w="0" w:type="dxa"/>
+            <w:bottom w:w="0" w:type="dxa"/>
+          </w:tblCellMar>
+        </w:tblPrEx>
+        <w:tc>
+          <w:tcPr>
+            <w:tcW w:w="8600" w:type="dxa"/>
+            <w:tcBorders>
+              <w:top w:val="single" w:sz="1" w:space="0" w:color="CCCCCC"/>
+              <w:left w:val="single" w:sz="1" w:space="0" w:color="CCCCCC"/>
+              <w:bottom w:val="single" w:sz="1" w:space="0" w:color="CCCCCC"/>
+              <w:right w:val="single" w:sz="1" w:space="0" w:color="CCCCCC"/>
+            </w:tcBorders>
+            <w:shd w:val="clear" w:color="auto" w:fill="1E1E1E"/>
+            <w:tcMar>
+              <w:top w:w="100" w:type="dxa"/>
+              <w:left w:w="150" w:type="dxa"/>
+              <w:bottom w:w="100" w:type="dxa"/>
+              <w:right w:w="150" w:type="dxa"/>
+            </w:tcMar>
+          </w:tcPr>
+          <w:p>
+            <w:r>
+              <w:rPr>
+                <w:rFonts w:ascii="Courier New" w:eastAsia="Courier New" w:hAnsi="Courier New" w:cs="Courier New"/>
+                <w:color w:val="D4D4D4"/>
+                <w:szCs w:val="20"/>
+              </w:rPr>
+              <w:t xml:space="preserve">  {</w:t>
+            </w:r>
+          </w:p>
+        </w:tc>
+      </w:tr>
+      <w:tr>
+        <w:tblPrEx>
+          <w:tblCellMar>
+            <w:top w:w="0" w:type="dxa"/>
+            <w:bottom w:w="0" w:type="dxa"/>
+          </w:tblCellMar>
+        </w:tblPrEx>
+        <w:tc>
+          <w:tcPr>
+            <w:tcW w:w="8600" w:type="dxa"/>
+            <w:tcBorders>
+              <w:top w:val="single" w:sz="1" w:space="0" w:color="CCCCCC"/>
+              <w:left w:val="single" w:sz="1" w:space="0" w:color="CCCCCC"/>
+              <w:bottom w:val="single" w:sz="1" w:space="0" w:color="CCCCCC"/>
+              <w:right w:val="single" w:sz="1" w:space="0" w:color="CCCCCC"/>
+            </w:tcBorders>
+            <w:shd w:val="clear" w:color="auto" w:fill="1E1E1E"/>
+            <w:tcMar>
+              <w:top w:w="100" w:type="dxa"/>
+              <w:left w:w="150" w:type="dxa"/>
+              <w:bottom w:w="100" w:type="dxa"/>
+              <w:right w:w="150" w:type="dxa"/>
+            </w:tcMar>
+          </w:tcPr>
+          <w:p>
+            <w:r>
+              <w:rPr>
+                <w:rFonts w:ascii="Courier New" w:eastAsia="Courier New" w:hAnsi="Courier New" w:cs="Courier New"/>
+                <w:color w:val="D4D4D4"/>
+                <w:szCs w:val="20"/>
+              </w:rPr>
+              <w:t xml:space="preserve">    nombre: 'Sara Ruiz',</w:t>
+            </w:r>
+          </w:p>
+        </w:tc>
+      </w:tr>
+      <w:tr>
+        <w:tblPrEx>
+          <w:tblCellMar>
+            <w:top w:w="0" w:type="dxa"/>
+            <w:bottom w:w="0" w:type="dxa"/>
+          </w:tblCellMar>
+        </w:tblPrEx>
+        <w:tc>
+          <w:tcPr>
+            <w:tcW w:w="8600" w:type="dxa"/>
+            <w:tcBorders>
+              <w:top w:val="single" w:sz="1" w:space="0" w:color="CCCCCC"/>
+              <w:left w:val="single" w:sz="1" w:space="0" w:color="CCCCCC"/>
+              <w:bottom w:val="single" w:sz="1" w:space="0" w:color="CCCCCC"/>
+              <w:right w:val="single" w:sz="1" w:space="0" w:color="CCCCCC"/>
+            </w:tcBorders>
+            <w:shd w:val="clear" w:color="auto" w:fill="1E1E1E"/>
+            <w:tcMar>
+              <w:top w:w="100" w:type="dxa"/>
+              <w:left w:w="150" w:type="dxa"/>
+              <w:bottom w:w="100" w:type="dxa"/>
+              <w:right w:w="150" w:type="dxa"/>
+            </w:tcMar>
+          </w:tcPr>
+          <w:p>
+            <w:r>
+              <w:rPr>
+                <w:rFonts w:ascii="Courier New" w:eastAsia="Courier New" w:hAnsi="Courier New" w:cs="Courier New"/>
+                <w:color w:val="D4D4D4"/>
+                <w:szCs w:val="20"/>
+              </w:rPr>
+              <w:t xml:space="preserve">    email: 'sara@dam.es',</w:t>
+            </w:r>
+          </w:p>
+        </w:tc>
+      </w:tr>
+      <w:tr>
+        <w:tblPrEx>
+          <w:tblCellMar>
+            <w:top w:w="0" w:type="dxa"/>
+            <w:bottom w:w="0" w:type="dxa"/>
+          </w:tblCellMar>
+        </w:tblPrEx>
+        <w:tc>
+          <w:tcPr>
+            <w:tcW w:w="8600" w:type="dxa"/>
+            <w:tcBorders>
+              <w:top w:val="single" w:sz="1" w:space="0" w:color="CCCCCC"/>
+              <w:left w:val="single" w:sz="1" w:space="0" w:color="CCCCCC"/>
+              <w:bottom w:val="single" w:sz="1" w:space="0" w:color="CCCCCC"/>
+              <w:right w:val="single" w:sz="1" w:space="0" w:color="CCCCCC"/>
+            </w:tcBorders>
+            <w:shd w:val="clear" w:color="auto" w:fill="1E1E1E"/>
+            <w:tcMar>
+              <w:top w:w="100" w:type="dxa"/>
+              <w:left w:w="150" w:type="dxa"/>
+              <w:bottom w:w="100" w:type="dxa"/>
+              <w:right w:w="150" w:type="dxa"/>
+            </w:tcMar>
+          </w:tcPr>
+          <w:p>
+            <w:r>
+              <w:rPr>
+                <w:rFonts w:ascii="Courier New" w:eastAsia="Courier New" w:hAnsi="Courier New" w:cs="Courier New"/>
+                <w:color w:val="D4D4D4"/>
+                <w:szCs w:val="20"/>
+              </w:rPr>
+              <w:t xml:space="preserve">    intereses: ['</w:t>
+            </w:r>
+            <w:proofErr w:type="spellStart"/>
+            <w:r>
+              <w:rPr>
+                <w:rFonts w:ascii="Courier New" w:eastAsia="Courier New" w:hAnsi="Courier New" w:cs="Courier New"/>
+                <w:color w:val="D4D4D4"/>
+                <w:szCs w:val="20"/>
+              </w:rPr>
+              <w:t>Kotlin</w:t>
+            </w:r>
+            <w:proofErr w:type="spellEnd"/>
+            <w:r>
+              <w:rPr>
+                <w:rFonts w:ascii="Courier New" w:eastAsia="Courier New" w:hAnsi="Courier New" w:cs="Courier New"/>
+                <w:color w:val="D4D4D4"/>
+                <w:szCs w:val="20"/>
+              </w:rPr>
+              <w:t>', '</w:t>
+            </w:r>
+            <w:proofErr w:type="spellStart"/>
+            <w:r>
+              <w:rPr>
+                <w:rFonts w:ascii="Courier New" w:eastAsia="Courier New" w:hAnsi="Courier New" w:cs="Courier New"/>
+                <w:color w:val="D4D4D4"/>
+                <w:szCs w:val="20"/>
+              </w:rPr>
+              <w:t>MongoDB</w:t>
+            </w:r>
+            <w:proofErr w:type="spellEnd"/>
+            <w:r>
+              <w:rPr>
+                <w:rFonts w:ascii="Courier New" w:eastAsia="Courier New" w:hAnsi="Courier New" w:cs="Courier New"/>
+                <w:color w:val="D4D4D4"/>
+                <w:szCs w:val="20"/>
+              </w:rPr>
+              <w:t>'],</w:t>
+            </w:r>
+          </w:p>
+        </w:tc>
+      </w:tr>
+      <w:tr>
+        <w:tblPrEx>
+          <w:tblCellMar>
+            <w:top w:w="0" w:type="dxa"/>
+            <w:bottom w:w="0" w:type="dxa"/>
+          </w:tblCellMar>
+        </w:tblPrEx>
+        <w:tc>
+          <w:tcPr>
+            <w:tcW w:w="8600" w:type="dxa"/>
+            <w:tcBorders>
+              <w:top w:val="single" w:sz="1" w:space="0" w:color="CCCCCC"/>
+              <w:left w:val="single" w:sz="1" w:space="0" w:color="CCCCCC"/>
+              <w:bottom w:val="single" w:sz="1" w:space="0" w:color="CCCCCC"/>
+              <w:right w:val="single" w:sz="1" w:space="0" w:color="CCCCCC"/>
+            </w:tcBorders>
+            <w:shd w:val="clear" w:color="auto" w:fill="1E1E1E"/>
+            <w:tcMar>
+              <w:top w:w="100" w:type="dxa"/>
+              <w:left w:w="150" w:type="dxa"/>
+              <w:bottom w:w="100" w:type="dxa"/>
+              <w:right w:w="150" w:type="dxa"/>
+            </w:tcMar>
+          </w:tcPr>
+          <w:p>
+            <w:r>
+              <w:rPr>
+                <w:rFonts w:ascii="Courier New" w:eastAsia="Courier New" w:hAnsi="Courier New" w:cs="Courier New"/>
+                <w:color w:val="D4D4D4"/>
+                <w:szCs w:val="20"/>
+              </w:rPr>
+              <w:t xml:space="preserve">    edad: 22</w:t>
+            </w:r>
+          </w:p>
+        </w:tc>
+      </w:tr>
+      <w:tr>
+        <w:tblPrEx>
+          <w:tblCellMar>
+            <w:top w:w="0" w:type="dxa"/>
+            <w:bottom w:w="0" w:type="dxa"/>
+          </w:tblCellMar>
+        </w:tblPrEx>
+        <w:tc>
+          <w:tcPr>
+            <w:tcW w:w="8600" w:type="dxa"/>
+            <w:tcBorders>
+              <w:top w:val="single" w:sz="1" w:space="0" w:color="CCCCCC"/>
+              <w:left w:val="single" w:sz="1" w:space="0" w:color="CCCCCC"/>
+              <w:bottom w:val="single" w:sz="1" w:space="0" w:color="CCCCCC"/>
+              <w:right w:val="single" w:sz="1" w:space="0" w:color="CCCCCC"/>
+            </w:tcBorders>
+            <w:shd w:val="clear" w:color="auto" w:fill="1E1E1E"/>
+            <w:tcMar>
+              <w:top w:w="100" w:type="dxa"/>
+              <w:left w:w="150" w:type="dxa"/>
+              <w:bottom w:w="100" w:type="dxa"/>
+              <w:right w:w="150" w:type="dxa"/>
+            </w:tcMar>
+          </w:tcPr>
+          <w:p>
+            <w:r>
+              <w:rPr>
+                <w:rFonts w:ascii="Courier New" w:eastAsia="Courier New" w:hAnsi="Courier New" w:cs="Courier New"/>
+                <w:color w:val="D4D4D4"/>
+                <w:szCs w:val="20"/>
+              </w:rPr>
+              <w:t xml:space="preserve">  },</w:t>
+            </w:r>
+          </w:p>
+        </w:tc>
+      </w:tr>
+      <w:tr>
+        <w:tblPrEx>
+          <w:tblCellMar>
+            <w:top w:w="0" w:type="dxa"/>
+            <w:bottom w:w="0" w:type="dxa"/>
+          </w:tblCellMar>
+        </w:tblPrEx>
+        <w:tc>
+          <w:tcPr>
+            <w:tcW w:w="8600" w:type="dxa"/>
+            <w:tcBorders>
+              <w:top w:val="single" w:sz="1" w:space="0" w:color="CCCCCC"/>
+              <w:left w:val="single" w:sz="1" w:space="0" w:color="CCCCCC"/>
+              <w:bottom w:val="single" w:sz="1" w:space="0" w:color="CCCCCC"/>
+              <w:right w:val="single" w:sz="1" w:space="0" w:color="CCCCCC"/>
+            </w:tcBorders>
+            <w:shd w:val="clear" w:color="auto" w:fill="1E1E1E"/>
+            <w:tcMar>
+              <w:top w:w="100" w:type="dxa"/>
+              <w:left w:w="150" w:type="dxa"/>
+              <w:bottom w:w="100" w:type="dxa"/>
+              <w:right w:w="150" w:type="dxa"/>
+            </w:tcMar>
+          </w:tcPr>
+          <w:p>
+            <w:r>
+              <w:rPr>
+                <w:rFonts w:ascii="Courier New" w:eastAsia="Courier New" w:hAnsi="Courier New" w:cs="Courier New"/>
+                <w:color w:val="D4D4D4"/>
+                <w:szCs w:val="20"/>
+              </w:rPr>
+              <w:t xml:space="preserve">  {</w:t>
+            </w:r>
+          </w:p>
+        </w:tc>
+      </w:tr>
+      <w:tr>
+        <w:tblPrEx>
+          <w:tblCellMar>
+            <w:top w:w="0" w:type="dxa"/>
+            <w:bottom w:w="0" w:type="dxa"/>
+          </w:tblCellMar>
+        </w:tblPrEx>
+        <w:tc>
+          <w:tcPr>
+            <w:tcW w:w="8600" w:type="dxa"/>
+            <w:tcBorders>
+              <w:top w:val="single" w:sz="1" w:space="0" w:color="CCCCCC"/>
+              <w:left w:val="single" w:sz="1" w:space="0" w:color="CCCCCC"/>
+              <w:bottom w:val="single" w:sz="1" w:space="0" w:color="CCCCCC"/>
+              <w:right w:val="single" w:sz="1" w:space="0" w:color="CCCCCC"/>
+            </w:tcBorders>
+            <w:shd w:val="clear" w:color="auto" w:fill="1E1E1E"/>
+            <w:tcMar>
+              <w:top w:w="100" w:type="dxa"/>
+              <w:left w:w="150" w:type="dxa"/>
+              <w:bottom w:w="100" w:type="dxa"/>
+              <w:right w:w="150" w:type="dxa"/>
+            </w:tcMar>
+          </w:tcPr>
+          <w:p>
+            <w:r>
+              <w:rPr>
+                <w:rFonts w:ascii="Courier New" w:eastAsia="Courier New" w:hAnsi="Courier New" w:cs="Courier New"/>
+                <w:color w:val="D4D4D4"/>
+                <w:szCs w:val="20"/>
+              </w:rPr>
+              <w:t xml:space="preserve">    nombre: 'Marc Valls',</w:t>
+            </w:r>
+          </w:p>
+        </w:tc>
+      </w:tr>
+      <w:tr>
+        <w:tblPrEx>
+          <w:tblCellMar>
+            <w:top w:w="0" w:type="dxa"/>
+            <w:bottom w:w="0" w:type="dxa"/>
+          </w:tblCellMar>
+        </w:tblPrEx>
+        <w:tc>
+          <w:tcPr>
+            <w:tcW w:w="8600" w:type="dxa"/>
+            <w:tcBorders>
+              <w:top w:val="single" w:sz="1" w:space="0" w:color="CCCCCC"/>
+              <w:left w:val="single" w:sz="1" w:space="0" w:color="CCCCCC"/>
+              <w:bottom w:val="single" w:sz="1" w:space="0" w:color="CCCCCC"/>
+              <w:right w:val="single" w:sz="1" w:space="0" w:color="CCCCCC"/>
+            </w:tcBorders>
+            <w:shd w:val="clear" w:color="auto" w:fill="1E1E1E"/>
+            <w:tcMar>
+              <w:top w:w="100" w:type="dxa"/>
+              <w:left w:w="150" w:type="dxa"/>
+              <w:bottom w:w="100" w:type="dxa"/>
+              <w:right w:w="150" w:type="dxa"/>
+            </w:tcMar>
+          </w:tcPr>
+          <w:p>
+            <w:r>
+              <w:rPr>
+                <w:rFonts w:ascii="Courier New" w:eastAsia="Courier New" w:hAnsi="Courier New" w:cs="Courier New"/>
+                <w:color w:val="D4D4D4"/>
+                <w:szCs w:val="20"/>
+              </w:rPr>
+              <w:t xml:space="preserve">    email: 'marc@dam.es',</w:t>
+            </w:r>
+          </w:p>
+        </w:tc>
+      </w:tr>
+      <w:tr>
+        <w:tblPrEx>
+          <w:tblCellMar>
+            <w:top w:w="0" w:type="dxa"/>
+            <w:bottom w:w="0" w:type="dxa"/>
+          </w:tblCellMar>
+        </w:tblPrEx>
+        <w:tc>
+          <w:tcPr>
+            <w:tcW w:w="8600" w:type="dxa"/>
+            <w:tcBorders>
+              <w:top w:val="single" w:sz="1" w:space="0" w:color="CCCCCC"/>
+              <w:left w:val="single" w:sz="1" w:space="0" w:color="CCCCCC"/>
+              <w:bottom w:val="single" w:sz="1" w:space="0" w:color="CCCCCC"/>
+              <w:right w:val="single" w:sz="1" w:space="0" w:color="CCCCCC"/>
+            </w:tcBorders>
+            <w:shd w:val="clear" w:color="auto" w:fill="1E1E1E"/>
+            <w:tcMar>
+              <w:top w:w="100" w:type="dxa"/>
+              <w:left w:w="150" w:type="dxa"/>
+              <w:bottom w:w="100" w:type="dxa"/>
+              <w:right w:w="150" w:type="dxa"/>
+            </w:tcMar>
+          </w:tcPr>
+          <w:p>
+            <w:r>
+              <w:rPr>
+                <w:rFonts w:ascii="Courier New" w:eastAsia="Courier New" w:hAnsi="Courier New" w:cs="Courier New"/>
+                <w:color w:val="D4D4D4"/>
+                <w:szCs w:val="20"/>
+              </w:rPr>
+              <w:lastRenderedPageBreak/>
+              <w:t xml:space="preserve">    intereses: ['Java'],</w:t>
+            </w:r>
+          </w:p>
+        </w:tc>
+      </w:tr>
+      <w:tr>
+        <w:tblPrEx>
+          <w:tblCellMar>
+            <w:top w:w="0" w:type="dxa"/>
+            <w:bottom w:w="0" w:type="dxa"/>
+          </w:tblCellMar>
+        </w:tblPrEx>
+        <w:tc>
+          <w:tcPr>
+            <w:tcW w:w="8600" w:type="dxa"/>
+            <w:tcBorders>
+              <w:top w:val="single" w:sz="1" w:space="0" w:color="CCCCCC"/>
+              <w:left w:val="single" w:sz="1" w:space="0" w:color="CCCCCC"/>
+              <w:bottom w:val="single" w:sz="1" w:space="0" w:color="CCCCCC"/>
+              <w:right w:val="single" w:sz="1" w:space="0" w:color="CCCCCC"/>
+            </w:tcBorders>
+            <w:shd w:val="clear" w:color="auto" w:fill="1E1E1E"/>
+            <w:tcMar>
+              <w:top w:w="100" w:type="dxa"/>
+              <w:left w:w="150" w:type="dxa"/>
+              <w:bottom w:w="100" w:type="dxa"/>
+              <w:right w:w="150" w:type="dxa"/>
+            </w:tcMar>
+          </w:tcPr>
+          <w:p>
+            <w:r>
+              <w:rPr>
+                <w:rFonts w:ascii="Courier New" w:eastAsia="Courier New" w:hAnsi="Courier New" w:cs="Courier New"/>
+                <w:color w:val="D4D4D4"/>
+                <w:szCs w:val="20"/>
+              </w:rPr>
+              <w:t xml:space="preserve">    edad: 19</w:t>
+            </w:r>
+          </w:p>
+        </w:tc>
+      </w:tr>
+      <w:tr>
+        <w:tblPrEx>
+          <w:tblCellMar>
+            <w:top w:w="0" w:type="dxa"/>
+            <w:bottom w:w="0" w:type="dxa"/>
+          </w:tblCellMar>
+        </w:tblPrEx>
+        <w:tc>
+          <w:tcPr>
+            <w:tcW w:w="8600" w:type="dxa"/>
+            <w:tcBorders>
+              <w:top w:val="single" w:sz="1" w:space="0" w:color="CCCCCC"/>
+              <w:left w:val="single" w:sz="1" w:space="0" w:color="CCCCCC"/>
+              <w:bottom w:val="single" w:sz="1" w:space="0" w:color="CCCCCC"/>
+              <w:right w:val="single" w:sz="1" w:space="0" w:color="CCCCCC"/>
+            </w:tcBorders>
+            <w:shd w:val="clear" w:color="auto" w:fill="1E1E1E"/>
+            <w:tcMar>
+              <w:top w:w="100" w:type="dxa"/>
+              <w:left w:w="150" w:type="dxa"/>
+              <w:bottom w:w="100" w:type="dxa"/>
+              <w:right w:w="150" w:type="dxa"/>
+            </w:tcMar>
+          </w:tcPr>
+          <w:p>
+            <w:r>
+              <w:rPr>
+                <w:rFonts w:ascii="Courier New" w:eastAsia="Courier New" w:hAnsi="Courier New" w:cs="Courier New"/>
+                <w:color w:val="D4D4D4"/>
+                <w:szCs w:val="20"/>
+              </w:rPr>
+              <w:t xml:space="preserve">  }</w:t>
+            </w:r>
+          </w:p>
+        </w:tc>
+      </w:tr>
+      <w:tr>
+        <w:tblPrEx>
+          <w:tblCellMar>
+            <w:top w:w="0" w:type="dxa"/>
+            <w:bottom w:w="0" w:type="dxa"/>
+          </w:tblCellMar>
+        </w:tblPrEx>
+        <w:tc>
+          <w:tcPr>
+            <w:tcW w:w="8600" w:type="dxa"/>
+            <w:tcBorders>
+              <w:top w:val="single" w:sz="1" w:space="0" w:color="CCCCCC"/>
+              <w:left w:val="single" w:sz="1" w:space="0" w:color="CCCCCC"/>
+              <w:bottom w:val="single" w:sz="1" w:space="0" w:color="CCCCCC"/>
+              <w:right w:val="single" w:sz="1" w:space="0" w:color="CCCCCC"/>
+            </w:tcBorders>
+            <w:shd w:val="clear" w:color="auto" w:fill="1E1E1E"/>
+            <w:tcMar>
+              <w:top w:w="100" w:type="dxa"/>
+              <w:left w:w="150" w:type="dxa"/>
+              <w:bottom w:w="100" w:type="dxa"/>
+              <w:right w:w="150" w:type="dxa"/>
+            </w:tcMar>
+          </w:tcPr>
+          <w:p>
+            <w:r>
+              <w:rPr>
+                <w:rFonts w:ascii="Courier New" w:eastAsia="Courier New" w:hAnsi="Courier New" w:cs="Courier New"/>
+                <w:color w:val="D4D4D4"/>
+                <w:szCs w:val="20"/>
+              </w:rPr>
+              <w:t>]);</w:t>
+            </w:r>
+          </w:p>
+        </w:tc>
+      </w:tr>
+    </w:tbl>
+    <w:p>
+      <w:r>
+        <w:t xml:space="preserve"> </w:t>
+      </w:r>
+    </w:p>
+    <w:tbl>
+      <w:tblPr>
+        <w:tblW w:w="8600" w:type="dxa"/>
+        <w:tblInd w:w="140" w:type="dxa"/>
+        <w:tblBorders>
+          <w:top w:val="single" w:sz="4" w:space="0" w:color="auto"/>
+          <w:left w:val="single" w:sz="4" w:space="0" w:color="auto"/>
+          <w:bottom w:val="single" w:sz="4" w:space="0" w:color="auto"/>
+          <w:right w:val="single" w:sz="4" w:space="0" w:color="auto"/>
+          <w:insideH w:val="single" w:sz="4" w:space="0" w:color="auto"/>
+          <w:insideV w:val="single" w:sz="4" w:space="0" w:color="auto"/>
+        </w:tblBorders>
+        <w:tblCellMar>
+          <w:left w:w="10" w:type="dxa"/>
+          <w:right w:w="10" w:type="dxa"/>
+        </w:tblCellMar>
+        <w:tblLook w:val="04A0" w:firstRow="1" w:lastRow="0" w:firstColumn="1" w:lastColumn="0" w:noHBand="0" w:noVBand="1"/>
+      </w:tblPr>
+      <w:tblGrid>
+        <w:gridCol w:w="8600"/>
+      </w:tblGrid>
+      <w:tr>
+        <w:tblPrEx>
+          <w:tblCellMar>
+            <w:top w:w="0" w:type="dxa"/>
+            <w:bottom w:w="0" w:type="dxa"/>
+          </w:tblCellMar>
+        </w:tblPrEx>
+        <w:tc>
+          <w:tcPr>
+            <w:tcW w:w="8600" w:type="dxa"/>
+            <w:tcBorders>
+              <w:top w:val="single" w:sz="4" w:space="0" w:color="2E75B6"/>
+              <w:left w:val="single" w:sz="12" w:space="0" w:color="2E75B6"/>
+              <w:bottom w:val="single" w:sz="4" w:space="0" w:color="2E75B6"/>
+              <w:right w:val="single" w:sz="4" w:space="0" w:color="2E75B6"/>
+            </w:tcBorders>
+            <w:shd w:val="clear" w:color="auto" w:fill="EBF3FB"/>
+            <w:tcMar>
+              <w:top w:w="100" w:type="dxa"/>
+              <w:left w:w="150" w:type="dxa"/>
+              <w:bottom w:w="100" w:type="dxa"/>
+              <w:right w:w="150" w:type="dxa"/>
+            </w:tcMar>
+          </w:tcPr>
+          <w:p>
+            <w:r>
+              <w:rPr>
+                <w:b/>
+                <w:bCs/>
+                <w:color w:val="1F4E79"/>
+                <w:sz w:val="22"/>
+                <w:szCs w:val="22"/>
+              </w:rPr>
+              <w:t xml:space="preserve">💡  La diferencia entre </w:t>
+            </w:r>
+            <w:proofErr w:type="spellStart"/>
+            <w:r>
+              <w:rPr>
+                <w:b/>
+                <w:bCs/>
+                <w:color w:val="1F4E79"/>
+                <w:sz w:val="22"/>
+                <w:szCs w:val="22"/>
+              </w:rPr>
+              <w:t>insertOne</w:t>
+            </w:r>
+            <w:proofErr w:type="spellEnd"/>
+            <w:r>
+              <w:rPr>
+                <w:b/>
+                <w:bCs/>
+                <w:color w:val="1F4E79"/>
+                <w:sz w:val="22"/>
+                <w:szCs w:val="22"/>
+              </w:rPr>
+              <w:t xml:space="preserve"> e </w:t>
+            </w:r>
+            <w:proofErr w:type="spellStart"/>
+            <w:r>
+              <w:rPr>
+                <w:b/>
+                <w:bCs/>
+                <w:color w:val="1F4E79"/>
+                <w:sz w:val="22"/>
+                <w:szCs w:val="22"/>
+              </w:rPr>
+              <w:t>insertMany</w:t>
+            </w:r>
+            <w:proofErr w:type="spellEnd"/>
+            <w:r>
+              <w:rPr>
+                <w:b/>
+                <w:bCs/>
+                <w:color w:val="1F4E79"/>
+                <w:sz w:val="22"/>
+                <w:szCs w:val="22"/>
+              </w:rPr>
+              <w:t>:</w:t>
+            </w:r>
+          </w:p>
+          <w:p>
+            <w:proofErr w:type="spellStart"/>
+            <w:proofErr w:type="gramStart"/>
+            <w:r>
+              <w:rPr>
+                <w:color w:val="1F3864"/>
+                <w:sz w:val="22"/>
+                <w:szCs w:val="22"/>
+              </w:rPr>
+              <w:t>insertOne</w:t>
+            </w:r>
+            <w:proofErr w:type="spellEnd"/>
+            <w:proofErr w:type="gramEnd"/>
+            <w:r>
+              <w:rPr>
+                <w:color w:val="1F3864"/>
+                <w:sz w:val="22"/>
+                <w:szCs w:val="22"/>
+              </w:rPr>
+              <w:t xml:space="preserve"> = meter UNA ficha. </w:t>
+            </w:r>
+            <w:proofErr w:type="spellStart"/>
+            <w:proofErr w:type="gramStart"/>
+            <w:r>
+              <w:rPr>
+                <w:color w:val="1F3864"/>
+                <w:sz w:val="22"/>
+                <w:szCs w:val="22"/>
+              </w:rPr>
+              <w:t>insertMany</w:t>
+            </w:r>
+            <w:proofErr w:type="spellEnd"/>
+            <w:proofErr w:type="gramEnd"/>
+            <w:r>
+              <w:rPr>
+                <w:color w:val="1F3864"/>
+                <w:sz w:val="22"/>
+                <w:szCs w:val="22"/>
+              </w:rPr>
+              <w:t xml:space="preserve"> = meter VARIAS fichas a la vez (dentro de corchetes [ ], separadas por comas).</w:t>
+            </w:r>
+          </w:p>
+        </w:tc>
+      </w:tr>
+    </w:tbl>
+    <w:p>
+      <w:r>
+        <w:t xml:space="preserve">  </w:t>
+      </w:r>
+    </w:p>
+    <w:p>
+      <w:pPr>
+        <w:pStyle w:val="Ttulo2"/>
+      </w:pPr>
+      <w:r>
+        <w:rPr>
+          <w:b/>
+          <w:bCs/>
+          <w:color w:val="2E75B6"/>
+          <w:sz w:val="28"/>
+          <w:szCs w:val="28"/>
+        </w:rPr>
+        <w:t>Paso 4.3 — Insertar cursos</w:t>
+      </w:r>
+    </w:p>
+    <w:p>
+      <w:pPr>
+        <w:spacing w:before="80" w:after="100"/>
+      </w:pPr>
+      <w:r>
+        <w:rPr>
+          <w:sz w:val="22"/>
+          <w:szCs w:val="22"/>
+        </w:rPr>
+        <w:t>Ahora hacemos lo mismo para el cajón de cursos. Añade esto al archivo:</w:t>
+      </w:r>
+    </w:p>
+    <w:p>
+      <w:r>
+        <w:t xml:space="preserve"> </w:t>
+      </w:r>
+    </w:p>
+    <w:tbl>
+      <w:tblPr>
+        <w:tblW w:w="8600" w:type="dxa"/>
+        <w:tblInd w:w="140" w:type="dxa"/>
+        <w:tblBorders>
+          <w:top w:val="single" w:sz="4" w:space="0" w:color="auto"/>
+          <w:left w:val="single" w:sz="4" w:space="0" w:color="auto"/>
+          <w:bottom w:val="single" w:sz="4" w:space="0" w:color="auto"/>
+          <w:right w:val="single" w:sz="4" w:space="0" w:color="auto"/>
+          <w:insideH w:val="single" w:sz="4" w:space="0" w:color="auto"/>
+          <w:insideV w:val="single" w:sz="4" w:space="0" w:color="auto"/>
+        </w:tblBorders>
+        <w:tblCellMar>
+          <w:left w:w="10" w:type="dxa"/>
+          <w:right w:w="10" w:type="dxa"/>
+        </w:tblCellMar>
+        <w:tblLook w:val="04A0" w:firstRow="1" w:lastRow="0" w:firstColumn="1" w:lastColumn="0" w:noHBand="0" w:noVBand="1"/>
+      </w:tblPr>
+      <w:tblGrid>
+        <w:gridCol w:w="8600"/>
+      </w:tblGrid>
+      <w:tr>
+        <w:tblPrEx>
+          <w:tblCellMar>
+            <w:top w:w="0" w:type="dxa"/>
+            <w:bottom w:w="0" w:type="dxa"/>
+          </w:tblCellMar>
+        </w:tblPrEx>
+        <w:tc>
+          <w:tcPr>
+            <w:tcW w:w="8600" w:type="dxa"/>
+            <w:tcBorders>
+              <w:top w:val="single" w:sz="1" w:space="0" w:color="CCCCCC"/>
+              <w:left w:val="single" w:sz="1" w:space="0" w:color="CCCCCC"/>
+              <w:bottom w:val="single" w:sz="1" w:space="0" w:color="CCCCCC"/>
+              <w:right w:val="single" w:sz="1" w:space="0" w:color="CCCCCC"/>
+            </w:tcBorders>
+            <w:shd w:val="clear" w:color="auto" w:fill="1E1E1E"/>
+            <w:tcMar>
+              <w:top w:w="100" w:type="dxa"/>
+              <w:left w:w="150" w:type="dxa"/>
+              <w:bottom w:w="100" w:type="dxa"/>
+              <w:right w:w="150" w:type="dxa"/>
+            </w:tcMar>
+          </w:tcPr>
+          <w:p>
+            <w:r>
+              <w:rPr>
+                <w:rFonts w:ascii="Courier New" w:eastAsia="Courier New" w:hAnsi="Courier New" w:cs="Courier New"/>
+                <w:color w:val="D4D4D4"/>
+                <w:szCs w:val="20"/>
+              </w:rPr>
+              <w:t>use('academia');</w:t>
+            </w:r>
+          </w:p>
+        </w:tc>
+      </w:tr>
+      <w:tr>
+        <w:tblPrEx>
+          <w:tblCellMar>
+            <w:top w:w="0" w:type="dxa"/>
+            <w:bottom w:w="0" w:type="dxa"/>
+          </w:tblCellMar>
+        </w:tblPrEx>
+        <w:tc>
+          <w:tcPr>
+            <w:tcW w:w="8600" w:type="dxa"/>
+            <w:tcBorders>
+              <w:top w:val="single" w:sz="1" w:space="0" w:color="CCCCCC"/>
+              <w:left w:val="single" w:sz="1" w:space="0" w:color="CCCCCC"/>
+              <w:bottom w:val="single" w:sz="1" w:space="0" w:color="CCCCCC"/>
+              <w:right w:val="single" w:sz="1" w:space="0" w:color="CCCCCC"/>
+            </w:tcBorders>
+            <w:shd w:val="clear" w:color="auto" w:fill="1E1E1E"/>
+            <w:tcMar>
+              <w:top w:w="100" w:type="dxa"/>
+              <w:left w:w="150" w:type="dxa"/>
+              <w:bottom w:w="100" w:type="dxa"/>
+              <w:right w:w="150" w:type="dxa"/>
+            </w:tcMar>
+          </w:tcPr>
+          <w:p/>
+        </w:tc>
+      </w:tr>
+      <w:tr>
+        <w:tblPrEx>
+          <w:tblCellMar>
+            <w:top w:w="0" w:type="dxa"/>
+            <w:bottom w:w="0" w:type="dxa"/>
+          </w:tblCellMar>
+        </w:tblPrEx>
+        <w:tc>
+          <w:tcPr>
+            <w:tcW w:w="8600" w:type="dxa"/>
+            <w:tcBorders>
+              <w:top w:val="single" w:sz="1" w:space="0" w:color="CCCCCC"/>
+              <w:left w:val="single" w:sz="1" w:space="0" w:color="CCCCCC"/>
+              <w:bottom w:val="single" w:sz="1" w:space="0" w:color="CCCCCC"/>
+              <w:right w:val="single" w:sz="1" w:space="0" w:color="CCCCCC"/>
+            </w:tcBorders>
+            <w:shd w:val="clear" w:color="auto" w:fill="1E1E1E"/>
+            <w:tcMar>
+              <w:top w:w="100" w:type="dxa"/>
+              <w:left w:w="150" w:type="dxa"/>
+              <w:bottom w:w="100" w:type="dxa"/>
+              <w:right w:w="150" w:type="dxa"/>
+            </w:tcMar>
+          </w:tcPr>
+          <w:p>
+            <w:r>
+              <w:rPr>
+                <w:rFonts w:ascii="Courier New" w:eastAsia="Courier New" w:hAnsi="Courier New" w:cs="Courier New"/>
+                <w:color w:val="D4D4D4"/>
+                <w:szCs w:val="20"/>
+              </w:rPr>
+              <w:t>// Insertamos dos cursos a la vez</w:t>
+            </w:r>
+          </w:p>
+        </w:tc>
+      </w:tr>
+      <w:tr>
+        <w:tblPrEx>
+          <w:tblCellMar>
+            <w:top w:w="0" w:type="dxa"/>
+            <w:bottom w:w="0" w:type="dxa"/>
+          </w:tblCellMar>
+        </w:tblPrEx>
+        <w:tc>
+          <w:tcPr>
+            <w:tcW w:w="8600" w:type="dxa"/>
+            <w:tcBorders>
+              <w:top w:val="single" w:sz="1" w:space="0" w:color="CCCCCC"/>
+              <w:left w:val="single" w:sz="1" w:space="0" w:color="CCCCCC"/>
+              <w:bottom w:val="single" w:sz="1" w:space="0" w:color="CCCCCC"/>
+              <w:right w:val="single" w:sz="1" w:space="0" w:color="CCCCCC"/>
+            </w:tcBorders>
+            <w:shd w:val="clear" w:color="auto" w:fill="1E1E1E"/>
+            <w:tcMar>
+              <w:top w:w="100" w:type="dxa"/>
+              <w:left w:w="150" w:type="dxa"/>
+              <w:bottom w:w="100" w:type="dxa"/>
+              <w:right w:w="150" w:type="dxa"/>
+            </w:tcMar>
+          </w:tcPr>
+          <w:p>
+            <w:proofErr w:type="spellStart"/>
+            <w:r>
+              <w:rPr>
+                <w:rFonts w:ascii="Courier New" w:eastAsia="Courier New" w:hAnsi="Courier New" w:cs="Courier New"/>
+                <w:color w:val="D4D4D4"/>
+                <w:szCs w:val="20"/>
+              </w:rPr>
+              <w:t>db.cursos.insertMany</w:t>
+            </w:r>
+            <w:proofErr w:type="spellEnd"/>
+            <w:r>
+              <w:rPr>
+                <w:rFonts w:ascii="Courier New" w:eastAsia="Courier New" w:hAnsi="Courier New" w:cs="Courier New"/>
+                <w:color w:val="D4D4D4"/>
+                <w:szCs w:val="20"/>
+              </w:rPr>
+              <w:t>([</w:t>
+            </w:r>
+          </w:p>
+        </w:tc>
+      </w:tr>
+      <w:tr>
+        <w:tblPrEx>
+          <w:tblCellMar>
+            <w:top w:w="0" w:type="dxa"/>
+            <w:bottom w:w="0" w:type="dxa"/>
+          </w:tblCellMar>
+        </w:tblPrEx>
+        <w:tc>
+          <w:tcPr>
+            <w:tcW w:w="8600" w:type="dxa"/>
+            <w:tcBorders>
+              <w:top w:val="single" w:sz="1" w:space="0" w:color="CCCCCC"/>
+              <w:left w:val="single" w:sz="1" w:space="0" w:color="CCCCCC"/>
+              <w:bottom w:val="single" w:sz="1" w:space="0" w:color="CCCCCC"/>
+              <w:right w:val="single" w:sz="1" w:space="0" w:color="CCCCCC"/>
+            </w:tcBorders>
+            <w:shd w:val="clear" w:color="auto" w:fill="1E1E1E"/>
+            <w:tcMar>
+              <w:top w:w="100" w:type="dxa"/>
+              <w:left w:w="150" w:type="dxa"/>
+              <w:bottom w:w="100" w:type="dxa"/>
+              <w:right w:w="150" w:type="dxa"/>
+            </w:tcMar>
+          </w:tcPr>
+          <w:p>
+            <w:r>
+              <w:rPr>
+                <w:rFonts w:ascii="Courier New" w:eastAsia="Courier New" w:hAnsi="Courier New" w:cs="Courier New"/>
+                <w:color w:val="D4D4D4"/>
+                <w:szCs w:val="20"/>
+              </w:rPr>
+              <w:t xml:space="preserve">  {</w:t>
+            </w:r>
+          </w:p>
+        </w:tc>
+      </w:tr>
+      <w:tr>
+        <w:tblPrEx>
+          <w:tblCellMar>
+            <w:top w:w="0" w:type="dxa"/>
+            <w:bottom w:w="0" w:type="dxa"/>
+          </w:tblCellMar>
+        </w:tblPrEx>
+        <w:tc>
+          <w:tcPr>
+            <w:tcW w:w="8600" w:type="dxa"/>
+            <w:tcBorders>
+              <w:top w:val="single" w:sz="1" w:space="0" w:color="CCCCCC"/>
+              <w:left w:val="single" w:sz="1" w:space="0" w:color="CCCCCC"/>
+              <w:bottom w:val="single" w:sz="1" w:space="0" w:color="CCCCCC"/>
+              <w:right w:val="single" w:sz="1" w:space="0" w:color="CCCCCC"/>
+            </w:tcBorders>
+            <w:shd w:val="clear" w:color="auto" w:fill="1E1E1E"/>
+            <w:tcMar>
+              <w:top w:w="100" w:type="dxa"/>
+              <w:left w:w="150" w:type="dxa"/>
+              <w:bottom w:w="100" w:type="dxa"/>
+              <w:right w:w="150" w:type="dxa"/>
+            </w:tcMar>
+          </w:tcPr>
+          <w:p>
+            <w:r>
+              <w:rPr>
+                <w:rFonts w:ascii="Courier New" w:eastAsia="Courier New" w:hAnsi="Courier New" w:cs="Courier New"/>
+                <w:color w:val="D4D4D4"/>
+                <w:szCs w:val="20"/>
+              </w:rPr>
+              <w:t xml:space="preserve">    </w:t>
+            </w:r>
+            <w:proofErr w:type="spellStart"/>
+            <w:r>
+              <w:rPr>
+                <w:rFonts w:ascii="Courier New" w:eastAsia="Courier New" w:hAnsi="Courier New" w:cs="Courier New"/>
+                <w:color w:val="D4D4D4"/>
+                <w:szCs w:val="20"/>
+              </w:rPr>
+              <w:t>titulo</w:t>
+            </w:r>
+            <w:proofErr w:type="spellEnd"/>
+            <w:r>
+              <w:rPr>
+                <w:rFonts w:ascii="Courier New" w:eastAsia="Courier New" w:hAnsi="Courier New" w:cs="Courier New"/>
+                <w:color w:val="D4D4D4"/>
+                <w:szCs w:val="20"/>
+              </w:rPr>
+              <w:t xml:space="preserve">: 'Desarrollo </w:t>
+            </w:r>
+            <w:proofErr w:type="spellStart"/>
+            <w:r>
+              <w:rPr>
+                <w:rFonts w:ascii="Courier New" w:eastAsia="Courier New" w:hAnsi="Courier New" w:cs="Courier New"/>
+                <w:color w:val="D4D4D4"/>
+                <w:szCs w:val="20"/>
+              </w:rPr>
+              <w:t>Android</w:t>
+            </w:r>
+            <w:proofErr w:type="spellEnd"/>
+            <w:r>
+              <w:rPr>
+                <w:rFonts w:ascii="Courier New" w:eastAsia="Courier New" w:hAnsi="Courier New" w:cs="Courier New"/>
+                <w:color w:val="D4D4D4"/>
+                <w:szCs w:val="20"/>
+              </w:rPr>
+              <w:t xml:space="preserve"> con </w:t>
+            </w:r>
+            <w:proofErr w:type="spellStart"/>
+            <w:r>
+              <w:rPr>
+                <w:rFonts w:ascii="Courier New" w:eastAsia="Courier New" w:hAnsi="Courier New" w:cs="Courier New"/>
+                <w:color w:val="D4D4D4"/>
+                <w:szCs w:val="20"/>
+              </w:rPr>
+              <w:t>Kotlin</w:t>
+            </w:r>
+            <w:proofErr w:type="spellEnd"/>
+            <w:r>
+              <w:rPr>
+                <w:rFonts w:ascii="Courier New" w:eastAsia="Courier New" w:hAnsi="Courier New" w:cs="Courier New"/>
+                <w:color w:val="D4D4D4"/>
+                <w:szCs w:val="20"/>
+              </w:rPr>
+              <w:t>',</w:t>
+            </w:r>
+          </w:p>
+        </w:tc>
+      </w:tr>
+      <w:tr>
+        <w:tblPrEx>
+          <w:tblCellMar>
+            <w:top w:w="0" w:type="dxa"/>
+            <w:bottom w:w="0" w:type="dxa"/>
+          </w:tblCellMar>
+        </w:tblPrEx>
+        <w:tc>
+          <w:tcPr>
+            <w:tcW w:w="8600" w:type="dxa"/>
+            <w:tcBorders>
+              <w:top w:val="single" w:sz="1" w:space="0" w:color="CCCCCC"/>
+              <w:left w:val="single" w:sz="1" w:space="0" w:color="CCCCCC"/>
+              <w:bottom w:val="single" w:sz="1" w:space="0" w:color="CCCCCC"/>
+              <w:right w:val="single" w:sz="1" w:space="0" w:color="CCCCCC"/>
+            </w:tcBorders>
+            <w:shd w:val="clear" w:color="auto" w:fill="1E1E1E"/>
+            <w:tcMar>
+              <w:top w:w="100" w:type="dxa"/>
+              <w:left w:w="150" w:type="dxa"/>
+              <w:bottom w:w="100" w:type="dxa"/>
+              <w:right w:w="150" w:type="dxa"/>
+            </w:tcMar>
+          </w:tcPr>
+          <w:p>
+            <w:r>
+              <w:rPr>
+                <w:rFonts w:ascii="Courier New" w:eastAsia="Courier New" w:hAnsi="Courier New" w:cs="Courier New"/>
+                <w:color w:val="D4D4D4"/>
+                <w:szCs w:val="20"/>
+              </w:rPr>
+              <w:t xml:space="preserve">    instructor: 'Ana Martínez',</w:t>
+            </w:r>
+          </w:p>
+        </w:tc>
+      </w:tr>
+      <w:tr>
+        <w:tblPrEx>
+          <w:tblCellMar>
+            <w:top w:w="0" w:type="dxa"/>
+            <w:bottom w:w="0" w:type="dxa"/>
+          </w:tblCellMar>
+        </w:tblPrEx>
+        <w:tc>
+          <w:tcPr>
+            <w:tcW w:w="8600" w:type="dxa"/>
+            <w:tcBorders>
+              <w:top w:val="single" w:sz="1" w:space="0" w:color="CCCCCC"/>
+              <w:left w:val="single" w:sz="1" w:space="0" w:color="CCCCCC"/>
+              <w:bottom w:val="single" w:sz="1" w:space="0" w:color="CCCCCC"/>
+              <w:right w:val="single" w:sz="1" w:space="0" w:color="CCCCCC"/>
+            </w:tcBorders>
+            <w:shd w:val="clear" w:color="auto" w:fill="1E1E1E"/>
+            <w:tcMar>
+              <w:top w:w="100" w:type="dxa"/>
+              <w:left w:w="150" w:type="dxa"/>
+              <w:bottom w:w="100" w:type="dxa"/>
+              <w:right w:w="150" w:type="dxa"/>
+            </w:tcMar>
+          </w:tcPr>
+          <w:p>
+            <w:r>
+              <w:rPr>
+                <w:rFonts w:ascii="Courier New" w:eastAsia="Courier New" w:hAnsi="Courier New" w:cs="Courier New"/>
+                <w:color w:val="D4D4D4"/>
+                <w:szCs w:val="20"/>
+              </w:rPr>
+              <w:t xml:space="preserve">    temario: [</w:t>
+            </w:r>
+          </w:p>
+        </w:tc>
+      </w:tr>
+      <w:tr>
+        <w:tblPrEx>
+          <w:tblCellMar>
+            <w:top w:w="0" w:type="dxa"/>
+            <w:bottom w:w="0" w:type="dxa"/>
+          </w:tblCellMar>
+        </w:tblPrEx>
+        <w:tc>
+          <w:tcPr>
+            <w:tcW w:w="8600" w:type="dxa"/>
+            <w:tcBorders>
+              <w:top w:val="single" w:sz="1" w:space="0" w:color="CCCCCC"/>
+              <w:left w:val="single" w:sz="1" w:space="0" w:color="CCCCCC"/>
+              <w:bottom w:val="single" w:sz="1" w:space="0" w:color="CCCCCC"/>
+              <w:right w:val="single" w:sz="1" w:space="0" w:color="CCCCCC"/>
+            </w:tcBorders>
+            <w:shd w:val="clear" w:color="auto" w:fill="1E1E1E"/>
+            <w:tcMar>
+              <w:top w:w="100" w:type="dxa"/>
+              <w:left w:w="150" w:type="dxa"/>
+              <w:bottom w:w="100" w:type="dxa"/>
+              <w:right w:w="150" w:type="dxa"/>
+            </w:tcMar>
+          </w:tcPr>
+          <w:p>
+            <w:r>
+              <w:rPr>
+                <w:rFonts w:ascii="Courier New" w:eastAsia="Courier New" w:hAnsi="Courier New" w:cs="Courier New"/>
+                <w:color w:val="D4D4D4"/>
+                <w:szCs w:val="20"/>
+              </w:rPr>
+              <w:lastRenderedPageBreak/>
+              <w:t xml:space="preserve">      { m: 1, t: '</w:t>
+            </w:r>
+            <w:proofErr w:type="spellStart"/>
+            <w:r>
+              <w:rPr>
+                <w:rFonts w:ascii="Courier New" w:eastAsia="Courier New" w:hAnsi="Courier New" w:cs="Courier New"/>
+                <w:color w:val="D4D4D4"/>
+                <w:szCs w:val="20"/>
+              </w:rPr>
+              <w:t>Layouts</w:t>
+            </w:r>
+            <w:proofErr w:type="spellEnd"/>
+            <w:r>
+              <w:rPr>
+                <w:rFonts w:ascii="Courier New" w:eastAsia="Courier New" w:hAnsi="Courier New" w:cs="Courier New"/>
+                <w:color w:val="D4D4D4"/>
+                <w:szCs w:val="20"/>
+              </w:rPr>
+              <w:t>' },</w:t>
+            </w:r>
+          </w:p>
+        </w:tc>
+      </w:tr>
+      <w:tr>
+        <w:tblPrEx>
+          <w:tblCellMar>
+            <w:top w:w="0" w:type="dxa"/>
+            <w:bottom w:w="0" w:type="dxa"/>
+          </w:tblCellMar>
+        </w:tblPrEx>
+        <w:tc>
+          <w:tcPr>
+            <w:tcW w:w="8600" w:type="dxa"/>
+            <w:tcBorders>
+              <w:top w:val="single" w:sz="1" w:space="0" w:color="CCCCCC"/>
+              <w:left w:val="single" w:sz="1" w:space="0" w:color="CCCCCC"/>
+              <w:bottom w:val="single" w:sz="1" w:space="0" w:color="CCCCCC"/>
+              <w:right w:val="single" w:sz="1" w:space="0" w:color="CCCCCC"/>
+            </w:tcBorders>
+            <w:shd w:val="clear" w:color="auto" w:fill="1E1E1E"/>
+            <w:tcMar>
+              <w:top w:w="100" w:type="dxa"/>
+              <w:left w:w="150" w:type="dxa"/>
+              <w:bottom w:w="100" w:type="dxa"/>
+              <w:right w:w="150" w:type="dxa"/>
+            </w:tcMar>
+          </w:tcPr>
+          <w:p>
+            <w:r>
+              <w:rPr>
+                <w:rFonts w:ascii="Courier New" w:eastAsia="Courier New" w:hAnsi="Courier New" w:cs="Courier New"/>
+                <w:color w:val="D4D4D4"/>
+                <w:szCs w:val="20"/>
+              </w:rPr>
+              <w:t xml:space="preserve">      { m: 2, t: '</w:t>
+            </w:r>
+            <w:proofErr w:type="spellStart"/>
+            <w:r>
+              <w:rPr>
+                <w:rFonts w:ascii="Courier New" w:eastAsia="Courier New" w:hAnsi="Courier New" w:cs="Courier New"/>
+                <w:color w:val="D4D4D4"/>
+                <w:szCs w:val="20"/>
+              </w:rPr>
+              <w:t>ViewModels</w:t>
+            </w:r>
+            <w:proofErr w:type="spellEnd"/>
+            <w:r>
+              <w:rPr>
+                <w:rFonts w:ascii="Courier New" w:eastAsia="Courier New" w:hAnsi="Courier New" w:cs="Courier New"/>
+                <w:color w:val="D4D4D4"/>
+                <w:szCs w:val="20"/>
+              </w:rPr>
+              <w:t>' }</w:t>
+            </w:r>
+          </w:p>
+        </w:tc>
+      </w:tr>
+      <w:tr>
+        <w:tblPrEx>
+          <w:tblCellMar>
+            <w:top w:w="0" w:type="dxa"/>
+            <w:bottom w:w="0" w:type="dxa"/>
+          </w:tblCellMar>
+        </w:tblPrEx>
+        <w:tc>
+          <w:tcPr>
+            <w:tcW w:w="8600" w:type="dxa"/>
+            <w:tcBorders>
+              <w:top w:val="single" w:sz="1" w:space="0" w:color="CCCCCC"/>
+              <w:left w:val="single" w:sz="1" w:space="0" w:color="CCCCCC"/>
+              <w:bottom w:val="single" w:sz="1" w:space="0" w:color="CCCCCC"/>
+              <w:right w:val="single" w:sz="1" w:space="0" w:color="CCCCCC"/>
+            </w:tcBorders>
+            <w:shd w:val="clear" w:color="auto" w:fill="1E1E1E"/>
+            <w:tcMar>
+              <w:top w:w="100" w:type="dxa"/>
+              <w:left w:w="150" w:type="dxa"/>
+              <w:bottom w:w="100" w:type="dxa"/>
+              <w:right w:w="150" w:type="dxa"/>
+            </w:tcMar>
+          </w:tcPr>
+          <w:p>
+            <w:r>
+              <w:rPr>
+                <w:rFonts w:ascii="Courier New" w:eastAsia="Courier New" w:hAnsi="Courier New" w:cs="Courier New"/>
+                <w:color w:val="D4D4D4"/>
+                <w:szCs w:val="20"/>
+              </w:rPr>
+              <w:t xml:space="preserve">    ],</w:t>
+            </w:r>
+          </w:p>
+        </w:tc>
+      </w:tr>
+      <w:tr>
+        <w:tblPrEx>
+          <w:tblCellMar>
+            <w:top w:w="0" w:type="dxa"/>
+            <w:bottom w:w="0" w:type="dxa"/>
+          </w:tblCellMar>
+        </w:tblPrEx>
+        <w:tc>
+          <w:tcPr>
+            <w:tcW w:w="8600" w:type="dxa"/>
+            <w:tcBorders>
+              <w:top w:val="single" w:sz="1" w:space="0" w:color="CCCCCC"/>
+              <w:left w:val="single" w:sz="1" w:space="0" w:color="CCCCCC"/>
+              <w:bottom w:val="single" w:sz="1" w:space="0" w:color="CCCCCC"/>
+              <w:right w:val="single" w:sz="1" w:space="0" w:color="CCCCCC"/>
+            </w:tcBorders>
+            <w:shd w:val="clear" w:color="auto" w:fill="1E1E1E"/>
+            <w:tcMar>
+              <w:top w:w="100" w:type="dxa"/>
+              <w:left w:w="150" w:type="dxa"/>
+              <w:bottom w:w="100" w:type="dxa"/>
+              <w:right w:w="150" w:type="dxa"/>
+            </w:tcMar>
+          </w:tcPr>
+          <w:p>
+            <w:r>
+              <w:rPr>
+                <w:rFonts w:ascii="Courier New" w:eastAsia="Courier New" w:hAnsi="Courier New" w:cs="Courier New"/>
+                <w:color w:val="D4D4D4"/>
+                <w:szCs w:val="20"/>
+              </w:rPr>
+              <w:t xml:space="preserve">    precio: 0,</w:t>
+            </w:r>
+          </w:p>
+        </w:tc>
+      </w:tr>
+      <w:tr>
+        <w:tblPrEx>
+          <w:tblCellMar>
+            <w:top w:w="0" w:type="dxa"/>
+            <w:bottom w:w="0" w:type="dxa"/>
+          </w:tblCellMar>
+        </w:tblPrEx>
+        <w:tc>
+          <w:tcPr>
+            <w:tcW w:w="8600" w:type="dxa"/>
+            <w:tcBorders>
+              <w:top w:val="single" w:sz="1" w:space="0" w:color="CCCCCC"/>
+              <w:left w:val="single" w:sz="1" w:space="0" w:color="CCCCCC"/>
+              <w:bottom w:val="single" w:sz="1" w:space="0" w:color="CCCCCC"/>
+              <w:right w:val="single" w:sz="1" w:space="0" w:color="CCCCCC"/>
+            </w:tcBorders>
+            <w:shd w:val="clear" w:color="auto" w:fill="1E1E1E"/>
+            <w:tcMar>
+              <w:top w:w="100" w:type="dxa"/>
+              <w:left w:w="150" w:type="dxa"/>
+              <w:bottom w:w="100" w:type="dxa"/>
+              <w:right w:w="150" w:type="dxa"/>
+            </w:tcMar>
+          </w:tcPr>
+          <w:p>
+            <w:r>
+              <w:rPr>
+                <w:rFonts w:ascii="Courier New" w:eastAsia="Courier New" w:hAnsi="Courier New" w:cs="Courier New"/>
+                <w:color w:val="D4D4D4"/>
+                <w:szCs w:val="20"/>
+              </w:rPr>
+              <w:t xml:space="preserve">    </w:t>
+            </w:r>
+            <w:proofErr w:type="spellStart"/>
+            <w:r>
+              <w:rPr>
+                <w:rFonts w:ascii="Courier New" w:eastAsia="Courier New" w:hAnsi="Courier New" w:cs="Courier New"/>
+                <w:color w:val="D4D4D4"/>
+                <w:szCs w:val="20"/>
+              </w:rPr>
+              <w:t>tags</w:t>
+            </w:r>
+            <w:proofErr w:type="spellEnd"/>
+            <w:r>
+              <w:rPr>
+                <w:rFonts w:ascii="Courier New" w:eastAsia="Courier New" w:hAnsi="Courier New" w:cs="Courier New"/>
+                <w:color w:val="D4D4D4"/>
+                <w:szCs w:val="20"/>
+              </w:rPr>
+              <w:t>: ['Mobile', '</w:t>
+            </w:r>
+            <w:proofErr w:type="spellStart"/>
+            <w:r>
+              <w:rPr>
+                <w:rFonts w:ascii="Courier New" w:eastAsia="Courier New" w:hAnsi="Courier New" w:cs="Courier New"/>
+                <w:color w:val="D4D4D4"/>
+                <w:szCs w:val="20"/>
+              </w:rPr>
+              <w:t>Kotlin</w:t>
+            </w:r>
+            <w:proofErr w:type="spellEnd"/>
+            <w:r>
+              <w:rPr>
+                <w:rFonts w:ascii="Courier New" w:eastAsia="Courier New" w:hAnsi="Courier New" w:cs="Courier New"/>
+                <w:color w:val="D4D4D4"/>
+                <w:szCs w:val="20"/>
+              </w:rPr>
+              <w:t>']</w:t>
+            </w:r>
+          </w:p>
+        </w:tc>
+      </w:tr>
+      <w:tr>
+        <w:tblPrEx>
+          <w:tblCellMar>
+            <w:top w:w="0" w:type="dxa"/>
+            <w:bottom w:w="0" w:type="dxa"/>
+          </w:tblCellMar>
+        </w:tblPrEx>
+        <w:tc>
+          <w:tcPr>
+            <w:tcW w:w="8600" w:type="dxa"/>
+            <w:tcBorders>
+              <w:top w:val="single" w:sz="1" w:space="0" w:color="CCCCCC"/>
+              <w:left w:val="single" w:sz="1" w:space="0" w:color="CCCCCC"/>
+              <w:bottom w:val="single" w:sz="1" w:space="0" w:color="CCCCCC"/>
+              <w:right w:val="single" w:sz="1" w:space="0" w:color="CCCCCC"/>
+            </w:tcBorders>
+            <w:shd w:val="clear" w:color="auto" w:fill="1E1E1E"/>
+            <w:tcMar>
+              <w:top w:w="100" w:type="dxa"/>
+              <w:left w:w="150" w:type="dxa"/>
+              <w:bottom w:w="100" w:type="dxa"/>
+              <w:right w:w="150" w:type="dxa"/>
+            </w:tcMar>
+          </w:tcPr>
+          <w:p>
+            <w:r>
+              <w:rPr>
+                <w:rFonts w:ascii="Courier New" w:eastAsia="Courier New" w:hAnsi="Courier New" w:cs="Courier New"/>
+                <w:color w:val="D4D4D4"/>
+                <w:szCs w:val="20"/>
+              </w:rPr>
+              <w:t xml:space="preserve">  },</w:t>
+            </w:r>
+          </w:p>
+        </w:tc>
+      </w:tr>
+      <w:tr>
+        <w:tblPrEx>
+          <w:tblCellMar>
+            <w:top w:w="0" w:type="dxa"/>
+            <w:bottom w:w="0" w:type="dxa"/>
+          </w:tblCellMar>
+        </w:tblPrEx>
+        <w:tc>
+          <w:tcPr>
+            <w:tcW w:w="8600" w:type="dxa"/>
+            <w:tcBorders>
+              <w:top w:val="single" w:sz="1" w:space="0" w:color="CCCCCC"/>
+              <w:left w:val="single" w:sz="1" w:space="0" w:color="CCCCCC"/>
+              <w:bottom w:val="single" w:sz="1" w:space="0" w:color="CCCCCC"/>
+              <w:right w:val="single" w:sz="1" w:space="0" w:color="CCCCCC"/>
+            </w:tcBorders>
+            <w:shd w:val="clear" w:color="auto" w:fill="1E1E1E"/>
+            <w:tcMar>
+              <w:top w:w="100" w:type="dxa"/>
+              <w:left w:w="150" w:type="dxa"/>
+              <w:bottom w:w="100" w:type="dxa"/>
+              <w:right w:w="150" w:type="dxa"/>
+            </w:tcMar>
+          </w:tcPr>
+          <w:p>
+            <w:r>
+              <w:rPr>
+                <w:rFonts w:ascii="Courier New" w:eastAsia="Courier New" w:hAnsi="Courier New" w:cs="Courier New"/>
+                <w:color w:val="D4D4D4"/>
+                <w:szCs w:val="20"/>
+              </w:rPr>
+              <w:t xml:space="preserve">  {</w:t>
+            </w:r>
+          </w:p>
+        </w:tc>
+      </w:tr>
+      <w:tr>
+        <w:tblPrEx>
+          <w:tblCellMar>
+            <w:top w:w="0" w:type="dxa"/>
+            <w:bottom w:w="0" w:type="dxa"/>
+          </w:tblCellMar>
+        </w:tblPrEx>
+        <w:tc>
+          <w:tcPr>
+            <w:tcW w:w="8600" w:type="dxa"/>
+            <w:tcBorders>
+              <w:top w:val="single" w:sz="1" w:space="0" w:color="CCCCCC"/>
+              <w:left w:val="single" w:sz="1" w:space="0" w:color="CCCCCC"/>
+              <w:bottom w:val="single" w:sz="1" w:space="0" w:color="CCCCCC"/>
+              <w:right w:val="single" w:sz="1" w:space="0" w:color="CCCCCC"/>
+            </w:tcBorders>
+            <w:shd w:val="clear" w:color="auto" w:fill="1E1E1E"/>
+            <w:tcMar>
+              <w:top w:w="100" w:type="dxa"/>
+              <w:left w:w="150" w:type="dxa"/>
+              <w:bottom w:w="100" w:type="dxa"/>
+              <w:right w:w="150" w:type="dxa"/>
+            </w:tcMar>
+          </w:tcPr>
+          <w:p>
+            <w:r>
+              <w:rPr>
+                <w:rFonts w:ascii="Courier New" w:eastAsia="Courier New" w:hAnsi="Courier New" w:cs="Courier New"/>
+                <w:color w:val="D4D4D4"/>
+                <w:szCs w:val="20"/>
+              </w:rPr>
+              <w:t xml:space="preserve">    </w:t>
+            </w:r>
+            <w:proofErr w:type="spellStart"/>
+            <w:r>
+              <w:rPr>
+                <w:rFonts w:ascii="Courier New" w:eastAsia="Courier New" w:hAnsi="Courier New" w:cs="Courier New"/>
+                <w:color w:val="D4D4D4"/>
+                <w:szCs w:val="20"/>
+              </w:rPr>
+              <w:t>titulo</w:t>
+            </w:r>
+            <w:proofErr w:type="spellEnd"/>
+            <w:r>
+              <w:rPr>
+                <w:rFonts w:ascii="Courier New" w:eastAsia="Courier New" w:hAnsi="Courier New" w:cs="Courier New"/>
+                <w:color w:val="D4D4D4"/>
+                <w:szCs w:val="20"/>
+              </w:rPr>
+              <w:t>: 'Node.js Avanzado',</w:t>
+            </w:r>
+          </w:p>
+        </w:tc>
+      </w:tr>
+      <w:tr>
+        <w:tblPrEx>
+          <w:tblCellMar>
+            <w:top w:w="0" w:type="dxa"/>
+            <w:bottom w:w="0" w:type="dxa"/>
+          </w:tblCellMar>
+        </w:tblPrEx>
+        <w:tc>
+          <w:tcPr>
+            <w:tcW w:w="8600" w:type="dxa"/>
+            <w:tcBorders>
+              <w:top w:val="single" w:sz="1" w:space="0" w:color="CCCCCC"/>
+              <w:left w:val="single" w:sz="1" w:space="0" w:color="CCCCCC"/>
+              <w:bottom w:val="single" w:sz="1" w:space="0" w:color="CCCCCC"/>
+              <w:right w:val="single" w:sz="1" w:space="0" w:color="CCCCCC"/>
+            </w:tcBorders>
+            <w:shd w:val="clear" w:color="auto" w:fill="1E1E1E"/>
+            <w:tcMar>
+              <w:top w:w="100" w:type="dxa"/>
+              <w:left w:w="150" w:type="dxa"/>
+              <w:bottom w:w="100" w:type="dxa"/>
+              <w:right w:w="150" w:type="dxa"/>
+            </w:tcMar>
+          </w:tcPr>
+          <w:p>
+            <w:r>
+              <w:rPr>
+                <w:rFonts w:ascii="Courier New" w:eastAsia="Courier New" w:hAnsi="Courier New" w:cs="Courier New"/>
+                <w:color w:val="D4D4D4"/>
+                <w:szCs w:val="20"/>
+              </w:rPr>
+              <w:t xml:space="preserve">    instructor: 'Carlos Gil',</w:t>
+            </w:r>
+          </w:p>
+        </w:tc>
+      </w:tr>
+      <w:tr>
+        <w:tblPrEx>
+          <w:tblCellMar>
+            <w:top w:w="0" w:type="dxa"/>
+            <w:bottom w:w="0" w:type="dxa"/>
+          </w:tblCellMar>
+        </w:tblPrEx>
+        <w:tc>
+          <w:tcPr>
+            <w:tcW w:w="8600" w:type="dxa"/>
+            <w:tcBorders>
+              <w:top w:val="single" w:sz="1" w:space="0" w:color="CCCCCC"/>
+              <w:left w:val="single" w:sz="1" w:space="0" w:color="CCCCCC"/>
+              <w:bottom w:val="single" w:sz="1" w:space="0" w:color="CCCCCC"/>
+              <w:right w:val="single" w:sz="1" w:space="0" w:color="CCCCCC"/>
+            </w:tcBorders>
+            <w:shd w:val="clear" w:color="auto" w:fill="1E1E1E"/>
+            <w:tcMar>
+              <w:top w:w="100" w:type="dxa"/>
+              <w:left w:w="150" w:type="dxa"/>
+              <w:bottom w:w="100" w:type="dxa"/>
+              <w:right w:w="150" w:type="dxa"/>
+            </w:tcMar>
+          </w:tcPr>
+          <w:p>
+            <w:r>
+              <w:rPr>
+                <w:rFonts w:ascii="Courier New" w:eastAsia="Courier New" w:hAnsi="Courier New" w:cs="Courier New"/>
+                <w:color w:val="D4D4D4"/>
+                <w:szCs w:val="20"/>
+              </w:rPr>
+              <w:t xml:space="preserve">    temario: [</w:t>
+            </w:r>
+          </w:p>
+        </w:tc>
+      </w:tr>
+      <w:tr>
+        <w:tblPrEx>
+          <w:tblCellMar>
+            <w:top w:w="0" w:type="dxa"/>
+            <w:bottom w:w="0" w:type="dxa"/>
+          </w:tblCellMar>
+        </w:tblPrEx>
+        <w:tc>
+          <w:tcPr>
+            <w:tcW w:w="8600" w:type="dxa"/>
+            <w:tcBorders>
+              <w:top w:val="single" w:sz="1" w:space="0" w:color="CCCCCC"/>
+              <w:left w:val="single" w:sz="1" w:space="0" w:color="CCCCCC"/>
+              <w:bottom w:val="single" w:sz="1" w:space="0" w:color="CCCCCC"/>
+              <w:right w:val="single" w:sz="1" w:space="0" w:color="CCCCCC"/>
+            </w:tcBorders>
+            <w:shd w:val="clear" w:color="auto" w:fill="1E1E1E"/>
+            <w:tcMar>
+              <w:top w:w="100" w:type="dxa"/>
+              <w:left w:w="150" w:type="dxa"/>
+              <w:bottom w:w="100" w:type="dxa"/>
+              <w:right w:w="150" w:type="dxa"/>
+            </w:tcMar>
+          </w:tcPr>
+          <w:p>
+            <w:r>
+              <w:rPr>
+                <w:rFonts w:ascii="Courier New" w:eastAsia="Courier New" w:hAnsi="Courier New" w:cs="Courier New"/>
+                <w:color w:val="D4D4D4"/>
+                <w:szCs w:val="20"/>
+              </w:rPr>
+              <w:t xml:space="preserve">      { m: 1, t: 'Express' },</w:t>
+            </w:r>
+          </w:p>
+        </w:tc>
+      </w:tr>
+      <w:tr>
+        <w:tblPrEx>
+          <w:tblCellMar>
+            <w:top w:w="0" w:type="dxa"/>
+            <w:bottom w:w="0" w:type="dxa"/>
+          </w:tblCellMar>
+        </w:tblPrEx>
+        <w:tc>
+          <w:tcPr>
+            <w:tcW w:w="8600" w:type="dxa"/>
+            <w:tcBorders>
+              <w:top w:val="single" w:sz="1" w:space="0" w:color="CCCCCC"/>
+              <w:left w:val="single" w:sz="1" w:space="0" w:color="CCCCCC"/>
+              <w:bottom w:val="single" w:sz="1" w:space="0" w:color="CCCCCC"/>
+              <w:right w:val="single" w:sz="1" w:space="0" w:color="CCCCCC"/>
+            </w:tcBorders>
+            <w:shd w:val="clear" w:color="auto" w:fill="1E1E1E"/>
+            <w:tcMar>
+              <w:top w:w="100" w:type="dxa"/>
+              <w:left w:w="150" w:type="dxa"/>
+              <w:bottom w:w="100" w:type="dxa"/>
+              <w:right w:w="150" w:type="dxa"/>
+            </w:tcMar>
+          </w:tcPr>
+          <w:p>
+            <w:r>
+              <w:rPr>
+                <w:rFonts w:ascii="Courier New" w:eastAsia="Courier New" w:hAnsi="Courier New" w:cs="Courier New"/>
+                <w:color w:val="D4D4D4"/>
+                <w:szCs w:val="20"/>
+              </w:rPr>
+              <w:t xml:space="preserve">      { m: 2, t: '</w:t>
+            </w:r>
+            <w:proofErr w:type="spellStart"/>
+            <w:r>
+              <w:rPr>
+                <w:rFonts w:ascii="Courier New" w:eastAsia="Courier New" w:hAnsi="Courier New" w:cs="Courier New"/>
+                <w:color w:val="D4D4D4"/>
+                <w:szCs w:val="20"/>
+              </w:rPr>
+              <w:t>Mongoose</w:t>
+            </w:r>
+            <w:proofErr w:type="spellEnd"/>
+            <w:r>
+              <w:rPr>
+                <w:rFonts w:ascii="Courier New" w:eastAsia="Courier New" w:hAnsi="Courier New" w:cs="Courier New"/>
+                <w:color w:val="D4D4D4"/>
+                <w:szCs w:val="20"/>
+              </w:rPr>
+              <w:t>' }</w:t>
+            </w:r>
+          </w:p>
+        </w:tc>
+      </w:tr>
+      <w:tr>
+        <w:tblPrEx>
+          <w:tblCellMar>
+            <w:top w:w="0" w:type="dxa"/>
+            <w:bottom w:w="0" w:type="dxa"/>
+          </w:tblCellMar>
+        </w:tblPrEx>
+        <w:tc>
+          <w:tcPr>
+            <w:tcW w:w="8600" w:type="dxa"/>
+            <w:tcBorders>
+              <w:top w:val="single" w:sz="1" w:space="0" w:color="CCCCCC"/>
+              <w:left w:val="single" w:sz="1" w:space="0" w:color="CCCCCC"/>
+              <w:bottom w:val="single" w:sz="1" w:space="0" w:color="CCCCCC"/>
+              <w:right w:val="single" w:sz="1" w:space="0" w:color="CCCCCC"/>
+            </w:tcBorders>
+            <w:shd w:val="clear" w:color="auto" w:fill="1E1E1E"/>
+            <w:tcMar>
+              <w:top w:w="100" w:type="dxa"/>
+              <w:left w:w="150" w:type="dxa"/>
+              <w:bottom w:w="100" w:type="dxa"/>
+              <w:right w:w="150" w:type="dxa"/>
+            </w:tcMar>
+          </w:tcPr>
+          <w:p>
+            <w:r>
+              <w:rPr>
+                <w:rFonts w:ascii="Courier New" w:eastAsia="Courier New" w:hAnsi="Courier New" w:cs="Courier New"/>
+                <w:color w:val="D4D4D4"/>
+                <w:szCs w:val="20"/>
+              </w:rPr>
+              <w:t xml:space="preserve">    ],</w:t>
+            </w:r>
+          </w:p>
+        </w:tc>
+      </w:tr>
+      <w:tr>
+        <w:tblPrEx>
+          <w:tblCellMar>
+            <w:top w:w="0" w:type="dxa"/>
+            <w:bottom w:w="0" w:type="dxa"/>
+          </w:tblCellMar>
+        </w:tblPrEx>
+        <w:tc>
+          <w:tcPr>
+            <w:tcW w:w="8600" w:type="dxa"/>
+            <w:tcBorders>
+              <w:top w:val="single" w:sz="1" w:space="0" w:color="CCCCCC"/>
+              <w:left w:val="single" w:sz="1" w:space="0" w:color="CCCCCC"/>
+              <w:bottom w:val="single" w:sz="1" w:space="0" w:color="CCCCCC"/>
+              <w:right w:val="single" w:sz="1" w:space="0" w:color="CCCCCC"/>
+            </w:tcBorders>
+            <w:shd w:val="clear" w:color="auto" w:fill="1E1E1E"/>
+            <w:tcMar>
+              <w:top w:w="100" w:type="dxa"/>
+              <w:left w:w="150" w:type="dxa"/>
+              <w:bottom w:w="100" w:type="dxa"/>
+              <w:right w:w="150" w:type="dxa"/>
+            </w:tcMar>
+          </w:tcPr>
+          <w:p>
+            <w:r>
+              <w:rPr>
+                <w:rFonts w:ascii="Courier New" w:eastAsia="Courier New" w:hAnsi="Courier New" w:cs="Courier New"/>
+                <w:color w:val="D4D4D4"/>
+                <w:szCs w:val="20"/>
+              </w:rPr>
+              <w:t xml:space="preserve">    precio: 25.50,</w:t>
+            </w:r>
+          </w:p>
+        </w:tc>
+      </w:tr>
+      <w:tr>
+        <w:tblPrEx>
+          <w:tblCellMar>
+            <w:top w:w="0" w:type="dxa"/>
+            <w:bottom w:w="0" w:type="dxa"/>
+          </w:tblCellMar>
+        </w:tblPrEx>
+        <w:tc>
+          <w:tcPr>
+            <w:tcW w:w="8600" w:type="dxa"/>
+            <w:tcBorders>
+              <w:top w:val="single" w:sz="1" w:space="0" w:color="CCCCCC"/>
+              <w:left w:val="single" w:sz="1" w:space="0" w:color="CCCCCC"/>
+              <w:bottom w:val="single" w:sz="1" w:space="0" w:color="CCCCCC"/>
+              <w:right w:val="single" w:sz="1" w:space="0" w:color="CCCCCC"/>
+            </w:tcBorders>
+            <w:shd w:val="clear" w:color="auto" w:fill="1E1E1E"/>
+            <w:tcMar>
+              <w:top w:w="100" w:type="dxa"/>
+              <w:left w:w="150" w:type="dxa"/>
+              <w:bottom w:w="100" w:type="dxa"/>
+              <w:right w:w="150" w:type="dxa"/>
+            </w:tcMar>
+          </w:tcPr>
+          <w:p>
+            <w:r>
+              <w:rPr>
+                <w:rFonts w:ascii="Courier New" w:eastAsia="Courier New" w:hAnsi="Courier New" w:cs="Courier New"/>
+                <w:color w:val="D4D4D4"/>
+                <w:szCs w:val="20"/>
+              </w:rPr>
+              <w:t xml:space="preserve">    </w:t>
+            </w:r>
+            <w:proofErr w:type="spellStart"/>
+            <w:r>
+              <w:rPr>
+                <w:rFonts w:ascii="Courier New" w:eastAsia="Courier New" w:hAnsi="Courier New" w:cs="Courier New"/>
+                <w:color w:val="D4D4D4"/>
+                <w:szCs w:val="20"/>
+              </w:rPr>
+              <w:t>tags</w:t>
+            </w:r>
+            <w:proofErr w:type="spellEnd"/>
+            <w:r>
+              <w:rPr>
+                <w:rFonts w:ascii="Courier New" w:eastAsia="Courier New" w:hAnsi="Courier New" w:cs="Courier New"/>
+                <w:color w:val="D4D4D4"/>
+                <w:szCs w:val="20"/>
+              </w:rPr>
+              <w:t>: ['</w:t>
+            </w:r>
+            <w:proofErr w:type="spellStart"/>
+            <w:r>
+              <w:rPr>
+                <w:rFonts w:ascii="Courier New" w:eastAsia="Courier New" w:hAnsi="Courier New" w:cs="Courier New"/>
+                <w:color w:val="D4D4D4"/>
+                <w:szCs w:val="20"/>
+              </w:rPr>
+              <w:t>Backend</w:t>
+            </w:r>
+            <w:proofErr w:type="spellEnd"/>
+            <w:r>
+              <w:rPr>
+                <w:rFonts w:ascii="Courier New" w:eastAsia="Courier New" w:hAnsi="Courier New" w:cs="Courier New"/>
+                <w:color w:val="D4D4D4"/>
+                <w:szCs w:val="20"/>
+              </w:rPr>
+              <w:t>', 'JS']</w:t>
+            </w:r>
+          </w:p>
+        </w:tc>
+      </w:tr>
+      <w:tr>
+        <w:tblPrEx>
+          <w:tblCellMar>
+            <w:top w:w="0" w:type="dxa"/>
+            <w:bottom w:w="0" w:type="dxa"/>
+          </w:tblCellMar>
+        </w:tblPrEx>
+        <w:tc>
+          <w:tcPr>
+            <w:tcW w:w="8600" w:type="dxa"/>
+            <w:tcBorders>
+              <w:top w:val="single" w:sz="1" w:space="0" w:color="CCCCCC"/>
+              <w:left w:val="single" w:sz="1" w:space="0" w:color="CCCCCC"/>
+              <w:bottom w:val="single" w:sz="1" w:space="0" w:color="CCCCCC"/>
+              <w:right w:val="single" w:sz="1" w:space="0" w:color="CCCCCC"/>
+            </w:tcBorders>
+            <w:shd w:val="clear" w:color="auto" w:fill="1E1E1E"/>
+            <w:tcMar>
+              <w:top w:w="100" w:type="dxa"/>
+              <w:left w:w="150" w:type="dxa"/>
+              <w:bottom w:w="100" w:type="dxa"/>
+              <w:right w:w="150" w:type="dxa"/>
+            </w:tcMar>
+          </w:tcPr>
+          <w:p>
+            <w:r>
+              <w:rPr>
+                <w:rFonts w:ascii="Courier New" w:eastAsia="Courier New" w:hAnsi="Courier New" w:cs="Courier New"/>
+                <w:color w:val="D4D4D4"/>
+                <w:szCs w:val="20"/>
+              </w:rPr>
+              <w:t xml:space="preserve">  }</w:t>
+            </w:r>
+          </w:p>
+        </w:tc>
+      </w:tr>
+      <w:tr>
+        <w:tblPrEx>
+          <w:tblCellMar>
+            <w:top w:w="0" w:type="dxa"/>
+            <w:bottom w:w="0" w:type="dxa"/>
+          </w:tblCellMar>
+        </w:tblPrEx>
+        <w:tc>
+          <w:tcPr>
+            <w:tcW w:w="8600" w:type="dxa"/>
+            <w:tcBorders>
+              <w:top w:val="single" w:sz="1" w:space="0" w:color="CCCCCC"/>
+              <w:left w:val="single" w:sz="1" w:space="0" w:color="CCCCCC"/>
+              <w:bottom w:val="single" w:sz="1" w:space="0" w:color="CCCCCC"/>
+              <w:right w:val="single" w:sz="1" w:space="0" w:color="CCCCCC"/>
+            </w:tcBorders>
+            <w:shd w:val="clear" w:color="auto" w:fill="1E1E1E"/>
+            <w:tcMar>
+              <w:top w:w="100" w:type="dxa"/>
+              <w:left w:w="150" w:type="dxa"/>
+              <w:bottom w:w="100" w:type="dxa"/>
+              <w:right w:w="150" w:type="dxa"/>
+            </w:tcMar>
+          </w:tcPr>
+          <w:p>
+            <w:r>
+              <w:rPr>
+                <w:rFonts w:ascii="Courier New" w:eastAsia="Courier New" w:hAnsi="Courier New" w:cs="Courier New"/>
+                <w:color w:val="D4D4D4"/>
+                <w:szCs w:val="20"/>
+              </w:rPr>
+              <w:t>]);</w:t>
+            </w:r>
+          </w:p>
+        </w:tc>
+      </w:tr>
+    </w:tbl>
+    <w:p>
+      <w:r>
+        <w:t xml:space="preserve"> </w:t>
+      </w:r>
+    </w:p>
+    <w:p>
+      <w:pPr>
+        <w:spacing w:before="120" w:after="120"/>
+        <w:ind w:left="360"/>
+      </w:pPr>
+      <w:r>
+        <w:rPr>
+          <w:sz w:val="22"/>
+          <w:szCs w:val="22"/>
+        </w:rPr>
+        <w:lastRenderedPageBreak/>
+        <w:t xml:space="preserve">📌  </w:t>
+      </w:r>
+      <w:r>
+        <w:rPr>
+          <w:i/>
+          <w:iCs/>
+          <w:color w:val="595959"/>
+          <w:sz w:val="22"/>
+          <w:szCs w:val="22"/>
+        </w:rPr>
+        <w:t>Fíjate que el precio de 0 va sin comillas (es un número), y el precio de 25.50 también. Los números NUNCA llevan comillas.</w:t>
+      </w:r>
+    </w:p>
+    <w:p>
+      <w:r>
+        <w:br w:type="page"/>
+      </w:r>
+    </w:p>
+    <w:p>
+      <w:pPr>
+        <w:pStyle w:val="Ttulo1"/>
+      </w:pPr>
+      <w:r>
+        <w:rPr>
+          <w:b/>
+          <w:bCs/>
+          <w:color w:val="1F4E79"/>
+          <w:sz w:val="36"/>
+          <w:szCs w:val="36"/>
+        </w:rPr>
+        <w:lastRenderedPageBreak/>
+        <w:t>PARTE 5: Consultar la Información</w:t>
+      </w:r>
+    </w:p>
+    <w:p>
+      <w:pPr>
+        <w:spacing w:before="80" w:after="100"/>
+      </w:pPr>
+      <w:r>
+        <w:rPr>
+          <w:sz w:val="22"/>
+          <w:szCs w:val="22"/>
+        </w:rPr>
+        <w:t>Ahora viene la parte divertida: ¡hacer preguntas a la base de datos! Esto se llama 'consultar' o 'buscar'. Es como preguntarle al archivador: '¿Tienes alguna ficha de personas que les guste Java?'</w:t>
+      </w:r>
+    </w:p>
+    <w:p>
+      <w:r>
+        <w:t xml:space="preserve"> </w:t>
+      </w:r>
+    </w:p>
+    <w:p>
+      <w:pPr>
+        <w:pStyle w:val="Ttulo2"/>
+      </w:pPr>
+      <w:r>
+        <w:rPr>
+          <w:b/>
+          <w:bCs/>
+          <w:color w:val="2E75B6"/>
+          <w:sz w:val="28"/>
+          <w:szCs w:val="28"/>
+        </w:rPr>
+        <w:t>Paso 5.1 — Ver todos los usuarios</w:t>
+      </w:r>
+    </w:p>
+    <w:p>
+      <w:pPr>
+        <w:spacing w:before="80" w:after="100"/>
+      </w:pPr>
+      <w:r>
+        <w:rPr>
+          <w:sz w:val="22"/>
+          <w:szCs w:val="22"/>
+        </w:rPr>
+        <w:t>Para ver todas las fichas que tenemos en el cajón de usuarios:</w:t>
+      </w:r>
+    </w:p>
+    <w:p>
+      <w:r>
+        <w:t xml:space="preserve"> </w:t>
+      </w:r>
+    </w:p>
+    <w:tbl>
+      <w:tblPr>
+        <w:tblW w:w="8600" w:type="dxa"/>
+        <w:tblInd w:w="140" w:type="dxa"/>
+        <w:tblBorders>
+          <w:top w:val="single" w:sz="4" w:space="0" w:color="auto"/>
+          <w:left w:val="single" w:sz="4" w:space="0" w:color="auto"/>
+          <w:bottom w:val="single" w:sz="4" w:space="0" w:color="auto"/>
+          <w:right w:val="single" w:sz="4" w:space="0" w:color="auto"/>
+          <w:insideH w:val="single" w:sz="4" w:space="0" w:color="auto"/>
+          <w:insideV w:val="single" w:sz="4" w:space="0" w:color="auto"/>
+        </w:tblBorders>
+        <w:tblCellMar>
+          <w:left w:w="10" w:type="dxa"/>
+          <w:right w:w="10" w:type="dxa"/>
+        </w:tblCellMar>
+        <w:tblLook w:val="04A0" w:firstRow="1" w:lastRow="0" w:firstColumn="1" w:lastColumn="0" w:noHBand="0" w:noVBand="1"/>
+      </w:tblPr>
+      <w:tblGrid>
+        <w:gridCol w:w="8600"/>
+      </w:tblGrid>
+      <w:tr>
+        <w:tblPrEx>
+          <w:tblCellMar>
+            <w:top w:w="0" w:type="dxa"/>
+            <w:bottom w:w="0" w:type="dxa"/>
+          </w:tblCellMar>
+        </w:tblPrEx>
+        <w:tc>
+          <w:tcPr>
+            <w:tcW w:w="8600" w:type="dxa"/>
+            <w:tcBorders>
+              <w:top w:val="single" w:sz="1" w:space="0" w:color="CCCCCC"/>
+              <w:left w:val="single" w:sz="1" w:space="0" w:color="CCCCCC"/>
+              <w:bottom w:val="single" w:sz="1" w:space="0" w:color="CCCCCC"/>
+              <w:right w:val="single" w:sz="1" w:space="0" w:color="CCCCCC"/>
+            </w:tcBorders>
+            <w:shd w:val="clear" w:color="auto" w:fill="1E1E1E"/>
+            <w:tcMar>
+              <w:top w:w="100" w:type="dxa"/>
+              <w:left w:w="150" w:type="dxa"/>
+              <w:bottom w:w="100" w:type="dxa"/>
+              <w:right w:w="150" w:type="dxa"/>
+            </w:tcMar>
+          </w:tcPr>
+          <w:p>
+            <w:r>
+              <w:rPr>
+                <w:rFonts w:ascii="Courier New" w:eastAsia="Courier New" w:hAnsi="Courier New" w:cs="Courier New"/>
+                <w:color w:val="D4D4D4"/>
+                <w:szCs w:val="20"/>
+              </w:rPr>
+              <w:t>use('academia');</w:t>
+            </w:r>
+          </w:p>
+        </w:tc>
+      </w:tr>
+      <w:tr>
+        <w:tblPrEx>
+          <w:tblCellMar>
+            <w:top w:w="0" w:type="dxa"/>
+            <w:bottom w:w="0" w:type="dxa"/>
+          </w:tblCellMar>
+        </w:tblPrEx>
+        <w:tc>
+          <w:tcPr>
+            <w:tcW w:w="8600" w:type="dxa"/>
+            <w:tcBorders>
+              <w:top w:val="single" w:sz="1" w:space="0" w:color="CCCCCC"/>
+              <w:left w:val="single" w:sz="1" w:space="0" w:color="CCCCCC"/>
+              <w:bottom w:val="single" w:sz="1" w:space="0" w:color="CCCCCC"/>
+              <w:right w:val="single" w:sz="1" w:space="0" w:color="CCCCCC"/>
+            </w:tcBorders>
+            <w:shd w:val="clear" w:color="auto" w:fill="1E1E1E"/>
+            <w:tcMar>
+              <w:top w:w="100" w:type="dxa"/>
+              <w:left w:w="150" w:type="dxa"/>
+              <w:bottom w:w="100" w:type="dxa"/>
+              <w:right w:w="150" w:type="dxa"/>
+            </w:tcMar>
+          </w:tcPr>
+          <w:p/>
+        </w:tc>
+      </w:tr>
+      <w:tr>
+        <w:tblPrEx>
+          <w:tblCellMar>
+            <w:top w:w="0" w:type="dxa"/>
+            <w:bottom w:w="0" w:type="dxa"/>
+          </w:tblCellMar>
+        </w:tblPrEx>
+        <w:tc>
+          <w:tcPr>
+            <w:tcW w:w="8600" w:type="dxa"/>
+            <w:tcBorders>
+              <w:top w:val="single" w:sz="1" w:space="0" w:color="CCCCCC"/>
+              <w:left w:val="single" w:sz="1" w:space="0" w:color="CCCCCC"/>
+              <w:bottom w:val="single" w:sz="1" w:space="0" w:color="CCCCCC"/>
+              <w:right w:val="single" w:sz="1" w:space="0" w:color="CCCCCC"/>
+            </w:tcBorders>
+            <w:shd w:val="clear" w:color="auto" w:fill="1E1E1E"/>
+            <w:tcMar>
+              <w:top w:w="100" w:type="dxa"/>
+              <w:left w:w="150" w:type="dxa"/>
+              <w:bottom w:w="100" w:type="dxa"/>
+              <w:right w:w="150" w:type="dxa"/>
+            </w:tcMar>
+          </w:tcPr>
+          <w:p>
+            <w:r>
+              <w:rPr>
+                <w:rFonts w:ascii="Courier New" w:eastAsia="Courier New" w:hAnsi="Courier New" w:cs="Courier New"/>
+                <w:color w:val="D4D4D4"/>
+                <w:szCs w:val="20"/>
+              </w:rPr>
+              <w:t>// Muestra TODOS los usuarios</w:t>
+            </w:r>
+          </w:p>
+        </w:tc>
+      </w:tr>
+      <w:tr>
+        <w:tblPrEx>
+          <w:tblCellMar>
+            <w:top w:w="0" w:type="dxa"/>
+            <w:bottom w:w="0" w:type="dxa"/>
+          </w:tblCellMar>
+        </w:tblPrEx>
+        <w:tc>
+          <w:tcPr>
+            <w:tcW w:w="8600" w:type="dxa"/>
+            <w:tcBorders>
+              <w:top w:val="single" w:sz="1" w:space="0" w:color="CCCCCC"/>
+              <w:left w:val="single" w:sz="1" w:space="0" w:color="CCCCCC"/>
+              <w:bottom w:val="single" w:sz="1" w:space="0" w:color="CCCCCC"/>
+              <w:right w:val="single" w:sz="1" w:space="0" w:color="CCCCCC"/>
+            </w:tcBorders>
+            <w:shd w:val="clear" w:color="auto" w:fill="1E1E1E"/>
+            <w:tcMar>
+              <w:top w:w="100" w:type="dxa"/>
+              <w:left w:w="150" w:type="dxa"/>
+              <w:bottom w:w="100" w:type="dxa"/>
+              <w:right w:w="150" w:type="dxa"/>
+            </w:tcMar>
+          </w:tcPr>
+          <w:p>
+            <w:proofErr w:type="spellStart"/>
+            <w:r>
+              <w:rPr>
+                <w:rFonts w:ascii="Courier New" w:eastAsia="Courier New" w:hAnsi="Courier New" w:cs="Courier New"/>
+                <w:color w:val="D4D4D4"/>
+                <w:szCs w:val="20"/>
+              </w:rPr>
+              <w:t>db.usuarios.find</w:t>
+            </w:r>
+            <w:proofErr w:type="spellEnd"/>
+            <w:r>
+              <w:rPr>
+                <w:rFonts w:ascii="Courier New" w:eastAsia="Courier New" w:hAnsi="Courier New" w:cs="Courier New"/>
+                <w:color w:val="D4D4D4"/>
+                <w:szCs w:val="20"/>
+              </w:rPr>
+              <w:t>();</w:t>
+            </w:r>
+          </w:p>
+        </w:tc>
+      </w:tr>
+    </w:tbl>
+    <w:p>
+      <w:r>
+        <w:t xml:space="preserve"> </w:t>
+      </w:r>
+    </w:p>
+    <w:tbl>
+      <w:tblPr>
+        <w:tblW w:w="8600" w:type="dxa"/>
+        <w:tblInd w:w="140" w:type="dxa"/>
+        <w:tblBorders>
+          <w:top w:val="single" w:sz="4" w:space="0" w:color="auto"/>
+          <w:left w:val="single" w:sz="4" w:space="0" w:color="auto"/>
+          <w:bottom w:val="single" w:sz="4" w:space="0" w:color="auto"/>
+          <w:right w:val="single" w:sz="4" w:space="0" w:color="auto"/>
+          <w:insideH w:val="single" w:sz="4" w:space="0" w:color="auto"/>
+          <w:insideV w:val="single" w:sz="4" w:space="0" w:color="auto"/>
+        </w:tblBorders>
+        <w:tblCellMar>
+          <w:left w:w="10" w:type="dxa"/>
+          <w:right w:w="10" w:type="dxa"/>
+        </w:tblCellMar>
+        <w:tblLook w:val="04A0" w:firstRow="1" w:lastRow="0" w:firstColumn="1" w:lastColumn="0" w:noHBand="0" w:noVBand="1"/>
+      </w:tblPr>
+      <w:tblGrid>
+        <w:gridCol w:w="8600"/>
+      </w:tblGrid>
+      <w:tr>
+        <w:tblPrEx>
+          <w:tblCellMar>
+            <w:top w:w="0" w:type="dxa"/>
+            <w:bottom w:w="0" w:type="dxa"/>
+          </w:tblCellMar>
+        </w:tblPrEx>
+        <w:tc>
+          <w:tcPr>
+            <w:tcW w:w="8600" w:type="dxa"/>
+            <w:tcBorders>
+              <w:top w:val="single" w:sz="4" w:space="0" w:color="2E75B6"/>
+              <w:left w:val="single" w:sz="12" w:space="0" w:color="2E75B6"/>
+              <w:bottom w:val="single" w:sz="4" w:space="0" w:color="2E75B6"/>
+              <w:right w:val="single" w:sz="4" w:space="0" w:color="2E75B6"/>
+            </w:tcBorders>
+            <w:shd w:val="clear" w:color="auto" w:fill="EBF3FB"/>
+            <w:tcMar>
+              <w:top w:w="100" w:type="dxa"/>
+              <w:left w:w="150" w:type="dxa"/>
+              <w:bottom w:w="100" w:type="dxa"/>
+              <w:right w:w="150" w:type="dxa"/>
+            </w:tcMar>
+          </w:tcPr>
+          <w:p>
+            <w:r>
+              <w:rPr>
+                <w:b/>
+                <w:bCs/>
+                <w:color w:val="1F4E79"/>
+                <w:sz w:val="22"/>
+                <w:szCs w:val="22"/>
+              </w:rPr>
+              <w:t xml:space="preserve">💡  </w:t>
+            </w:r>
+            <w:proofErr w:type="spellStart"/>
+            <w:r>
+              <w:rPr>
+                <w:b/>
+                <w:bCs/>
+                <w:color w:val="1F4E79"/>
+                <w:sz w:val="22"/>
+                <w:szCs w:val="22"/>
+              </w:rPr>
+              <w:t>find</w:t>
+            </w:r>
+            <w:proofErr w:type="spellEnd"/>
+            <w:r>
+              <w:rPr>
+                <w:b/>
+                <w:bCs/>
+                <w:color w:val="1F4E79"/>
+                <w:sz w:val="22"/>
+                <w:szCs w:val="22"/>
+              </w:rPr>
+              <w:t>() = 'busca y muéstrame':</w:t>
+            </w:r>
+          </w:p>
+          <w:p>
+            <w:proofErr w:type="spellStart"/>
+            <w:proofErr w:type="gramStart"/>
+            <w:r>
+              <w:rPr>
+                <w:color w:val="1F3864"/>
+                <w:sz w:val="22"/>
+                <w:szCs w:val="22"/>
+              </w:rPr>
+              <w:t>find</w:t>
+            </w:r>
+            <w:proofErr w:type="spellEnd"/>
+            <w:proofErr w:type="gramEnd"/>
+            <w:r>
+              <w:rPr>
+                <w:color w:val="1F3864"/>
+                <w:sz w:val="22"/>
+                <w:szCs w:val="22"/>
+              </w:rPr>
+              <w:t>() sin nada dentro significa 'muéstrame todo'. Es como abrir el cajón y sacar todas las fichas.</w:t>
+            </w:r>
+          </w:p>
+        </w:tc>
+      </w:tr>
+    </w:tbl>
+    <w:p>
+      <w:r>
+        <w:t xml:space="preserve">  </w:t>
+      </w:r>
+    </w:p>
+    <w:p>
+      <w:pPr>
+        <w:pStyle w:val="Ttulo2"/>
+      </w:pPr>
+      <w:r>
+        <w:rPr>
+          <w:b/>
+          <w:bCs/>
+          <w:color w:val="2E75B6"/>
+          <w:sz w:val="28"/>
+          <w:szCs w:val="28"/>
+        </w:rPr>
+        <w:t>Paso 5.2 — Buscar usuarios con un interés concreto</w:t>
+      </w:r>
+    </w:p>
+    <w:p>
+      <w:pPr>
+        <w:spacing w:before="80" w:after="100"/>
+      </w:pPr>
+      <w:r>
+        <w:rPr>
+          <w:sz w:val="22"/>
+          <w:szCs w:val="22"/>
+        </w:rPr>
+        <w:t xml:space="preserve">¿Y si solo queremos ver los usuarios que les interesa </w:t>
+      </w:r>
+      <w:proofErr w:type="spellStart"/>
+      <w:r>
+        <w:rPr>
+          <w:sz w:val="22"/>
+          <w:szCs w:val="22"/>
+        </w:rPr>
+        <w:t>Kotlin</w:t>
+      </w:r>
+      <w:proofErr w:type="spellEnd"/>
+      <w:r>
+        <w:rPr>
+          <w:sz w:val="22"/>
+          <w:szCs w:val="22"/>
+        </w:rPr>
+        <w:t>?</w:t>
+      </w:r>
+    </w:p>
+    <w:p>
+      <w:r>
+        <w:t xml:space="preserve"> </w:t>
+      </w:r>
+    </w:p>
+    <w:tbl>
+      <w:tblPr>
+        <w:tblW w:w="8600" w:type="dxa"/>
+        <w:tblInd w:w="140" w:type="dxa"/>
+        <w:tblBorders>
+          <w:top w:val="single" w:sz="4" w:space="0" w:color="auto"/>
+          <w:left w:val="single" w:sz="4" w:space="0" w:color="auto"/>
+          <w:bottom w:val="single" w:sz="4" w:space="0" w:color="auto"/>
+          <w:right w:val="single" w:sz="4" w:space="0" w:color="auto"/>
+          <w:insideH w:val="single" w:sz="4" w:space="0" w:color="auto"/>
+          <w:insideV w:val="single" w:sz="4" w:space="0" w:color="auto"/>
+        </w:tblBorders>
+        <w:tblCellMar>
+          <w:left w:w="10" w:type="dxa"/>
+          <w:right w:w="10" w:type="dxa"/>
+        </w:tblCellMar>
+        <w:tblLook w:val="04A0" w:firstRow="1" w:lastRow="0" w:firstColumn="1" w:lastColumn="0" w:noHBand="0" w:noVBand="1"/>
+      </w:tblPr>
+      <w:tblGrid>
+        <w:gridCol w:w="8600"/>
+      </w:tblGrid>
+      <w:tr>
+        <w:tblPrEx>
+          <w:tblCellMar>
+            <w:top w:w="0" w:type="dxa"/>
+            <w:bottom w:w="0" w:type="dxa"/>
+          </w:tblCellMar>
+        </w:tblPrEx>
+        <w:tc>
+          <w:tcPr>
+            <w:tcW w:w="8600" w:type="dxa"/>
+            <w:tcBorders>
+              <w:top w:val="single" w:sz="1" w:space="0" w:color="CCCCCC"/>
+              <w:left w:val="single" w:sz="1" w:space="0" w:color="CCCCCC"/>
+              <w:bottom w:val="single" w:sz="1" w:space="0" w:color="CCCCCC"/>
+              <w:right w:val="single" w:sz="1" w:space="0" w:color="CCCCCC"/>
+            </w:tcBorders>
+            <w:shd w:val="clear" w:color="auto" w:fill="1E1E1E"/>
+            <w:tcMar>
+              <w:top w:w="100" w:type="dxa"/>
+              <w:left w:w="150" w:type="dxa"/>
+              <w:bottom w:w="100" w:type="dxa"/>
+              <w:right w:w="150" w:type="dxa"/>
+            </w:tcMar>
+          </w:tcPr>
+          <w:p>
+            <w:r>
+              <w:rPr>
+                <w:rFonts w:ascii="Courier New" w:eastAsia="Courier New" w:hAnsi="Courier New" w:cs="Courier New"/>
+                <w:color w:val="D4D4D4"/>
+                <w:szCs w:val="20"/>
+              </w:rPr>
+              <w:t>use('academia');</w:t>
+            </w:r>
+          </w:p>
+        </w:tc>
+      </w:tr>
+      <w:tr>
+        <w:tblPrEx>
+          <w:tblCellMar>
+            <w:top w:w="0" w:type="dxa"/>
+            <w:bottom w:w="0" w:type="dxa"/>
+          </w:tblCellMar>
+        </w:tblPrEx>
+        <w:tc>
+          <w:tcPr>
+            <w:tcW w:w="8600" w:type="dxa"/>
+            <w:tcBorders>
+              <w:top w:val="single" w:sz="1" w:space="0" w:color="CCCCCC"/>
+              <w:left w:val="single" w:sz="1" w:space="0" w:color="CCCCCC"/>
+              <w:bottom w:val="single" w:sz="1" w:space="0" w:color="CCCCCC"/>
+              <w:right w:val="single" w:sz="1" w:space="0" w:color="CCCCCC"/>
+            </w:tcBorders>
+            <w:shd w:val="clear" w:color="auto" w:fill="1E1E1E"/>
+            <w:tcMar>
+              <w:top w:w="100" w:type="dxa"/>
+              <w:left w:w="150" w:type="dxa"/>
+              <w:bottom w:w="100" w:type="dxa"/>
+              <w:right w:w="150" w:type="dxa"/>
+            </w:tcMar>
+          </w:tcPr>
+          <w:p/>
+        </w:tc>
+      </w:tr>
+      <w:tr>
+        <w:tblPrEx>
+          <w:tblCellMar>
+            <w:top w:w="0" w:type="dxa"/>
+            <w:bottom w:w="0" w:type="dxa"/>
+          </w:tblCellMar>
+        </w:tblPrEx>
+        <w:tc>
+          <w:tcPr>
+            <w:tcW w:w="8600" w:type="dxa"/>
+            <w:tcBorders>
+              <w:top w:val="single" w:sz="1" w:space="0" w:color="CCCCCC"/>
+              <w:left w:val="single" w:sz="1" w:space="0" w:color="CCCCCC"/>
+              <w:bottom w:val="single" w:sz="1" w:space="0" w:color="CCCCCC"/>
+              <w:right w:val="single" w:sz="1" w:space="0" w:color="CCCCCC"/>
+            </w:tcBorders>
+            <w:shd w:val="clear" w:color="auto" w:fill="1E1E1E"/>
+            <w:tcMar>
+              <w:top w:w="100" w:type="dxa"/>
+              <w:left w:w="150" w:type="dxa"/>
+              <w:bottom w:w="100" w:type="dxa"/>
+              <w:right w:w="150" w:type="dxa"/>
+            </w:tcMar>
+          </w:tcPr>
+          <w:p>
+            <w:r>
+              <w:rPr>
+                <w:rFonts w:ascii="Courier New" w:eastAsia="Courier New" w:hAnsi="Courier New" w:cs="Courier New"/>
+                <w:color w:val="D4D4D4"/>
+                <w:szCs w:val="20"/>
+              </w:rPr>
+              <w:lastRenderedPageBreak/>
+              <w:t xml:space="preserve">// Muestra solo los usuarios interesados en </w:t>
+            </w:r>
+            <w:proofErr w:type="spellStart"/>
+            <w:r>
+              <w:rPr>
+                <w:rFonts w:ascii="Courier New" w:eastAsia="Courier New" w:hAnsi="Courier New" w:cs="Courier New"/>
+                <w:color w:val="D4D4D4"/>
+                <w:szCs w:val="20"/>
+              </w:rPr>
+              <w:t>Kotlin</w:t>
+            </w:r>
+            <w:proofErr w:type="spellEnd"/>
+          </w:p>
+        </w:tc>
+      </w:tr>
+      <w:tr>
+        <w:tblPrEx>
+          <w:tblCellMar>
+            <w:top w:w="0" w:type="dxa"/>
+            <w:bottom w:w="0" w:type="dxa"/>
+          </w:tblCellMar>
+        </w:tblPrEx>
+        <w:tc>
+          <w:tcPr>
+            <w:tcW w:w="8600" w:type="dxa"/>
+            <w:tcBorders>
+              <w:top w:val="single" w:sz="1" w:space="0" w:color="CCCCCC"/>
+              <w:left w:val="single" w:sz="1" w:space="0" w:color="CCCCCC"/>
+              <w:bottom w:val="single" w:sz="1" w:space="0" w:color="CCCCCC"/>
+              <w:right w:val="single" w:sz="1" w:space="0" w:color="CCCCCC"/>
+            </w:tcBorders>
+            <w:shd w:val="clear" w:color="auto" w:fill="1E1E1E"/>
+            <w:tcMar>
+              <w:top w:w="100" w:type="dxa"/>
+              <w:left w:w="150" w:type="dxa"/>
+              <w:bottom w:w="100" w:type="dxa"/>
+              <w:right w:w="150" w:type="dxa"/>
+            </w:tcMar>
+          </w:tcPr>
+          <w:p>
+            <w:proofErr w:type="spellStart"/>
+            <w:r>
+              <w:rPr>
+                <w:rFonts w:ascii="Courier New" w:eastAsia="Courier New" w:hAnsi="Courier New" w:cs="Courier New"/>
+                <w:color w:val="D4D4D4"/>
+                <w:szCs w:val="20"/>
+              </w:rPr>
+              <w:t>db.usuarios.find</w:t>
+            </w:r>
+            <w:proofErr w:type="spellEnd"/>
+            <w:r>
+              <w:rPr>
+                <w:rFonts w:ascii="Courier New" w:eastAsia="Courier New" w:hAnsi="Courier New" w:cs="Courier New"/>
+                <w:color w:val="D4D4D4"/>
+                <w:szCs w:val="20"/>
+              </w:rPr>
+              <w:t>({ intereses: '</w:t>
+            </w:r>
+            <w:proofErr w:type="spellStart"/>
+            <w:r>
+              <w:rPr>
+                <w:rFonts w:ascii="Courier New" w:eastAsia="Courier New" w:hAnsi="Courier New" w:cs="Courier New"/>
+                <w:color w:val="D4D4D4"/>
+                <w:szCs w:val="20"/>
+              </w:rPr>
+              <w:t>Kotlin</w:t>
+            </w:r>
+            <w:proofErr w:type="spellEnd"/>
+            <w:r>
+              <w:rPr>
+                <w:rFonts w:ascii="Courier New" w:eastAsia="Courier New" w:hAnsi="Courier New" w:cs="Courier New"/>
+                <w:color w:val="D4D4D4"/>
+                <w:szCs w:val="20"/>
+              </w:rPr>
+              <w:t>' });</w:t>
+            </w:r>
+          </w:p>
+        </w:tc>
+      </w:tr>
+    </w:tbl>
+    <w:p>
+      <w:r>
+        <w:t xml:space="preserve"> </w:t>
+      </w:r>
+    </w:p>
+    <w:p>
+      <w:pPr>
+        <w:spacing w:before="80" w:after="100"/>
+      </w:pPr>
+      <w:r>
+        <w:rPr>
+          <w:sz w:val="22"/>
+          <w:szCs w:val="22"/>
+        </w:rPr>
+        <w:t>¿Y los que les interesa Java O JavaScript (JS)?</w:t>
+      </w:r>
+    </w:p>
+    <w:p>
+      <w:r>
+        <w:t xml:space="preserve"> </w:t>
+      </w:r>
+    </w:p>
+    <w:tbl>
+      <w:tblPr>
+        <w:tblW w:w="8600" w:type="dxa"/>
+        <w:tblInd w:w="140" w:type="dxa"/>
+        <w:tblBorders>
+          <w:top w:val="single" w:sz="4" w:space="0" w:color="auto"/>
+          <w:left w:val="single" w:sz="4" w:space="0" w:color="auto"/>
+          <w:bottom w:val="single" w:sz="4" w:space="0" w:color="auto"/>
+          <w:right w:val="single" w:sz="4" w:space="0" w:color="auto"/>
+          <w:insideH w:val="single" w:sz="4" w:space="0" w:color="auto"/>
+          <w:insideV w:val="single" w:sz="4" w:space="0" w:color="auto"/>
+        </w:tblBorders>
+        <w:tblCellMar>
+          <w:left w:w="10" w:type="dxa"/>
+          <w:right w:w="10" w:type="dxa"/>
+        </w:tblCellMar>
+        <w:tblLook w:val="04A0" w:firstRow="1" w:lastRow="0" w:firstColumn="1" w:lastColumn="0" w:noHBand="0" w:noVBand="1"/>
+      </w:tblPr>
+      <w:tblGrid>
+        <w:gridCol w:w="8600"/>
+      </w:tblGrid>
+      <w:tr>
+        <w:tblPrEx>
+          <w:tblCellMar>
+            <w:top w:w="0" w:type="dxa"/>
+            <w:bottom w:w="0" w:type="dxa"/>
+          </w:tblCellMar>
+        </w:tblPrEx>
+        <w:tc>
+          <w:tcPr>
+            <w:tcW w:w="8600" w:type="dxa"/>
+            <w:tcBorders>
+              <w:top w:val="single" w:sz="1" w:space="0" w:color="CCCCCC"/>
+              <w:left w:val="single" w:sz="1" w:space="0" w:color="CCCCCC"/>
+              <w:bottom w:val="single" w:sz="1" w:space="0" w:color="CCCCCC"/>
+              <w:right w:val="single" w:sz="1" w:space="0" w:color="CCCCCC"/>
+            </w:tcBorders>
+            <w:shd w:val="clear" w:color="auto" w:fill="1E1E1E"/>
+            <w:tcMar>
+              <w:top w:w="100" w:type="dxa"/>
+              <w:left w:w="150" w:type="dxa"/>
+              <w:bottom w:w="100" w:type="dxa"/>
+              <w:right w:w="150" w:type="dxa"/>
+            </w:tcMar>
+          </w:tcPr>
+          <w:p>
+            <w:r>
+              <w:rPr>
+                <w:rFonts w:ascii="Courier New" w:eastAsia="Courier New" w:hAnsi="Courier New" w:cs="Courier New"/>
+                <w:color w:val="D4D4D4"/>
+                <w:szCs w:val="20"/>
+              </w:rPr>
+              <w:t>use('academia');</w:t>
+            </w:r>
+          </w:p>
+        </w:tc>
+      </w:tr>
+      <w:tr>
+        <w:tblPrEx>
+          <w:tblCellMar>
+            <w:top w:w="0" w:type="dxa"/>
+            <w:bottom w:w="0" w:type="dxa"/>
+          </w:tblCellMar>
+        </w:tblPrEx>
+        <w:tc>
+          <w:tcPr>
+            <w:tcW w:w="8600" w:type="dxa"/>
+            <w:tcBorders>
+              <w:top w:val="single" w:sz="1" w:space="0" w:color="CCCCCC"/>
+              <w:left w:val="single" w:sz="1" w:space="0" w:color="CCCCCC"/>
+              <w:bottom w:val="single" w:sz="1" w:space="0" w:color="CCCCCC"/>
+              <w:right w:val="single" w:sz="1" w:space="0" w:color="CCCCCC"/>
+            </w:tcBorders>
+            <w:shd w:val="clear" w:color="auto" w:fill="1E1E1E"/>
+            <w:tcMar>
+              <w:top w:w="100" w:type="dxa"/>
+              <w:left w:w="150" w:type="dxa"/>
+              <w:bottom w:w="100" w:type="dxa"/>
+              <w:right w:w="150" w:type="dxa"/>
+            </w:tcMar>
+          </w:tcPr>
+          <w:p/>
+        </w:tc>
+      </w:tr>
+      <w:tr>
+        <w:tblPrEx>
+          <w:tblCellMar>
+            <w:top w:w="0" w:type="dxa"/>
+            <w:bottom w:w="0" w:type="dxa"/>
+          </w:tblCellMar>
+        </w:tblPrEx>
+        <w:tc>
+          <w:tcPr>
+            <w:tcW w:w="8600" w:type="dxa"/>
+            <w:tcBorders>
+              <w:top w:val="single" w:sz="1" w:space="0" w:color="CCCCCC"/>
+              <w:left w:val="single" w:sz="1" w:space="0" w:color="CCCCCC"/>
+              <w:bottom w:val="single" w:sz="1" w:space="0" w:color="CCCCCC"/>
+              <w:right w:val="single" w:sz="1" w:space="0" w:color="CCCCCC"/>
+            </w:tcBorders>
+            <w:shd w:val="clear" w:color="auto" w:fill="1E1E1E"/>
+            <w:tcMar>
+              <w:top w:w="100" w:type="dxa"/>
+              <w:left w:w="150" w:type="dxa"/>
+              <w:bottom w:w="100" w:type="dxa"/>
+              <w:right w:w="150" w:type="dxa"/>
+            </w:tcMar>
+          </w:tcPr>
+          <w:p>
+            <w:r>
+              <w:rPr>
+                <w:rFonts w:ascii="Courier New" w:eastAsia="Courier New" w:hAnsi="Courier New" w:cs="Courier New"/>
+                <w:color w:val="D4D4D4"/>
+                <w:szCs w:val="20"/>
+              </w:rPr>
+              <w:t>// Muestra usuarios interesados en Java O en JS</w:t>
+            </w:r>
+          </w:p>
+        </w:tc>
+      </w:tr>
+      <w:tr>
+        <w:tblPrEx>
+          <w:tblCellMar>
+            <w:top w:w="0" w:type="dxa"/>
+            <w:bottom w:w="0" w:type="dxa"/>
+          </w:tblCellMar>
+        </w:tblPrEx>
+        <w:tc>
+          <w:tcPr>
+            <w:tcW w:w="8600" w:type="dxa"/>
+            <w:tcBorders>
+              <w:top w:val="single" w:sz="1" w:space="0" w:color="CCCCCC"/>
+              <w:left w:val="single" w:sz="1" w:space="0" w:color="CCCCCC"/>
+              <w:bottom w:val="single" w:sz="1" w:space="0" w:color="CCCCCC"/>
+              <w:right w:val="single" w:sz="1" w:space="0" w:color="CCCCCC"/>
+            </w:tcBorders>
+            <w:shd w:val="clear" w:color="auto" w:fill="1E1E1E"/>
+            <w:tcMar>
+              <w:top w:w="100" w:type="dxa"/>
+              <w:left w:w="150" w:type="dxa"/>
+              <w:bottom w:w="100" w:type="dxa"/>
+              <w:right w:w="150" w:type="dxa"/>
+            </w:tcMar>
+          </w:tcPr>
+          <w:p>
+            <w:proofErr w:type="spellStart"/>
+            <w:r>
+              <w:rPr>
+                <w:rFonts w:ascii="Courier New" w:eastAsia="Courier New" w:hAnsi="Courier New" w:cs="Courier New"/>
+                <w:color w:val="D4D4D4"/>
+                <w:szCs w:val="20"/>
+              </w:rPr>
+              <w:t>db.usuarios.find</w:t>
+            </w:r>
+            <w:proofErr w:type="spellEnd"/>
+            <w:r>
+              <w:rPr>
+                <w:rFonts w:ascii="Courier New" w:eastAsia="Courier New" w:hAnsi="Courier New" w:cs="Courier New"/>
+                <w:color w:val="D4D4D4"/>
+                <w:szCs w:val="20"/>
+              </w:rPr>
+              <w:t>({</w:t>
+            </w:r>
+          </w:p>
+        </w:tc>
+      </w:tr>
+      <w:tr>
+        <w:tblPrEx>
+          <w:tblCellMar>
+            <w:top w:w="0" w:type="dxa"/>
+            <w:bottom w:w="0" w:type="dxa"/>
+          </w:tblCellMar>
+        </w:tblPrEx>
+        <w:tc>
+          <w:tcPr>
+            <w:tcW w:w="8600" w:type="dxa"/>
+            <w:tcBorders>
+              <w:top w:val="single" w:sz="1" w:space="0" w:color="CCCCCC"/>
+              <w:left w:val="single" w:sz="1" w:space="0" w:color="CCCCCC"/>
+              <w:bottom w:val="single" w:sz="1" w:space="0" w:color="CCCCCC"/>
+              <w:right w:val="single" w:sz="1" w:space="0" w:color="CCCCCC"/>
+            </w:tcBorders>
+            <w:shd w:val="clear" w:color="auto" w:fill="1E1E1E"/>
+            <w:tcMar>
+              <w:top w:w="100" w:type="dxa"/>
+              <w:left w:w="150" w:type="dxa"/>
+              <w:bottom w:w="100" w:type="dxa"/>
+              <w:right w:w="150" w:type="dxa"/>
+            </w:tcMar>
+          </w:tcPr>
+          <w:p>
+            <w:r>
+              <w:rPr>
+                <w:rFonts w:ascii="Courier New" w:eastAsia="Courier New" w:hAnsi="Courier New" w:cs="Courier New"/>
+                <w:color w:val="D4D4D4"/>
+                <w:szCs w:val="20"/>
+              </w:rPr>
+              <w:t xml:space="preserve">  intereses: { $in: ['Java', 'JS'] }</w:t>
+            </w:r>
+          </w:p>
+        </w:tc>
+      </w:tr>
+      <w:tr>
+        <w:tblPrEx>
+          <w:tblCellMar>
+            <w:top w:w="0" w:type="dxa"/>
+            <w:bottom w:w="0" w:type="dxa"/>
+          </w:tblCellMar>
+        </w:tblPrEx>
+        <w:tc>
+          <w:tcPr>
+            <w:tcW w:w="8600" w:type="dxa"/>
+            <w:tcBorders>
+              <w:top w:val="single" w:sz="1" w:space="0" w:color="CCCCCC"/>
+              <w:left w:val="single" w:sz="1" w:space="0" w:color="CCCCCC"/>
+              <w:bottom w:val="single" w:sz="1" w:space="0" w:color="CCCCCC"/>
+              <w:right w:val="single" w:sz="1" w:space="0" w:color="CCCCCC"/>
+            </w:tcBorders>
+            <w:shd w:val="clear" w:color="auto" w:fill="1E1E1E"/>
+            <w:tcMar>
+              <w:top w:w="100" w:type="dxa"/>
+              <w:left w:w="150" w:type="dxa"/>
+              <w:bottom w:w="100" w:type="dxa"/>
+              <w:right w:w="150" w:type="dxa"/>
+            </w:tcMar>
+          </w:tcPr>
+          <w:p>
+            <w:r>
+              <w:rPr>
+                <w:rFonts w:ascii="Courier New" w:eastAsia="Courier New" w:hAnsi="Courier New" w:cs="Courier New"/>
+                <w:color w:val="D4D4D4"/>
+                <w:szCs w:val="20"/>
+              </w:rPr>
+              <w:t>});</w:t>
+            </w:r>
+          </w:p>
+        </w:tc>
+      </w:tr>
+    </w:tbl>
+    <w:p>
+      <w:r>
+        <w:t xml:space="preserve"> </w:t>
+      </w:r>
+    </w:p>
+    <w:tbl>
+      <w:tblPr>
+        <w:tblW w:w="8600" w:type="dxa"/>
+        <w:tblInd w:w="140" w:type="dxa"/>
+        <w:tblBorders>
+          <w:top w:val="single" w:sz="4" w:space="0" w:color="auto"/>
+          <w:left w:val="single" w:sz="4" w:space="0" w:color="auto"/>
+          <w:bottom w:val="single" w:sz="4" w:space="0" w:color="auto"/>
+          <w:right w:val="single" w:sz="4" w:space="0" w:color="auto"/>
+          <w:insideH w:val="single" w:sz="4" w:space="0" w:color="auto"/>
+          <w:insideV w:val="single" w:sz="4" w:space="0" w:color="auto"/>
+        </w:tblBorders>
+        <w:tblCellMar>
+          <w:left w:w="10" w:type="dxa"/>
+          <w:right w:w="10" w:type="dxa"/>
+        </w:tblCellMar>
+        <w:tblLook w:val="04A0" w:firstRow="1" w:lastRow="0" w:firstColumn="1" w:lastColumn="0" w:noHBand="0" w:noVBand="1"/>
+      </w:tblPr>
+      <w:tblGrid>
+        <w:gridCol w:w="8600"/>
+      </w:tblGrid>
+      <w:tr>
+        <w:tblPrEx>
+          <w:tblCellMar>
+            <w:top w:w="0" w:type="dxa"/>
+            <w:bottom w:w="0" w:type="dxa"/>
+          </w:tblCellMar>
+        </w:tblPrEx>
+        <w:tc>
+          <w:tcPr>
+            <w:tcW w:w="8600" w:type="dxa"/>
+            <w:tcBorders>
+              <w:top w:val="single" w:sz="4" w:space="0" w:color="2E75B6"/>
+              <w:left w:val="single" w:sz="12" w:space="0" w:color="2E75B6"/>
+              <w:bottom w:val="single" w:sz="4" w:space="0" w:color="2E75B6"/>
+              <w:right w:val="single" w:sz="4" w:space="0" w:color="2E75B6"/>
+            </w:tcBorders>
+            <w:shd w:val="clear" w:color="auto" w:fill="EBF3FB"/>
+            <w:tcMar>
+              <w:top w:w="100" w:type="dxa"/>
+              <w:left w:w="150" w:type="dxa"/>
+              <w:bottom w:w="100" w:type="dxa"/>
+              <w:right w:w="150" w:type="dxa"/>
+            </w:tcMar>
+          </w:tcPr>
+          <w:p>
+            <w:r>
+              <w:rPr>
+                <w:b/>
+                <w:bCs/>
+                <w:color w:val="1F4E79"/>
+                <w:sz w:val="22"/>
+                <w:szCs w:val="22"/>
+              </w:rPr>
+              <w:t>💡  ¿Qué es $in?</w:t>
+            </w:r>
+          </w:p>
+          <w:p>
+            <w:r>
+              <w:rPr>
+                <w:color w:val="1F3864"/>
+                <w:sz w:val="22"/>
+                <w:szCs w:val="22"/>
+              </w:rPr>
+              <w:t xml:space="preserve">$in significa 'que esté dentro de esta lista'. Es como preguntar: '¿Tienes fichas donde en el campo intereses aparezca Java o JS?' </w:t>
+            </w:r>
+            <w:proofErr w:type="spellStart"/>
+            <w:r>
+              <w:rPr>
+                <w:color w:val="1F3864"/>
+                <w:sz w:val="22"/>
+                <w:szCs w:val="22"/>
+              </w:rPr>
+              <w:t>MongoDB</w:t>
+            </w:r>
+            <w:proofErr w:type="spellEnd"/>
+            <w:r>
+              <w:rPr>
+                <w:color w:val="1F3864"/>
+                <w:sz w:val="22"/>
+                <w:szCs w:val="22"/>
+              </w:rPr>
+              <w:t xml:space="preserve"> te devuelve todas las que coincidan.</w:t>
+            </w:r>
+          </w:p>
+        </w:tc>
+      </w:tr>
+    </w:tbl>
+    <w:p>
+      <w:r>
+        <w:t xml:space="preserve">  </w:t>
+      </w:r>
+    </w:p>
+    <w:p>
+      <w:pPr>
+        <w:pStyle w:val="Ttulo2"/>
+      </w:pPr>
+      <w:r>
+        <w:rPr>
+          <w:b/>
+          <w:bCs/>
+          <w:color w:val="2E75B6"/>
+          <w:sz w:val="28"/>
+          <w:szCs w:val="28"/>
+        </w:rPr>
+        <w:t>Paso 5.3 — Modificar información existente</w:t>
+      </w:r>
+    </w:p>
+    <w:p>
+      <w:pPr>
+        <w:spacing w:before="80" w:after="100"/>
+      </w:pPr>
+      <w:r>
+        <w:rPr>
+          <w:sz w:val="22"/>
+          <w:szCs w:val="22"/>
+        </w:rPr>
+        <w:t xml:space="preserve">El curso de 'Desarrollo </w:t>
+      </w:r>
+      <w:proofErr w:type="spellStart"/>
+      <w:r>
+        <w:rPr>
+          <w:sz w:val="22"/>
+          <w:szCs w:val="22"/>
+        </w:rPr>
+        <w:t>Android</w:t>
+      </w:r>
+      <w:proofErr w:type="spellEnd"/>
+      <w:r>
+        <w:rPr>
+          <w:sz w:val="22"/>
+          <w:szCs w:val="22"/>
+        </w:rPr>
+        <w:t xml:space="preserve"> con </w:t>
+      </w:r>
+      <w:proofErr w:type="spellStart"/>
+      <w:r>
+        <w:rPr>
+          <w:sz w:val="22"/>
+          <w:szCs w:val="22"/>
+        </w:rPr>
+        <w:t>Kotlin</w:t>
+      </w:r>
+      <w:proofErr w:type="spellEnd"/>
+      <w:r>
+        <w:rPr>
+          <w:sz w:val="22"/>
+          <w:szCs w:val="22"/>
+        </w:rPr>
+        <w:t>' era gratis (precio 0). Ahora queremos cambiar su precio a 33,33 euros:</w:t>
+      </w:r>
+    </w:p>
+    <w:p>
+      <w:r>
+        <w:t xml:space="preserve"> </w:t>
+      </w:r>
+    </w:p>
+    <w:tbl>
+      <w:tblPr>
+        <w:tblW w:w="8600" w:type="dxa"/>
+        <w:tblInd w:w="140" w:type="dxa"/>
+        <w:tblBorders>
+          <w:top w:val="single" w:sz="4" w:space="0" w:color="auto"/>
+          <w:left w:val="single" w:sz="4" w:space="0" w:color="auto"/>
+          <w:bottom w:val="single" w:sz="4" w:space="0" w:color="auto"/>
+          <w:right w:val="single" w:sz="4" w:space="0" w:color="auto"/>
+          <w:insideH w:val="single" w:sz="4" w:space="0" w:color="auto"/>
+          <w:insideV w:val="single" w:sz="4" w:space="0" w:color="auto"/>
+        </w:tblBorders>
+        <w:tblCellMar>
+          <w:left w:w="10" w:type="dxa"/>
+          <w:right w:w="10" w:type="dxa"/>
+        </w:tblCellMar>
+        <w:tblLook w:val="04A0" w:firstRow="1" w:lastRow="0" w:firstColumn="1" w:lastColumn="0" w:noHBand="0" w:noVBand="1"/>
+      </w:tblPr>
+      <w:tblGrid>
+        <w:gridCol w:w="8600"/>
+      </w:tblGrid>
+      <w:tr>
+        <w:tblPrEx>
+          <w:tblCellMar>
+            <w:top w:w="0" w:type="dxa"/>
+            <w:bottom w:w="0" w:type="dxa"/>
+          </w:tblCellMar>
+        </w:tblPrEx>
+        <w:tc>
+          <w:tcPr>
+            <w:tcW w:w="8600" w:type="dxa"/>
+            <w:tcBorders>
+              <w:top w:val="single" w:sz="1" w:space="0" w:color="CCCCCC"/>
+              <w:left w:val="single" w:sz="1" w:space="0" w:color="CCCCCC"/>
+              <w:bottom w:val="single" w:sz="1" w:space="0" w:color="CCCCCC"/>
+              <w:right w:val="single" w:sz="1" w:space="0" w:color="CCCCCC"/>
+            </w:tcBorders>
+            <w:shd w:val="clear" w:color="auto" w:fill="1E1E1E"/>
+            <w:tcMar>
+              <w:top w:w="100" w:type="dxa"/>
+              <w:left w:w="150" w:type="dxa"/>
+              <w:bottom w:w="100" w:type="dxa"/>
+              <w:right w:w="150" w:type="dxa"/>
+            </w:tcMar>
+          </w:tcPr>
+          <w:p>
+            <w:r>
+              <w:rPr>
+                <w:rFonts w:ascii="Courier New" w:eastAsia="Courier New" w:hAnsi="Courier New" w:cs="Courier New"/>
+                <w:color w:val="D4D4D4"/>
+                <w:szCs w:val="20"/>
+              </w:rPr>
+              <w:t>use('academia');</w:t>
+            </w:r>
+          </w:p>
+        </w:tc>
+      </w:tr>
+      <w:tr>
+        <w:tblPrEx>
+          <w:tblCellMar>
+            <w:top w:w="0" w:type="dxa"/>
+            <w:bottom w:w="0" w:type="dxa"/>
+          </w:tblCellMar>
+        </w:tblPrEx>
+        <w:tc>
+          <w:tcPr>
+            <w:tcW w:w="8600" w:type="dxa"/>
+            <w:tcBorders>
+              <w:top w:val="single" w:sz="1" w:space="0" w:color="CCCCCC"/>
+              <w:left w:val="single" w:sz="1" w:space="0" w:color="CCCCCC"/>
+              <w:bottom w:val="single" w:sz="1" w:space="0" w:color="CCCCCC"/>
+              <w:right w:val="single" w:sz="1" w:space="0" w:color="CCCCCC"/>
+            </w:tcBorders>
+            <w:shd w:val="clear" w:color="auto" w:fill="1E1E1E"/>
+            <w:tcMar>
+              <w:top w:w="100" w:type="dxa"/>
+              <w:left w:w="150" w:type="dxa"/>
+              <w:bottom w:w="100" w:type="dxa"/>
+              <w:right w:w="150" w:type="dxa"/>
+            </w:tcMar>
+          </w:tcPr>
+          <w:p/>
+        </w:tc>
+      </w:tr>
+      <w:tr>
+        <w:tblPrEx>
+          <w:tblCellMar>
+            <w:top w:w="0" w:type="dxa"/>
+            <w:bottom w:w="0" w:type="dxa"/>
+          </w:tblCellMar>
+        </w:tblPrEx>
+        <w:tc>
+          <w:tcPr>
+            <w:tcW w:w="8600" w:type="dxa"/>
+            <w:tcBorders>
+              <w:top w:val="single" w:sz="1" w:space="0" w:color="CCCCCC"/>
+              <w:left w:val="single" w:sz="1" w:space="0" w:color="CCCCCC"/>
+              <w:bottom w:val="single" w:sz="1" w:space="0" w:color="CCCCCC"/>
+              <w:right w:val="single" w:sz="1" w:space="0" w:color="CCCCCC"/>
+            </w:tcBorders>
+            <w:shd w:val="clear" w:color="auto" w:fill="1E1E1E"/>
+            <w:tcMar>
+              <w:top w:w="100" w:type="dxa"/>
+              <w:left w:w="150" w:type="dxa"/>
+              <w:bottom w:w="100" w:type="dxa"/>
+              <w:right w:w="150" w:type="dxa"/>
+            </w:tcMar>
+          </w:tcPr>
+          <w:p>
+            <w:r>
+              <w:rPr>
+                <w:rFonts w:ascii="Courier New" w:eastAsia="Courier New" w:hAnsi="Courier New" w:cs="Courier New"/>
+                <w:color w:val="D4D4D4"/>
+                <w:szCs w:val="20"/>
+              </w:rPr>
+              <w:t xml:space="preserve">// Cambiamos el precio del curso de </w:t>
+            </w:r>
+            <w:proofErr w:type="spellStart"/>
+            <w:r>
+              <w:rPr>
+                <w:rFonts w:ascii="Courier New" w:eastAsia="Courier New" w:hAnsi="Courier New" w:cs="Courier New"/>
+                <w:color w:val="D4D4D4"/>
+                <w:szCs w:val="20"/>
+              </w:rPr>
+              <w:t>Android</w:t>
+            </w:r>
+            <w:proofErr w:type="spellEnd"/>
+          </w:p>
+        </w:tc>
+      </w:tr>
+      <w:tr>
+        <w:tblPrEx>
+          <w:tblCellMar>
+            <w:top w:w="0" w:type="dxa"/>
+            <w:bottom w:w="0" w:type="dxa"/>
+          </w:tblCellMar>
+        </w:tblPrEx>
+        <w:tc>
+          <w:tcPr>
+            <w:tcW w:w="8600" w:type="dxa"/>
+            <w:tcBorders>
+              <w:top w:val="single" w:sz="1" w:space="0" w:color="CCCCCC"/>
+              <w:left w:val="single" w:sz="1" w:space="0" w:color="CCCCCC"/>
+              <w:bottom w:val="single" w:sz="1" w:space="0" w:color="CCCCCC"/>
+              <w:right w:val="single" w:sz="1" w:space="0" w:color="CCCCCC"/>
+            </w:tcBorders>
+            <w:shd w:val="clear" w:color="auto" w:fill="1E1E1E"/>
+            <w:tcMar>
+              <w:top w:w="100" w:type="dxa"/>
+              <w:left w:w="150" w:type="dxa"/>
+              <w:bottom w:w="100" w:type="dxa"/>
+              <w:right w:w="150" w:type="dxa"/>
+            </w:tcMar>
+          </w:tcPr>
+          <w:p>
+            <w:proofErr w:type="spellStart"/>
+            <w:r>
+              <w:rPr>
+                <w:rFonts w:ascii="Courier New" w:eastAsia="Courier New" w:hAnsi="Courier New" w:cs="Courier New"/>
+                <w:color w:val="D4D4D4"/>
+                <w:szCs w:val="20"/>
+              </w:rPr>
+              <w:t>db.cursos.updateOne</w:t>
+            </w:r>
+            <w:proofErr w:type="spellEnd"/>
+            <w:r>
+              <w:rPr>
+                <w:rFonts w:ascii="Courier New" w:eastAsia="Courier New" w:hAnsi="Courier New" w:cs="Courier New"/>
+                <w:color w:val="D4D4D4"/>
+                <w:szCs w:val="20"/>
+              </w:rPr>
+              <w:t>(</w:t>
+            </w:r>
+          </w:p>
+        </w:tc>
+      </w:tr>
+      <w:tr>
+        <w:tblPrEx>
+          <w:tblCellMar>
+            <w:top w:w="0" w:type="dxa"/>
+            <w:bottom w:w="0" w:type="dxa"/>
+          </w:tblCellMar>
+        </w:tblPrEx>
+        <w:tc>
+          <w:tcPr>
+            <w:tcW w:w="8600" w:type="dxa"/>
+            <w:tcBorders>
+              <w:top w:val="single" w:sz="1" w:space="0" w:color="CCCCCC"/>
+              <w:left w:val="single" w:sz="1" w:space="0" w:color="CCCCCC"/>
+              <w:bottom w:val="single" w:sz="1" w:space="0" w:color="CCCCCC"/>
+              <w:right w:val="single" w:sz="1" w:space="0" w:color="CCCCCC"/>
+            </w:tcBorders>
+            <w:shd w:val="clear" w:color="auto" w:fill="1E1E1E"/>
+            <w:tcMar>
+              <w:top w:w="100" w:type="dxa"/>
+              <w:left w:w="150" w:type="dxa"/>
+              <w:bottom w:w="100" w:type="dxa"/>
+              <w:right w:w="150" w:type="dxa"/>
+            </w:tcMar>
+          </w:tcPr>
+          <w:p>
+            <w:r>
+              <w:rPr>
+                <w:rFonts w:ascii="Courier New" w:eastAsia="Courier New" w:hAnsi="Courier New" w:cs="Courier New"/>
+                <w:color w:val="D4D4D4"/>
+                <w:szCs w:val="20"/>
+              </w:rPr>
+              <w:t xml:space="preserve">  { </w:t>
+            </w:r>
+            <w:proofErr w:type="spellStart"/>
+            <w:r>
+              <w:rPr>
+                <w:rFonts w:ascii="Courier New" w:eastAsia="Courier New" w:hAnsi="Courier New" w:cs="Courier New"/>
+                <w:color w:val="D4D4D4"/>
+                <w:szCs w:val="20"/>
+              </w:rPr>
+              <w:t>titulo</w:t>
+            </w:r>
+            <w:proofErr w:type="spellEnd"/>
+            <w:r>
+              <w:rPr>
+                <w:rFonts w:ascii="Courier New" w:eastAsia="Courier New" w:hAnsi="Courier New" w:cs="Courier New"/>
+                <w:color w:val="D4D4D4"/>
+                <w:szCs w:val="20"/>
+              </w:rPr>
+              <w:t xml:space="preserve">: 'Desarrollo </w:t>
+            </w:r>
+            <w:proofErr w:type="spellStart"/>
+            <w:r>
+              <w:rPr>
+                <w:rFonts w:ascii="Courier New" w:eastAsia="Courier New" w:hAnsi="Courier New" w:cs="Courier New"/>
+                <w:color w:val="D4D4D4"/>
+                <w:szCs w:val="20"/>
+              </w:rPr>
+              <w:t>Android</w:t>
+            </w:r>
+            <w:proofErr w:type="spellEnd"/>
+            <w:r>
+              <w:rPr>
+                <w:rFonts w:ascii="Courier New" w:eastAsia="Courier New" w:hAnsi="Courier New" w:cs="Courier New"/>
+                <w:color w:val="D4D4D4"/>
+                <w:szCs w:val="20"/>
+              </w:rPr>
+              <w:t xml:space="preserve"> con </w:t>
+            </w:r>
+            <w:proofErr w:type="spellStart"/>
+            <w:r>
+              <w:rPr>
+                <w:rFonts w:ascii="Courier New" w:eastAsia="Courier New" w:hAnsi="Courier New" w:cs="Courier New"/>
+                <w:color w:val="D4D4D4"/>
+                <w:szCs w:val="20"/>
+              </w:rPr>
+              <w:t>Kotlin</w:t>
+            </w:r>
+            <w:proofErr w:type="spellEnd"/>
+            <w:r>
+              <w:rPr>
+                <w:rFonts w:ascii="Courier New" w:eastAsia="Courier New" w:hAnsi="Courier New" w:cs="Courier New"/>
+                <w:color w:val="D4D4D4"/>
+                <w:szCs w:val="20"/>
+              </w:rPr>
+              <w:t>' },</w:t>
+            </w:r>
+          </w:p>
+        </w:tc>
+      </w:tr>
+      <w:tr>
+        <w:tblPrEx>
+          <w:tblCellMar>
+            <w:top w:w="0" w:type="dxa"/>
+            <w:bottom w:w="0" w:type="dxa"/>
+          </w:tblCellMar>
+        </w:tblPrEx>
+        <w:tc>
+          <w:tcPr>
+            <w:tcW w:w="8600" w:type="dxa"/>
+            <w:tcBorders>
+              <w:top w:val="single" w:sz="1" w:space="0" w:color="CCCCCC"/>
+              <w:left w:val="single" w:sz="1" w:space="0" w:color="CCCCCC"/>
+              <w:bottom w:val="single" w:sz="1" w:space="0" w:color="CCCCCC"/>
+              <w:right w:val="single" w:sz="1" w:space="0" w:color="CCCCCC"/>
+            </w:tcBorders>
+            <w:shd w:val="clear" w:color="auto" w:fill="1E1E1E"/>
+            <w:tcMar>
+              <w:top w:w="100" w:type="dxa"/>
+              <w:left w:w="150" w:type="dxa"/>
+              <w:bottom w:w="100" w:type="dxa"/>
+              <w:right w:w="150" w:type="dxa"/>
+            </w:tcMar>
+          </w:tcPr>
+          <w:p>
+            <w:r>
+              <w:rPr>
+                <w:rFonts w:ascii="Courier New" w:eastAsia="Courier New" w:hAnsi="Courier New" w:cs="Courier New"/>
+                <w:color w:val="D4D4D4"/>
+                <w:szCs w:val="20"/>
+              </w:rPr>
+              <w:t xml:space="preserve">  { $set: { precio: 33.33 } }</w:t>
+            </w:r>
+          </w:p>
+        </w:tc>
+      </w:tr>
+      <w:tr>
+        <w:tblPrEx>
+          <w:tblCellMar>
+            <w:top w:w="0" w:type="dxa"/>
+            <w:bottom w:w="0" w:type="dxa"/>
+          </w:tblCellMar>
+        </w:tblPrEx>
+        <w:tc>
+          <w:tcPr>
+            <w:tcW w:w="8600" w:type="dxa"/>
+            <w:tcBorders>
+              <w:top w:val="single" w:sz="1" w:space="0" w:color="CCCCCC"/>
+              <w:left w:val="single" w:sz="1" w:space="0" w:color="CCCCCC"/>
+              <w:bottom w:val="single" w:sz="1" w:space="0" w:color="CCCCCC"/>
+              <w:right w:val="single" w:sz="1" w:space="0" w:color="CCCCCC"/>
+            </w:tcBorders>
+            <w:shd w:val="clear" w:color="auto" w:fill="1E1E1E"/>
+            <w:tcMar>
+              <w:top w:w="100" w:type="dxa"/>
+              <w:left w:w="150" w:type="dxa"/>
+              <w:bottom w:w="100" w:type="dxa"/>
+              <w:right w:w="150" w:type="dxa"/>
+            </w:tcMar>
+          </w:tcPr>
+          <w:p>
+            <w:r>
+              <w:rPr>
+                <w:rFonts w:ascii="Courier New" w:eastAsia="Courier New" w:hAnsi="Courier New" w:cs="Courier New"/>
+                <w:color w:val="D4D4D4"/>
+                <w:szCs w:val="20"/>
+              </w:rPr>
+              <w:t>);</w:t>
+            </w:r>
+          </w:p>
+        </w:tc>
+      </w:tr>
+    </w:tbl>
+    <w:p>
+      <w:r>
+        <w:t xml:space="preserve"> </w:t>
+      </w:r>
+    </w:p>
+    <w:p>
+      <w:pPr>
+        <w:spacing w:before="80" w:after="100"/>
+      </w:pPr>
+      <w:r>
+        <w:rPr>
+          <w:sz w:val="22"/>
+          <w:szCs w:val="22"/>
+        </w:rPr>
+        <w:t>Este comando tiene dos partes:</w:t>
+      </w:r>
+    </w:p>
+    <w:p>
+      <w:pPr>
+        <w:pStyle w:val="Prrafodelista"/>
+        <w:numPr>
+          <w:ilvl w:val="0"/>
+          <w:numId w:val="10"/>
+        </w:numPr>
+        <w:spacing w:before="60" w:after="60" w:line="240" w:lineRule="auto"/>
+        <w:contextualSpacing w:val="0"/>
+        <w:jc w:val="left"/>
+      </w:pPr>
+      <w:r>
+        <w:rPr>
+          <w:b/>
+          <w:bCs/>
+          <w:sz w:val="22"/>
+          <w:szCs w:val="22"/>
+        </w:rPr>
+        <w:t xml:space="preserve">  → Le decimos CUÁL es la ficha que queremos cambiar (la que tenga ese título).</w:t>
+      </w:r>
+      <w:r>
+        <w:rPr>
+          <w:sz w:val="22"/>
+          <w:szCs w:val="22"/>
+        </w:rPr>
+        <w:t xml:space="preserve">Primera parte: { </w:t>
+      </w:r>
+      <w:proofErr w:type="spellStart"/>
+      <w:r>
+        <w:rPr>
+          <w:sz w:val="22"/>
+          <w:szCs w:val="22"/>
+        </w:rPr>
+        <w:t>titulo</w:t>
+      </w:r>
+      <w:proofErr w:type="spellEnd"/>
+      <w:r>
+        <w:rPr>
+          <w:sz w:val="22"/>
+          <w:szCs w:val="22"/>
+        </w:rPr>
+        <w:t xml:space="preserve">: 'Desarrollo </w:t>
+      </w:r>
+      <w:proofErr w:type="spellStart"/>
+      <w:r>
+        <w:rPr>
+          <w:sz w:val="22"/>
+          <w:szCs w:val="22"/>
+        </w:rPr>
+        <w:t>Android</w:t>
+      </w:r>
+      <w:proofErr w:type="spellEnd"/>
+      <w:r>
+        <w:rPr>
+          <w:sz w:val="22"/>
+          <w:szCs w:val="22"/>
+        </w:rPr>
+        <w:t xml:space="preserve"> con </w:t>
+      </w:r>
+      <w:proofErr w:type="spellStart"/>
+      <w:r>
+        <w:rPr>
+          <w:sz w:val="22"/>
+          <w:szCs w:val="22"/>
+        </w:rPr>
+        <w:t>Kotlin</w:t>
+      </w:r>
+      <w:proofErr w:type="spellEnd"/>
+      <w:r>
+        <w:rPr>
+          <w:sz w:val="22"/>
+          <w:szCs w:val="22"/>
+        </w:rPr>
+        <w:t>' }</w:t>
+      </w:r>
+    </w:p>
+    <w:p>
+      <w:pPr>
+        <w:pStyle w:val="Prrafodelista"/>
+        <w:numPr>
+          <w:ilvl w:val="0"/>
+          <w:numId w:val="10"/>
+        </w:numPr>
+        <w:spacing w:before="60" w:after="60" w:line="240" w:lineRule="auto"/>
+        <w:contextualSpacing w:val="0"/>
+        <w:jc w:val="left"/>
+      </w:pPr>
+      <w:r>
+        <w:rPr>
+          <w:b/>
+          <w:bCs/>
+          <w:sz w:val="22"/>
+          <w:szCs w:val="22"/>
+        </w:rPr>
+        <w:t xml:space="preserve">  → Le decimos QUÉ queremos cambiar (el precio, y el nuevo valor).</w:t>
+      </w:r>
+      <w:r>
+        <w:rPr>
+          <w:sz w:val="22"/>
+          <w:szCs w:val="22"/>
+        </w:rPr>
+        <w:t>Segunda parte: { $set: { precio: 33.33 } }</w:t>
+      </w:r>
+    </w:p>
+    <w:p>
+      <w:r>
+        <w:t xml:space="preserve"> </w:t>
+      </w:r>
+    </w:p>
+    <w:p>
+      <w:pPr>
+        <w:spacing w:before="120" w:after="120"/>
+        <w:ind w:left="360"/>
+      </w:pPr>
+      <w:r>
+        <w:rPr>
+          <w:sz w:val="22"/>
+          <w:szCs w:val="22"/>
+        </w:rPr>
+        <w:t xml:space="preserve">✏️  </w:t>
+      </w:r>
+      <w:r>
+        <w:rPr>
+          <w:i/>
+          <w:iCs/>
+          <w:color w:val="595959"/>
+          <w:sz w:val="22"/>
+          <w:szCs w:val="22"/>
+        </w:rPr>
+        <w:t>$set significa 'establece este nuevo valor'. Es como borrar el precio viejo en la ficha y escribir el nuevo.</w:t>
+      </w:r>
+    </w:p>
+    <w:p>
+      <w:r>
+        <w:br w:type="page"/>
+      </w:r>
+    </w:p>
+    <w:p>
+      <w:pPr>
+        <w:pStyle w:val="Ttulo1"/>
+      </w:pPr>
+      <w:r>
+        <w:rPr>
+          <w:b/>
+          <w:bCs/>
+          <w:color w:val="1F4E79"/>
+          <w:sz w:val="36"/>
+          <w:szCs w:val="36"/>
+        </w:rPr>
+        <w:lastRenderedPageBreak/>
+        <w:t>PARTE 6: Ejecutar las instrucciones</w:t>
+      </w:r>
+    </w:p>
+    <w:p>
+      <w:pPr>
+        <w:pStyle w:val="Ttulo2"/>
+      </w:pPr>
+      <w:r>
+        <w:rPr>
+          <w:b/>
+          <w:bCs/>
+          <w:color w:val="2E75B6"/>
+          <w:sz w:val="28"/>
+          <w:szCs w:val="28"/>
+        </w:rPr>
+        <w:t xml:space="preserve">Cómo lanzar el archivo en VS </w:t>
+      </w:r>
+      <w:proofErr w:type="spellStart"/>
+      <w:r>
+        <w:rPr>
+          <w:b/>
+          <w:bCs/>
+          <w:color w:val="2E75B6"/>
+          <w:sz w:val="28"/>
+          <w:szCs w:val="28"/>
+        </w:rPr>
+        <w:t>Code</w:t>
+      </w:r>
+      <w:proofErr w:type="spellEnd"/>
+    </w:p>
+    <w:p>
+      <w:pPr>
+        <w:spacing w:before="80" w:after="100"/>
+      </w:pPr>
+      <w:r>
+        <w:rPr>
+          <w:sz w:val="22"/>
+          <w:szCs w:val="22"/>
+        </w:rPr>
+        <w:t xml:space="preserve">Has escrito todas las instrucciones en el archivo. Ahora hay que ejecutarlas para que </w:t>
+      </w:r>
+      <w:proofErr w:type="spellStart"/>
+      <w:r>
+        <w:rPr>
+          <w:sz w:val="22"/>
+          <w:szCs w:val="22"/>
+        </w:rPr>
+        <w:t>MongoDB</w:t>
+      </w:r>
+      <w:proofErr w:type="spellEnd"/>
+      <w:r>
+        <w:rPr>
+          <w:sz w:val="22"/>
+          <w:szCs w:val="22"/>
+        </w:rPr>
+        <w:t xml:space="preserve"> las lleve a cabo.</w:t>
+      </w:r>
+    </w:p>
+    <w:p>
+      <w:r>
+        <w:t xml:space="preserve"> </w:t>
+      </w:r>
+    </w:p>
+    <w:p>
+      <w:pPr>
+        <w:pStyle w:val="Prrafodelista"/>
+        <w:numPr>
+          <w:ilvl w:val="0"/>
+          <w:numId w:val="11"/>
+        </w:numPr>
+        <w:spacing w:before="80" w:after="80" w:line="240" w:lineRule="auto"/>
+        <w:contextualSpacing w:val="0"/>
+        <w:jc w:val="left"/>
+      </w:pPr>
+      <w:r>
+        <w:rPr>
+          <w:sz w:val="22"/>
+          <w:szCs w:val="22"/>
+        </w:rPr>
+        <w:t xml:space="preserve">Asegúrate de que el archivo gestion_academia.mongodb.js está abierto en VS </w:t>
+      </w:r>
+      <w:proofErr w:type="spellStart"/>
+      <w:r>
+        <w:rPr>
+          <w:sz w:val="22"/>
+          <w:szCs w:val="22"/>
+        </w:rPr>
+        <w:t>Code</w:t>
+      </w:r>
+      <w:proofErr w:type="spellEnd"/>
+      <w:r>
+        <w:rPr>
+          <w:sz w:val="22"/>
+          <w:szCs w:val="22"/>
+        </w:rPr>
+        <w:t>.</w:t>
+      </w:r>
+    </w:p>
+    <w:p>
+      <w:pPr>
+        <w:pStyle w:val="Prrafodelista"/>
+        <w:numPr>
+          <w:ilvl w:val="0"/>
+          <w:numId w:val="11"/>
+        </w:numPr>
+        <w:spacing w:before="80" w:after="80" w:line="240" w:lineRule="auto"/>
+        <w:contextualSpacing w:val="0"/>
+        <w:jc w:val="left"/>
+      </w:pPr>
+      <w:r>
+        <w:rPr>
+          <w:sz w:val="22"/>
+          <w:szCs w:val="22"/>
+        </w:rPr>
+        <w:t>Haz clic derecho en cualquier parte del texto del archivo.</w:t>
+      </w:r>
+    </w:p>
+    <w:p>
+      <w:pPr>
+        <w:pStyle w:val="Prrafodelista"/>
+        <w:numPr>
+          <w:ilvl w:val="0"/>
+          <w:numId w:val="11"/>
+        </w:numPr>
+        <w:spacing w:before="80" w:after="80" w:line="240" w:lineRule="auto"/>
+        <w:contextualSpacing w:val="0"/>
+        <w:jc w:val="left"/>
+      </w:pPr>
+      <w:r>
+        <w:rPr>
+          <w:sz w:val="22"/>
+          <w:szCs w:val="22"/>
+        </w:rPr>
+        <w:t>En el menú que aparece, busca y haz clic en '</w:t>
+      </w:r>
+      <w:proofErr w:type="spellStart"/>
+      <w:r>
+        <w:rPr>
+          <w:sz w:val="22"/>
+          <w:szCs w:val="22"/>
+        </w:rPr>
+        <w:t>Run</w:t>
+      </w:r>
+      <w:proofErr w:type="spellEnd"/>
+      <w:r>
+        <w:rPr>
+          <w:sz w:val="22"/>
+          <w:szCs w:val="22"/>
+        </w:rPr>
+        <w:t xml:space="preserve"> </w:t>
+      </w:r>
+      <w:proofErr w:type="spellStart"/>
+      <w:r>
+        <w:rPr>
+          <w:sz w:val="22"/>
+          <w:szCs w:val="22"/>
+        </w:rPr>
+        <w:t>All</w:t>
+      </w:r>
+      <w:proofErr w:type="spellEnd"/>
+      <w:r>
+        <w:rPr>
+          <w:sz w:val="22"/>
+          <w:szCs w:val="22"/>
+        </w:rPr>
+        <w:t>'.</w:t>
+      </w:r>
+    </w:p>
+    <w:p>
+      <w:pPr>
+        <w:pStyle w:val="Prrafodelista"/>
+        <w:numPr>
+          <w:ilvl w:val="0"/>
+          <w:numId w:val="11"/>
+        </w:numPr>
+        <w:spacing w:before="80" w:after="80" w:line="240" w:lineRule="auto"/>
+        <w:contextualSpacing w:val="0"/>
+        <w:jc w:val="left"/>
+      </w:pPr>
+      <w:r>
+        <w:rPr>
+          <w:sz w:val="22"/>
+          <w:szCs w:val="22"/>
+        </w:rPr>
+        <w:t xml:space="preserve">Verás en la parte inferior de VS </w:t>
+      </w:r>
+      <w:proofErr w:type="spellStart"/>
+      <w:r>
+        <w:rPr>
+          <w:sz w:val="22"/>
+          <w:szCs w:val="22"/>
+        </w:rPr>
+        <w:t>Code</w:t>
+      </w:r>
+      <w:proofErr w:type="spellEnd"/>
+      <w:r>
+        <w:rPr>
+          <w:sz w:val="22"/>
+          <w:szCs w:val="22"/>
+        </w:rPr>
+        <w:t xml:space="preserve"> el resultado de cada instrucción.</w:t>
+      </w:r>
+    </w:p>
+    <w:p>
+      <w:r>
+        <w:t xml:space="preserve"> </w:t>
+      </w:r>
+    </w:p>
+    <w:tbl>
+      <w:tblPr>
+        <w:tblW w:w="8600" w:type="dxa"/>
+        <w:tblInd w:w="140" w:type="dxa"/>
+        <w:tblBorders>
+          <w:top w:val="single" w:sz="4" w:space="0" w:color="auto"/>
+          <w:left w:val="single" w:sz="4" w:space="0" w:color="auto"/>
+          <w:bottom w:val="single" w:sz="4" w:space="0" w:color="auto"/>
+          <w:right w:val="single" w:sz="4" w:space="0" w:color="auto"/>
+          <w:insideH w:val="single" w:sz="4" w:space="0" w:color="auto"/>
+          <w:insideV w:val="single" w:sz="4" w:space="0" w:color="auto"/>
+        </w:tblBorders>
+        <w:tblCellMar>
+          <w:left w:w="10" w:type="dxa"/>
+          <w:right w:w="10" w:type="dxa"/>
+        </w:tblCellMar>
+        <w:tblLook w:val="04A0" w:firstRow="1" w:lastRow="0" w:firstColumn="1" w:lastColumn="0" w:noHBand="0" w:noVBand="1"/>
+      </w:tblPr>
+      <w:tblGrid>
+        <w:gridCol w:w="8600"/>
+      </w:tblGrid>
+      <w:tr>
+        <w:tblPrEx>
+          <w:tblCellMar>
+            <w:top w:w="0" w:type="dxa"/>
+            <w:bottom w:w="0" w:type="dxa"/>
+          </w:tblCellMar>
+        </w:tblPrEx>
+        <w:tc>
+          <w:tcPr>
+            <w:tcW w:w="8600" w:type="dxa"/>
+            <w:tcBorders>
+              <w:top w:val="single" w:sz="4" w:space="0" w:color="FF8C00"/>
+              <w:left w:val="single" w:sz="12" w:space="0" w:color="FF8C00"/>
+              <w:bottom w:val="single" w:sz="4" w:space="0" w:color="FF8C00"/>
+              <w:right w:val="single" w:sz="4" w:space="0" w:color="FF8C00"/>
+            </w:tcBorders>
+            <w:shd w:val="clear" w:color="auto" w:fill="FFF3E0"/>
+            <w:tcMar>
+              <w:top w:w="100" w:type="dxa"/>
+              <w:left w:w="150" w:type="dxa"/>
+              <w:bottom w:w="100" w:type="dxa"/>
+              <w:right w:w="150" w:type="dxa"/>
+            </w:tcMar>
+          </w:tcPr>
+          <w:p>
+            <w:r>
+              <w:rPr>
+                <w:b/>
+                <w:bCs/>
+                <w:color w:val="E65100"/>
+                <w:sz w:val="22"/>
+                <w:szCs w:val="22"/>
+              </w:rPr>
+              <w:t xml:space="preserve">⚠️  IMPORTANTE: </w:t>
+            </w:r>
+            <w:r>
+              <w:rPr>
+                <w:color w:val="4A2800"/>
+                <w:sz w:val="22"/>
+                <w:szCs w:val="22"/>
+              </w:rPr>
+              <w:t>Si aparece un error en rojo, lo más probable es que haya un error de tipografía: una coma que falta, un paréntesis mal cerrado, o una comilla de más. Revisa el código línea por línea.</w:t>
+            </w:r>
+          </w:p>
+        </w:tc>
+      </w:tr>
+    </w:tbl>
+    <w:p>
+      <w:r>
+        <w:t xml:space="preserve"> </w:t>
+      </w:r>
+    </w:p>
+    <w:tbl>
+      <w:tblPr>
+        <w:tblW w:w="8600" w:type="dxa"/>
+        <w:tblInd w:w="140" w:type="dxa"/>
+        <w:tblBorders>
+          <w:top w:val="single" w:sz="4" w:space="0" w:color="auto"/>
+          <w:left w:val="single" w:sz="4" w:space="0" w:color="auto"/>
+          <w:bottom w:val="single" w:sz="4" w:space="0" w:color="auto"/>
+          <w:right w:val="single" w:sz="4" w:space="0" w:color="auto"/>
+          <w:insideH w:val="single" w:sz="4" w:space="0" w:color="auto"/>
+          <w:insideV w:val="single" w:sz="4" w:space="0" w:color="auto"/>
+        </w:tblBorders>
+        <w:tblCellMar>
+          <w:left w:w="10" w:type="dxa"/>
+          <w:right w:w="10" w:type="dxa"/>
+        </w:tblCellMar>
+        <w:tblLook w:val="04A0" w:firstRow="1" w:lastRow="0" w:firstColumn="1" w:lastColumn="0" w:noHBand="0" w:noVBand="1"/>
+      </w:tblPr>
+      <w:tblGrid>
+        <w:gridCol w:w="8600"/>
+      </w:tblGrid>
+      <w:tr>
+        <w:tblPrEx>
+          <w:tblCellMar>
+            <w:top w:w="0" w:type="dxa"/>
+            <w:bottom w:w="0" w:type="dxa"/>
+          </w:tblCellMar>
+        </w:tblPrEx>
+        <w:tc>
+          <w:tcPr>
+            <w:tcW w:w="8600" w:type="dxa"/>
+            <w:tcBorders>
+              <w:top w:val="single" w:sz="4" w:space="0" w:color="2E75B6"/>
+              <w:left w:val="single" w:sz="12" w:space="0" w:color="2E75B6"/>
+              <w:bottom w:val="single" w:sz="4" w:space="0" w:color="2E75B6"/>
+              <w:right w:val="single" w:sz="4" w:space="0" w:color="2E75B6"/>
+            </w:tcBorders>
+            <w:shd w:val="clear" w:color="auto" w:fill="EBF3FB"/>
+            <w:tcMar>
+              <w:top w:w="100" w:type="dxa"/>
+              <w:left w:w="150" w:type="dxa"/>
+              <w:bottom w:w="100" w:type="dxa"/>
+              <w:right w:w="150" w:type="dxa"/>
+            </w:tcMar>
+          </w:tcPr>
+          <w:p>
+            <w:r>
+              <w:rPr>
+                <w:b/>
+                <w:bCs/>
+                <w:color w:val="1F4E79"/>
+                <w:sz w:val="22"/>
+                <w:szCs w:val="22"/>
+              </w:rPr>
+              <w:t>✅  ¿Cómo sé que funcionó?</w:t>
+            </w:r>
+          </w:p>
+          <w:p>
+            <w:r>
+              <w:rPr>
+                <w:color w:val="1F3864"/>
+                <w:sz w:val="22"/>
+                <w:szCs w:val="22"/>
+              </w:rPr>
+              <w:t>Si la inserción fue bien, verás mensajes como '</w:t>
+            </w:r>
+            <w:proofErr w:type="spellStart"/>
+            <w:r>
+              <w:rPr>
+                <w:color w:val="1F3864"/>
+                <w:sz w:val="22"/>
+                <w:szCs w:val="22"/>
+              </w:rPr>
+              <w:t>insertedCount</w:t>
+            </w:r>
+            <w:proofErr w:type="spellEnd"/>
+            <w:r>
+              <w:rPr>
+                <w:color w:val="1F3864"/>
+                <w:sz w:val="22"/>
+                <w:szCs w:val="22"/>
+              </w:rPr>
+              <w:t>: 1' o '</w:t>
+            </w:r>
+            <w:proofErr w:type="spellStart"/>
+            <w:r>
+              <w:rPr>
+                <w:color w:val="1F3864"/>
+                <w:sz w:val="22"/>
+                <w:szCs w:val="22"/>
+              </w:rPr>
+              <w:t>insertedCount</w:t>
+            </w:r>
+            <w:proofErr w:type="spellEnd"/>
+            <w:r>
+              <w:rPr>
+                <w:color w:val="1F3864"/>
+                <w:sz w:val="22"/>
+                <w:szCs w:val="22"/>
+              </w:rPr>
+              <w:t>: 2'. Si fue la modificación, verás '</w:t>
+            </w:r>
+            <w:proofErr w:type="spellStart"/>
+            <w:r>
+              <w:rPr>
+                <w:color w:val="1F3864"/>
+                <w:sz w:val="22"/>
+                <w:szCs w:val="22"/>
+              </w:rPr>
+              <w:t>modifiedCount</w:t>
+            </w:r>
+            <w:proofErr w:type="spellEnd"/>
+            <w:r>
+              <w:rPr>
+                <w:color w:val="1F3864"/>
+                <w:sz w:val="22"/>
+                <w:szCs w:val="22"/>
+              </w:rPr>
+              <w:t>: 1'. ¡Eso significa que todo salió perfecto!</w:t>
+            </w:r>
+          </w:p>
+        </w:tc>
+      </w:tr>
+    </w:tbl>
+    <w:p>
+      <w:r>
+        <w:br w:type="page"/>
+      </w:r>
+    </w:p>
+    <w:p>
       <w:pPr>
         <w:spacing w:before="105" w:after="105" w:line="360" w:lineRule="auto"/>
         <w:ind w:left="540" w:firstLine="0"/>
@@ -7802,8 +16829,18 @@
           <w:sz w:val="24"/>
         </w:rPr>
       </w:pPr>
-      <w:bookmarkStart w:id="0" w:name="_GoBack"/>
-      <w:bookmarkEnd w:id="0"/>
+    </w:p>
+    <w:p>
+      <w:pPr>
+        <w:spacing w:before="105" w:after="105" w:line="360" w:lineRule="auto"/>
+        <w:ind w:left="540" w:firstLine="0"/>
+        <w:jc w:val="left"/>
+        <w:rPr>
+          <w:rFonts w:ascii="Merriweather" w:eastAsia="Georgia" w:hAnsi="Merriweather" w:cs="Georgia"/>
+          <w:color w:val="000000"/>
+          <w:sz w:val="24"/>
+        </w:rPr>
+      </w:pPr>
     </w:p>
     <w:sectPr>
       <w:headerReference w:type="even" r:id="rId15"/>
@@ -8159,6 +17196,60 @@
     </w:lvl>
   </w:abstractNum>
   <w:abstractNum w:abstractNumId="1">
+    <w:nsid w:val="04236915"/>
+    <w:multiLevelType w:val="hybridMultilevel"/>
+    <w:tmpl w:val="4EEAEB36"/>
+    <w:lvl w:ilvl="0" w:tplc="2ECE10DA">
+      <w:start w:val="1"/>
+      <w:numFmt w:val="bullet"/>
+      <w:lvlText w:val="•"/>
+      <w:lvlJc w:val="left"/>
+      <w:pPr>
+        <w:ind w:left="720" w:hanging="360"/>
+      </w:pPr>
+    </w:lvl>
+    <w:lvl w:ilvl="1" w:tplc="BA525CE6">
+      <w:numFmt w:val="decimal"/>
+      <w:lvlText w:val=""/>
+      <w:lvlJc w:val="left"/>
+    </w:lvl>
+    <w:lvl w:ilvl="2" w:tplc="420063D2">
+      <w:numFmt w:val="decimal"/>
+      <w:lvlText w:val=""/>
+      <w:lvlJc w:val="left"/>
+    </w:lvl>
+    <w:lvl w:ilvl="3" w:tplc="07F0CFD6">
+      <w:numFmt w:val="decimal"/>
+      <w:lvlText w:val=""/>
+      <w:lvlJc w:val="left"/>
+    </w:lvl>
+    <w:lvl w:ilvl="4" w:tplc="C7CC84E2">
+      <w:numFmt w:val="decimal"/>
+      <w:lvlText w:val=""/>
+      <w:lvlJc w:val="left"/>
+    </w:lvl>
+    <w:lvl w:ilvl="5" w:tplc="71D42EDA">
+      <w:numFmt w:val="decimal"/>
+      <w:lvlText w:val=""/>
+      <w:lvlJc w:val="left"/>
+    </w:lvl>
+    <w:lvl w:ilvl="6" w:tplc="B6BAB3DC">
+      <w:numFmt w:val="decimal"/>
+      <w:lvlText w:val=""/>
+      <w:lvlJc w:val="left"/>
+    </w:lvl>
+    <w:lvl w:ilvl="7" w:tplc="7BFCEC90">
+      <w:numFmt w:val="decimal"/>
+      <w:lvlText w:val=""/>
+      <w:lvlJc w:val="left"/>
+    </w:lvl>
+    <w:lvl w:ilvl="8" w:tplc="F91093D2">
+      <w:numFmt w:val="decimal"/>
+      <w:lvlText w:val=""/>
+      <w:lvlJc w:val="left"/>
+    </w:lvl>
+  </w:abstractNum>
+  <w:abstractNum w:abstractNumId="2">
     <w:nsid w:val="09C46715"/>
     <w:multiLevelType w:val="multilevel"/>
     <w:tmpl w:val="CDE42C42"/>
@@ -8307,7 +17398,7 @@
       </w:rPr>
     </w:lvl>
   </w:abstractNum>
-  <w:abstractNum w:abstractNumId="2">
+  <w:abstractNum w:abstractNumId="3">
     <w:nsid w:val="16FD2B9D"/>
     <w:multiLevelType w:val="hybridMultilevel"/>
     <w:tmpl w:val="B7CA3792"/>
@@ -8367,7 +17458,7 @@
       <w:lvlJc w:val="left"/>
     </w:lvl>
   </w:abstractNum>
-  <w:abstractNum w:abstractNumId="3">
+  <w:abstractNum w:abstractNumId="4">
     <w:nsid w:val="201914BE"/>
     <w:multiLevelType w:val="hybridMultilevel"/>
     <w:tmpl w:val="C07E1C28"/>
@@ -8579,7 +17670,7 @@
       </w:rPr>
     </w:lvl>
   </w:abstractNum>
-  <w:abstractNum w:abstractNumId="4">
+  <w:abstractNum w:abstractNumId="5">
     <w:nsid w:val="27C56266"/>
     <w:multiLevelType w:val="multilevel"/>
     <w:tmpl w:val="5CDE37FA"/>
@@ -8728,7 +17819,7 @@
       </w:rPr>
     </w:lvl>
   </w:abstractNum>
-  <w:abstractNum w:abstractNumId="5">
+  <w:abstractNum w:abstractNumId="6">
     <w:nsid w:val="284F18F6"/>
     <w:multiLevelType w:val="hybridMultilevel"/>
     <w:tmpl w:val="7C34405C"/>
@@ -8940,7 +18031,61 @@
       </w:rPr>
     </w:lvl>
   </w:abstractNum>
-  <w:abstractNum w:abstractNumId="6">
+  <w:abstractNum w:abstractNumId="7">
+    <w:nsid w:val="336C6496"/>
+    <w:multiLevelType w:val="hybridMultilevel"/>
+    <w:tmpl w:val="477CBAB4"/>
+    <w:lvl w:ilvl="0" w:tplc="0952E6A2">
+      <w:start w:val="1"/>
+      <w:numFmt w:val="decimal"/>
+      <w:lvlText w:val="%1."/>
+      <w:lvlJc w:val="left"/>
+      <w:pPr>
+        <w:ind w:left="720" w:hanging="360"/>
+      </w:pPr>
+    </w:lvl>
+    <w:lvl w:ilvl="1" w:tplc="82129484">
+      <w:numFmt w:val="decimal"/>
+      <w:lvlText w:val=""/>
+      <w:lvlJc w:val="left"/>
+    </w:lvl>
+    <w:lvl w:ilvl="2" w:tplc="12ACA876">
+      <w:numFmt w:val="decimal"/>
+      <w:lvlText w:val=""/>
+      <w:lvlJc w:val="left"/>
+    </w:lvl>
+    <w:lvl w:ilvl="3" w:tplc="2124E6B0">
+      <w:numFmt w:val="decimal"/>
+      <w:lvlText w:val=""/>
+      <w:lvlJc w:val="left"/>
+    </w:lvl>
+    <w:lvl w:ilvl="4" w:tplc="AC34DEA2">
+      <w:numFmt w:val="decimal"/>
+      <w:lvlText w:val=""/>
+      <w:lvlJc w:val="left"/>
+    </w:lvl>
+    <w:lvl w:ilvl="5" w:tplc="6974E678">
+      <w:numFmt w:val="decimal"/>
+      <w:lvlText w:val=""/>
+      <w:lvlJc w:val="left"/>
+    </w:lvl>
+    <w:lvl w:ilvl="6" w:tplc="06FC48C8">
+      <w:numFmt w:val="decimal"/>
+      <w:lvlText w:val=""/>
+      <w:lvlJc w:val="left"/>
+    </w:lvl>
+    <w:lvl w:ilvl="7" w:tplc="6CAEDF56">
+      <w:numFmt w:val="decimal"/>
+      <w:lvlText w:val=""/>
+      <w:lvlJc w:val="left"/>
+    </w:lvl>
+    <w:lvl w:ilvl="8" w:tplc="6E6A518C">
+      <w:numFmt w:val="decimal"/>
+      <w:lvlText w:val=""/>
+      <w:lvlJc w:val="left"/>
+    </w:lvl>
+  </w:abstractNum>
+  <w:abstractNum w:abstractNumId="8">
     <w:nsid w:val="413D0250"/>
     <w:multiLevelType w:val="hybridMultilevel"/>
     <w:tmpl w:val="B868E14A"/>
@@ -9152,7 +18297,7 @@
       </w:rPr>
     </w:lvl>
   </w:abstractNum>
-  <w:abstractNum w:abstractNumId="7">
+  <w:abstractNum w:abstractNumId="9">
     <w:nsid w:val="471C3D9B"/>
     <w:multiLevelType w:val="hybridMultilevel"/>
     <w:tmpl w:val="376CA4C4"/>
@@ -9364,7 +18509,7 @@
       </w:rPr>
     </w:lvl>
   </w:abstractNum>
-  <w:abstractNum w:abstractNumId="8">
+  <w:abstractNum w:abstractNumId="10">
     <w:nsid w:val="56B810BF"/>
     <w:multiLevelType w:val="hybridMultilevel"/>
     <w:tmpl w:val="20A8544C"/>
@@ -9577,31 +18722,43 @@
     </w:lvl>
   </w:abstractNum>
   <w:num w:numId="1">
-    <w:abstractNumId w:val="8"/>
+    <w:abstractNumId w:val="10"/>
   </w:num>
   <w:num w:numId="2">
-    <w:abstractNumId w:val="6"/>
+    <w:abstractNumId w:val="8"/>
   </w:num>
   <w:num w:numId="3">
     <w:abstractNumId w:val="0"/>
   </w:num>
   <w:num w:numId="4">
+    <w:abstractNumId w:val="4"/>
+  </w:num>
+  <w:num w:numId="5">
+    <w:abstractNumId w:val="9"/>
+  </w:num>
+  <w:num w:numId="6">
+    <w:abstractNumId w:val="6"/>
+  </w:num>
+  <w:num w:numId="7">
+    <w:abstractNumId w:val="2"/>
+  </w:num>
+  <w:num w:numId="8">
+    <w:abstractNumId w:val="5"/>
+  </w:num>
+  <w:num w:numId="9">
     <w:abstractNumId w:val="3"/>
   </w:num>
-  <w:num w:numId="5">
+  <w:num w:numId="10">
+    <w:abstractNumId w:val="1"/>
+    <w:lvlOverride w:ilvl="0">
+      <w:startOverride w:val="1"/>
+    </w:lvlOverride>
+  </w:num>
+  <w:num w:numId="11">
     <w:abstractNumId w:val="7"/>
-  </w:num>
-  <w:num w:numId="6">
-    <w:abstractNumId w:val="5"/>
-  </w:num>
-  <w:num w:numId="7">
-    <w:abstractNumId w:val="1"/>
-  </w:num>
-  <w:num w:numId="8">
-    <w:abstractNumId w:val="4"/>
-  </w:num>
-  <w:num w:numId="9">
-    <w:abstractNumId w:val="2"/>
+    <w:lvlOverride w:ilvl="0">
+      <w:startOverride w:val="1"/>
+    </w:lvlOverride>
   </w:num>
 </w:numbering>
 </file>
@@ -9675,7 +18832,7 @@
     <w:lsdException w:name="Medium Shading 2 Accent 1" w:semiHidden="0" w:uiPriority="64" w:unhideWhenUsed="0"/>
     <w:lsdException w:name="Medium List 1 Accent 1" w:semiHidden="0" w:uiPriority="65" w:unhideWhenUsed="0"/>
     <w:lsdException w:name="Revision" w:unhideWhenUsed="0"/>
-    <w:lsdException w:name="List Paragraph" w:semiHidden="0" w:uiPriority="34" w:unhideWhenUsed="0" w:qFormat="1"/>
+    <w:lsdException w:name="List Paragraph" w:semiHidden="0" w:uiPriority="0" w:unhideWhenUsed="0" w:qFormat="1"/>
     <w:lsdException w:name="Quote" w:semiHidden="0" w:uiPriority="29" w:unhideWhenUsed="0" w:qFormat="1"/>
     <w:lsdException w:name="Intense Quote" w:semiHidden="0" w:uiPriority="30" w:unhideWhenUsed="0" w:qFormat="1"/>
     <w:lsdException w:name="Medium List 2 Accent 1" w:semiHidden="0" w:uiPriority="66" w:unhideWhenUsed="0"/>
@@ -9976,7 +19133,6 @@
   <w:style w:type="paragraph" w:styleId="Prrafodelista">
     <w:name w:val="List Paragraph"/>
     <w:basedOn w:val="Normal"/>
-    <w:uiPriority w:val="34"/>
     <w:qFormat/>
     <w:rsid w:val="00725E35"/>
     <w:pPr>
@@ -10138,7 +19294,7 @@
     <w:lsdException w:name="Medium Shading 2 Accent 1" w:semiHidden="0" w:uiPriority="64" w:unhideWhenUsed="0"/>
     <w:lsdException w:name="Medium List 1 Accent 1" w:semiHidden="0" w:uiPriority="65" w:unhideWhenUsed="0"/>
     <w:lsdException w:name="Revision" w:unhideWhenUsed="0"/>
-    <w:lsdException w:name="List Paragraph" w:semiHidden="0" w:uiPriority="34" w:unhideWhenUsed="0" w:qFormat="1"/>
+    <w:lsdException w:name="List Paragraph" w:semiHidden="0" w:uiPriority="0" w:unhideWhenUsed="0" w:qFormat="1"/>
     <w:lsdException w:name="Quote" w:semiHidden="0" w:uiPriority="29" w:unhideWhenUsed="0" w:qFormat="1"/>
     <w:lsdException w:name="Intense Quote" w:semiHidden="0" w:uiPriority="30" w:unhideWhenUsed="0" w:qFormat="1"/>
     <w:lsdException w:name="Medium List 2 Accent 1" w:semiHidden="0" w:uiPriority="66" w:unhideWhenUsed="0"/>
@@ -10439,7 +19595,6 @@
   <w:style w:type="paragraph" w:styleId="Prrafodelista">
     <w:name w:val="List Paragraph"/>
     <w:basedOn w:val="Normal"/>
-    <w:uiPriority w:val="34"/>
     <w:qFormat/>
     <w:rsid w:val="00725E35"/>
     <w:pPr>
@@ -10841,7 +19996,7 @@
   <a:extraClrSchemeLst/>
   <a:extLst>
     <a:ext uri="{05A4C25C-085E-4340-85A3-A5531E510DB2}">
-      <thm15:themeFamily xmlns="" xmlns:thm15="http://schemas.microsoft.com/office/thememl/2012/main" name="Office Theme" id="{2E142A2C-CD16-42D6-873A-C26D2A0506FA}" vid="{1BDDFF52-6CD6-40A5-AB3C-68EB2F1E4D0A}"/>
+      <thm15:themeFamily xmlns:thm15="http://schemas.microsoft.com/office/thememl/2012/main" xmlns="" name="Office Theme" id="{2E142A2C-CD16-42D6-873A-C26D2A0506FA}" vid="{1BDDFF52-6CD6-40A5-AB3C-68EB2F1E4D0A}"/>
     </a:ext>
   </a:extLst>
 </a:theme>
@@ -10852,7 +20007,7 @@
 </file>
 
 <file path=customXml/itemProps1.xml><?xml version="1.0" encoding="utf-8"?>
-<ds:datastoreItem xmlns:ds="http://schemas.openxmlformats.org/officeDocument/2006/customXml" ds:itemID="{9948497F-3E57-4CDD-A606-2863EF71DD6C}">
+<ds:datastoreItem xmlns:ds="http://schemas.openxmlformats.org/officeDocument/2006/customXml" ds:itemID="{C6A09E44-5F24-4B0D-A32F-3FCB24293117}">
   <ds:schemaRefs>
     <ds:schemaRef ds:uri="http://schemas.openxmlformats.org/officeDocument/2006/bibliography"/>
   </ds:schemaRefs>
